--- a/tayarut/jerusalem/01/worksheet.docx
+++ b/tayarut/jerusalem/01/worksheet.docx
@@ -6,7 +6,6 @@
       <w:pPr>
         <w:bidi/>
         <w:spacing w:before="0" w:after="80"/>
-        <w:jc w:val="right"/>
       </w:pPr>
       <w:r>
         <w:rPr>
@@ -15,8 +14,8 @@
           <w:i w:val="0"/>
           <w:color w:val="555555"/>
           <w:sz w:val="20"/>
+          <w:szCs w:val="20"/>
           <w:rtl/>
-          <w:szCs w:val="20"/>
         </w:rPr>
         <w:t>מגמת תיירות · שאלון 880387 · חבל ירושלים</w:t>
       </w:r>
@@ -25,17 +24,16 @@
       <w:pPr>
         <w:bidi/>
         <w:spacing w:before="0" w:after="40"/>
-        <w:jc w:val="right"/>
       </w:pPr>
       <w:r>
         <w:rPr>
           <w:rFonts w:ascii="Arial" w:hAnsi="Arial" w:cs="Arial" w:eastAsia="Arial"/>
           <w:b/>
+          <w:bCs/>
           <w:i w:val="0"/>
           <w:sz w:val="52"/>
+          <w:szCs w:val="52"/>
           <w:rtl/>
-          <w:bCs/>
-          <w:szCs w:val="52"/>
         </w:rPr>
         <w:t>ירושלים: פתיחה</w:t>
       </w:r>
@@ -44,7 +42,6 @@
       <w:pPr>
         <w:bidi/>
         <w:spacing w:before="0" w:after="200"/>
-        <w:jc w:val="right"/>
       </w:pPr>
       <w:r>
         <w:rPr>
@@ -52,8 +49,8 @@
           <w:b w:val="0"/>
           <w:i w:val="0"/>
           <w:sz w:val="28"/>
+          <w:szCs w:val="28"/>
           <w:rtl/>
-          <w:szCs w:val="28"/>
         </w:rPr>
         <w:t>דף עבודה לתלמיד · נושא 1</w:t>
       </w:r>
@@ -62,7 +59,6 @@
       <w:pPr>
         <w:bidi/>
         <w:spacing w:before="0" w:after="200"/>
-        <w:jc w:val="right"/>
       </w:pPr>
       <w:r>
         <w:rPr>
@@ -78,15 +74,14 @@
       <w:pPr>
         <w:bidi/>
         <w:spacing w:before="0" w:after="40"/>
-        <w:jc w:val="right"/>
       </w:pPr>
       <w:r>
         <w:rPr>
           <w:rFonts w:ascii="Arial" w:hAnsi="Arial" w:cs="Arial" w:eastAsia="Arial"/>
           <w:b/>
+          <w:bCs/>
           <w:i w:val="0"/>
           <w:rtl/>
-          <w:bCs/>
         </w:rPr>
         <w:t xml:space="preserve">איך עובדים עם הדף: </w:t>
       </w:r>
@@ -104,7 +99,6 @@
       <w:pPr>
         <w:bidi/>
         <w:spacing w:before="0" w:after="240"/>
-        <w:jc w:val="right"/>
       </w:pPr>
       <w:r>
         <w:rPr>
@@ -113,8 +107,8 @@
           <w:i w:val="0"/>
           <w:color w:val="555555"/>
           <w:sz w:val="18"/>
+          <w:szCs w:val="18"/>
           <w:rtl/>
-          <w:szCs w:val="18"/>
         </w:rPr>
         <w:t xml:space="preserve">המצגת, הסרטון והפודקאסט באתר: </w:t>
       </w:r>
@@ -125,8 +119,8 @@
           <w:i w:val="0"/>
           <w:color w:val="555555"/>
           <w:sz w:val="18"/>
+          <w:szCs w:val="18"/>
           <w:rtl/>
-          <w:szCs w:val="18"/>
         </w:rPr>
         <w:t>‪nisan1234-afk.github.io/tayarut/jerusalem/01/‬</w:t>
       </w:r>
@@ -135,17 +129,16 @@
       <w:pPr>
         <w:bidi/>
         <w:spacing w:before="120" w:after="80"/>
-        <w:jc w:val="right"/>
       </w:pPr>
       <w:r>
         <w:rPr>
           <w:rFonts w:ascii="Arial" w:hAnsi="Arial" w:cs="Arial" w:eastAsia="Arial"/>
           <w:b/>
+          <w:bCs/>
           <w:i w:val="0"/>
           <w:sz w:val="32"/>
+          <w:szCs w:val="32"/>
           <w:rtl/>
-          <w:bCs/>
-          <w:szCs w:val="32"/>
         </w:rPr>
         <w:t>חלק א · סיכום מודרך</w:t>
       </w:r>
@@ -155,7 +148,6 @@
         <w:keepNext/>
         <w:bidi/>
         <w:spacing w:before="200" w:after="40"/>
-        <w:jc w:val="right"/>
       </w:pPr>
       <w:r>
         <w:rPr>
@@ -164,8 +156,8 @@
           <w:i w:val="0"/>
           <w:color w:val="555555"/>
           <w:sz w:val="18"/>
+          <w:szCs w:val="18"/>
           <w:rtl/>
-          <w:szCs w:val="18"/>
         </w:rPr>
         <w:t xml:space="preserve">שקף 2  </w:t>
       </w:r>
@@ -176,8 +168,8 @@
           <w:i w:val="0"/>
           <w:color w:val="555555"/>
           <w:sz w:val="18"/>
+          <w:szCs w:val="18"/>
           <w:rtl/>
-          <w:szCs w:val="18"/>
         </w:rPr>
         <w:t xml:space="preserve">תעודת זהות  </w:t>
       </w:r>
@@ -187,17 +179,16 @@
         <w:keepNext/>
         <w:bidi/>
         <w:spacing w:before="0" w:after="80"/>
-        <w:jc w:val="right"/>
       </w:pPr>
       <w:r>
         <w:rPr>
           <w:rFonts w:ascii="Arial" w:hAnsi="Arial" w:cs="Arial" w:eastAsia="Arial"/>
           <w:b/>
+          <w:bCs/>
           <w:i w:val="0"/>
           <w:sz w:val="28"/>
+          <w:szCs w:val="28"/>
           <w:rtl/>
-          <w:bCs/>
-          <w:szCs w:val="28"/>
         </w:rPr>
         <w:t>ירושלים במספרים</w:t>
       </w:r>
@@ -205,12 +196,11 @@
     <w:tbl>
       <w:tblPr>
         <w:tblStyle w:val="TableGrid"/>
+        <w:bidiVisual/>
         <w:tblW w:type="auto" w:w="0"/>
-        <w:jc w:val="right"/>
+        <w:tblLayout w:type="fixed"/>
         <w:tblLayout w:type="fixed"/>
         <w:tblLook w:firstColumn="1" w:firstRow="1" w:lastColumn="0" w:lastRow="0" w:noHBand="0" w:noVBand="1" w:val="04A0"/>
-        <w:bidiVisual/>
-        <w:tblLayout w:type="fixed"/>
       </w:tblPr>
       <w:tblGrid>
         <w:gridCol w:w="6803"/>
@@ -229,17 +219,16 @@
           <w:p>
             <w:pPr>
               <w:bidi/>
-              <w:jc w:val="right"/>
             </w:pPr>
             <w:r>
               <w:rPr>
                 <w:rFonts w:ascii="Arial" w:hAnsi="Arial" w:cs="Arial" w:eastAsia="Arial"/>
                 <w:b/>
+                <w:bCs/>
                 <w:i w:val="0"/>
                 <w:sz w:val="21"/>
+                <w:szCs w:val="21"/>
                 <w:rtl/>
-                <w:bCs/>
-                <w:szCs w:val="21"/>
               </w:rPr>
               <w:t>נתון</w:t>
             </w:r>
@@ -253,17 +242,16 @@
           <w:p>
             <w:pPr>
               <w:bidi/>
-              <w:jc w:val="right"/>
             </w:pPr>
             <w:r>
               <w:rPr>
                 <w:rFonts w:ascii="Arial" w:hAnsi="Arial" w:cs="Arial" w:eastAsia="Arial"/>
                 <w:b/>
+                <w:bCs/>
                 <w:i w:val="0"/>
                 <w:sz w:val="21"/>
+                <w:szCs w:val="21"/>
                 <w:rtl/>
-                <w:bCs/>
-                <w:szCs w:val="21"/>
               </w:rPr>
               <w:t>מה המספר?</w:t>
             </w:r>
@@ -272,8 +260,8 @@
       </w:tr>
       <w:tr>
         <w:trPr>
+          <w:cantSplit/>
           <w:trHeight w:val="454"/>
-          <w:cantSplit/>
         </w:trPr>
         <w:tc>
           <w:tcPr>
@@ -282,17 +270,16 @@
           <w:p>
             <w:pPr>
               <w:bidi/>
-              <w:jc w:val="right"/>
             </w:pPr>
             <w:r>
               <w:rPr>
                 <w:rFonts w:ascii="Arial" w:hAnsi="Arial" w:cs="Arial" w:eastAsia="Arial"/>
                 <w:b/>
+                <w:bCs/>
                 <w:i w:val="0"/>
                 <w:sz w:val="21"/>
+                <w:szCs w:val="21"/>
                 <w:rtl/>
-                <w:bCs/>
-                <w:szCs w:val="21"/>
               </w:rPr>
               <w:t>גובה הרי ירושלים</w:t>
             </w:r>
@@ -305,15 +292,14 @@
           <w:p>
             <w:pPr>
               <w:bidi/>
-              <w:jc w:val="right"/>
             </w:pPr>
           </w:p>
         </w:tc>
       </w:tr>
       <w:tr>
         <w:trPr>
+          <w:cantSplit/>
           <w:trHeight w:val="454"/>
-          <w:cantSplit/>
         </w:trPr>
         <w:tc>
           <w:tcPr>
@@ -322,17 +308,16 @@
           <w:p>
             <w:pPr>
               <w:bidi/>
-              <w:jc w:val="right"/>
             </w:pPr>
             <w:r>
               <w:rPr>
                 <w:rFonts w:ascii="Arial" w:hAnsi="Arial" w:cs="Arial" w:eastAsia="Arial"/>
                 <w:b/>
+                <w:bCs/>
                 <w:i w:val="0"/>
                 <w:sz w:val="21"/>
+                <w:szCs w:val="21"/>
                 <w:rtl/>
-                <w:bCs/>
-                <w:szCs w:val="21"/>
               </w:rPr>
               <w:t>שנות היסטוריה, מהעיר היבוסית</w:t>
             </w:r>
@@ -345,15 +330,14 @@
           <w:p>
             <w:pPr>
               <w:bidi/>
-              <w:jc w:val="right"/>
             </w:pPr>
           </w:p>
         </w:tc>
       </w:tr>
       <w:tr>
         <w:trPr>
+          <w:cantSplit/>
           <w:trHeight w:val="454"/>
-          <w:cantSplit/>
         </w:trPr>
         <w:tc>
           <w:tcPr>
@@ -362,17 +346,16 @@
           <w:p>
             <w:pPr>
               <w:bidi/>
-              <w:jc w:val="right"/>
             </w:pPr>
             <w:r>
               <w:rPr>
                 <w:rFonts w:ascii="Arial" w:hAnsi="Arial" w:cs="Arial" w:eastAsia="Arial"/>
                 <w:b/>
+                <w:bCs/>
                 <w:i w:val="0"/>
                 <w:sz w:val="21"/>
+                <w:szCs w:val="21"/>
                 <w:rtl/>
-                <w:bCs/>
-                <w:szCs w:val="21"/>
               </w:rPr>
               <w:t>דתות שהעיר קדושה להן</w:t>
             </w:r>
@@ -385,15 +368,14 @@
           <w:p>
             <w:pPr>
               <w:bidi/>
-              <w:jc w:val="right"/>
             </w:pPr>
           </w:p>
         </w:tc>
       </w:tr>
       <w:tr>
         <w:trPr>
+          <w:cantSplit/>
           <w:trHeight w:val="454"/>
-          <w:cantSplit/>
         </w:trPr>
         <w:tc>
           <w:tcPr>
@@ -402,17 +384,16 @@
           <w:p>
             <w:pPr>
               <w:bidi/>
-              <w:jc w:val="right"/>
             </w:pPr>
             <w:r>
               <w:rPr>
                 <w:rFonts w:ascii="Arial" w:hAnsi="Arial" w:cs="Arial" w:eastAsia="Arial"/>
                 <w:b/>
+                <w:bCs/>
                 <w:i w:val="0"/>
                 <w:sz w:val="21"/>
+                <w:szCs w:val="21"/>
                 <w:rtl/>
-                <w:bCs/>
-                <w:szCs w:val="21"/>
               </w:rPr>
               <w:t>רובעים בעיר העתיקה</w:t>
             </w:r>
@@ -425,15 +406,14 @@
           <w:p>
             <w:pPr>
               <w:bidi/>
-              <w:jc w:val="right"/>
             </w:pPr>
           </w:p>
         </w:tc>
       </w:tr>
       <w:tr>
         <w:trPr>
+          <w:cantSplit/>
           <w:trHeight w:val="454"/>
-          <w:cantSplit/>
         </w:trPr>
         <w:tc>
           <w:tcPr>
@@ -442,17 +422,16 @@
           <w:p>
             <w:pPr>
               <w:bidi/>
-              <w:jc w:val="right"/>
             </w:pPr>
             <w:r>
               <w:rPr>
                 <w:rFonts w:ascii="Arial" w:hAnsi="Arial" w:cs="Arial" w:eastAsia="Arial"/>
                 <w:b/>
+                <w:bCs/>
                 <w:i w:val="0"/>
                 <w:sz w:val="21"/>
+                <w:szCs w:val="21"/>
                 <w:rtl/>
-                <w:bCs/>
-                <w:szCs w:val="21"/>
               </w:rPr>
               <w:t>שערים בחומה, שבעה מהם פתוחים</w:t>
             </w:r>
@@ -465,15 +444,14 @@
           <w:p>
             <w:pPr>
               <w:bidi/>
-              <w:jc w:val="right"/>
             </w:pPr>
           </w:p>
         </w:tc>
       </w:tr>
       <w:tr>
         <w:trPr>
+          <w:cantSplit/>
           <w:trHeight w:val="454"/>
-          <w:cantSplit/>
         </w:trPr>
         <w:tc>
           <w:tcPr>
@@ -482,17 +460,16 @@
           <w:p>
             <w:pPr>
               <w:bidi/>
-              <w:jc w:val="right"/>
             </w:pPr>
             <w:r>
               <w:rPr>
                 <w:rFonts w:ascii="Arial" w:hAnsi="Arial" w:cs="Arial" w:eastAsia="Arial"/>
                 <w:b/>
+                <w:bCs/>
                 <w:i w:val="0"/>
                 <w:sz w:val="21"/>
+                <w:szCs w:val="21"/>
                 <w:rtl/>
-                <w:bCs/>
-                <w:szCs w:val="21"/>
               </w:rPr>
               <w:t>שמות שניתנו לעיר</w:t>
             </w:r>
@@ -505,15 +482,14 @@
           <w:p>
             <w:pPr>
               <w:bidi/>
-              <w:jc w:val="right"/>
             </w:pPr>
           </w:p>
         </w:tc>
       </w:tr>
       <w:tr>
         <w:trPr>
+          <w:cantSplit/>
           <w:trHeight w:val="454"/>
-          <w:cantSplit/>
         </w:trPr>
         <w:tc>
           <w:tcPr>
@@ -522,17 +498,16 @@
           <w:p>
             <w:pPr>
               <w:bidi/>
-              <w:jc w:val="right"/>
             </w:pPr>
             <w:r>
               <w:rPr>
                 <w:rFonts w:ascii="Arial" w:hAnsi="Arial" w:cs="Arial" w:eastAsia="Arial"/>
                 <w:b/>
+                <w:bCs/>
                 <w:i w:val="0"/>
                 <w:sz w:val="21"/>
+                <w:szCs w:val="21"/>
                 <w:rtl/>
-                <w:bCs/>
-                <w:szCs w:val="21"/>
               </w:rPr>
               <w:t>העיר העתיקה הוכרזה אתר מורשת עולמית</w:t>
             </w:r>
@@ -545,15 +520,14 @@
           <w:p>
             <w:pPr>
               <w:bidi/>
-              <w:jc w:val="right"/>
             </w:pPr>
           </w:p>
         </w:tc>
       </w:tr>
       <w:tr>
         <w:trPr>
+          <w:cantSplit/>
           <w:trHeight w:val="454"/>
-          <w:cantSplit/>
         </w:trPr>
         <w:tc>
           <w:tcPr>
@@ -562,17 +536,16 @@
           <w:p>
             <w:pPr>
               <w:bidi/>
-              <w:jc w:val="right"/>
             </w:pPr>
             <w:r>
               <w:rPr>
                 <w:rFonts w:ascii="Arial" w:hAnsi="Arial" w:cs="Arial" w:eastAsia="Arial"/>
                 <w:b/>
+                <w:bCs/>
                 <w:i w:val="0"/>
                 <w:sz w:val="21"/>
+                <w:szCs w:val="21"/>
                 <w:rtl/>
-                <w:bCs/>
-                <w:szCs w:val="21"/>
               </w:rPr>
               <w:t>מהתיירים הנכנסים ביקרו בה (2017)</w:t>
             </w:r>
@@ -585,7 +558,6 @@
           <w:p>
             <w:pPr>
               <w:bidi/>
-              <w:jc w:val="right"/>
             </w:pPr>
           </w:p>
         </w:tc>
@@ -595,7 +567,6 @@
       <w:pPr>
         <w:bidi/>
         <w:spacing w:before="0" w:after="80"/>
-        <w:jc w:val="right"/>
       </w:pPr>
     </w:p>
     <w:p>
@@ -603,7 +574,6 @@
         <w:keepNext/>
         <w:bidi/>
         <w:spacing w:before="200" w:after="40"/>
-        <w:jc w:val="right"/>
       </w:pPr>
       <w:r>
         <w:rPr>
@@ -612,8 +582,8 @@
           <w:i w:val="0"/>
           <w:color w:val="555555"/>
           <w:sz w:val="18"/>
+          <w:szCs w:val="18"/>
           <w:rtl/>
-          <w:szCs w:val="18"/>
         </w:rPr>
         <w:t xml:space="preserve">שקף 3  </w:t>
       </w:r>
@@ -624,8 +594,8 @@
           <w:i w:val="0"/>
           <w:color w:val="555555"/>
           <w:sz w:val="18"/>
+          <w:szCs w:val="18"/>
           <w:rtl/>
-          <w:szCs w:val="18"/>
         </w:rPr>
         <w:t xml:space="preserve">מיקום  </w:t>
       </w:r>
@@ -635,30 +605,70 @@
         <w:keepNext/>
         <w:bidi/>
         <w:spacing w:before="0" w:after="80"/>
-        <w:jc w:val="right"/>
       </w:pPr>
       <w:r>
         <w:rPr>
           <w:rFonts w:ascii="Arial" w:hAnsi="Arial" w:cs="Arial" w:eastAsia="Arial"/>
           <w:b/>
+          <w:bCs/>
           <w:i w:val="0"/>
           <w:sz w:val="28"/>
+          <w:szCs w:val="28"/>
           <w:rtl/>
-          <w:bCs/>
-          <w:szCs w:val="28"/>
         </w:rPr>
         <w:t>גבולות החבל</w:t>
+      </w:r>
+    </w:p>
+    <w:p>
+      <w:pPr>
+        <w:keepNext/>
+        <w:bidi/>
+        <w:spacing w:before="0" w:after="40"/>
+        <w:jc w:val="center"/>
+      </w:pPr>
+      <w:r>
+        <w:drawing>
+          <wp:inline xmlns:a="http://schemas.openxmlformats.org/drawingml/2006/main" xmlns:pic="http://schemas.openxmlformats.org/drawingml/2006/picture">
+            <wp:extent cx="3719653" cy="3960000"/>
+            <wp:docPr id="1" name="Picture 1"/>
+            <wp:cNvGraphicFramePr>
+              <a:graphicFrameLocks noChangeAspect="1"/>
+            </wp:cNvGraphicFramePr>
+            <a:graphic>
+              <a:graphicData uri="http://schemas.openxmlformats.org/drawingml/2006/picture">
+                <pic:pic>
+                  <pic:nvPicPr>
+                    <pic:cNvPr id="0" name="s3-0.png"/>
+                    <pic:cNvPicPr/>
+                  </pic:nvPicPr>
+                  <pic:blipFill>
+                    <a:blip r:embed="rId9"/>
+                    <a:stretch>
+                      <a:fillRect/>
+                    </a:stretch>
+                  </pic:blipFill>
+                  <pic:spPr>
+                    <a:xfrm>
+                      <a:off x="0" y="0"/>
+                      <a:ext cx="3719653" cy="3960000"/>
+                    </a:xfrm>
+                    <a:prstGeom prst="rect"/>
+                  </pic:spPr>
+                </pic:pic>
+              </a:graphicData>
+            </a:graphic>
+          </wp:inline>
+        </w:drawing>
       </w:r>
     </w:p>
     <w:tbl>
       <w:tblPr>
         <w:tblStyle w:val="TableGrid"/>
+        <w:bidiVisual/>
         <w:tblW w:type="auto" w:w="0"/>
-        <w:jc w:val="right"/>
+        <w:tblLayout w:type="fixed"/>
         <w:tblLayout w:type="fixed"/>
         <w:tblLook w:firstColumn="1" w:firstRow="1" w:lastColumn="0" w:lastRow="0" w:noHBand="0" w:noVBand="1" w:val="04A0"/>
-        <w:bidiVisual/>
-        <w:tblLayout w:type="fixed"/>
       </w:tblPr>
       <w:tblGrid>
         <w:gridCol w:w="2721"/>
@@ -677,7 +687,6 @@
           <w:p>
             <w:pPr>
               <w:bidi/>
-              <w:jc w:val="right"/>
             </w:pPr>
           </w:p>
         </w:tc>
@@ -689,17 +698,16 @@
           <w:p>
             <w:pPr>
               <w:bidi/>
-              <w:jc w:val="right"/>
             </w:pPr>
             <w:r>
               <w:rPr>
                 <w:rFonts w:ascii="Arial" w:hAnsi="Arial" w:cs="Arial" w:eastAsia="Arial"/>
                 <w:b/>
+                <w:bCs/>
                 <w:i w:val="0"/>
                 <w:sz w:val="21"/>
+                <w:szCs w:val="21"/>
                 <w:rtl/>
-                <w:bCs/>
-                <w:szCs w:val="21"/>
               </w:rPr>
               <w:t>מה חשוב לזכור</w:t>
             </w:r>
@@ -708,8 +716,8 @@
       </w:tr>
       <w:tr>
         <w:trPr>
+          <w:cantSplit/>
           <w:trHeight w:val="624"/>
-          <w:cantSplit/>
         </w:trPr>
         <w:tc>
           <w:tcPr>
@@ -718,17 +726,16 @@
           <w:p>
             <w:pPr>
               <w:bidi/>
-              <w:jc w:val="right"/>
             </w:pPr>
             <w:r>
               <w:rPr>
                 <w:rFonts w:ascii="Arial" w:hAnsi="Arial" w:cs="Arial" w:eastAsia="Arial"/>
                 <w:b/>
+                <w:bCs/>
                 <w:i w:val="0"/>
                 <w:sz w:val="21"/>
+                <w:szCs w:val="21"/>
                 <w:rtl/>
-                <w:bCs/>
-                <w:szCs w:val="21"/>
               </w:rPr>
               <w:t>צפון</w:t>
             </w:r>
@@ -741,15 +748,14 @@
           <w:p>
             <w:pPr>
               <w:bidi/>
-              <w:jc w:val="right"/>
             </w:pPr>
           </w:p>
         </w:tc>
       </w:tr>
       <w:tr>
         <w:trPr>
+          <w:cantSplit/>
           <w:trHeight w:val="624"/>
-          <w:cantSplit/>
         </w:trPr>
         <w:tc>
           <w:tcPr>
@@ -758,17 +764,16 @@
           <w:p>
             <w:pPr>
               <w:bidi/>
-              <w:jc w:val="right"/>
             </w:pPr>
             <w:r>
               <w:rPr>
                 <w:rFonts w:ascii="Arial" w:hAnsi="Arial" w:cs="Arial" w:eastAsia="Arial"/>
                 <w:b/>
+                <w:bCs/>
                 <w:i w:val="0"/>
                 <w:sz w:val="21"/>
+                <w:szCs w:val="21"/>
                 <w:rtl/>
-                <w:bCs/>
-                <w:szCs w:val="21"/>
               </w:rPr>
               <w:t>דרום</w:t>
             </w:r>
@@ -781,15 +786,14 @@
           <w:p>
             <w:pPr>
               <w:bidi/>
-              <w:jc w:val="right"/>
             </w:pPr>
           </w:p>
         </w:tc>
       </w:tr>
       <w:tr>
         <w:trPr>
+          <w:cantSplit/>
           <w:trHeight w:val="624"/>
-          <w:cantSplit/>
         </w:trPr>
         <w:tc>
           <w:tcPr>
@@ -798,17 +802,16 @@
           <w:p>
             <w:pPr>
               <w:bidi/>
-              <w:jc w:val="right"/>
             </w:pPr>
             <w:r>
               <w:rPr>
                 <w:rFonts w:ascii="Arial" w:hAnsi="Arial" w:cs="Arial" w:eastAsia="Arial"/>
                 <w:b/>
+                <w:bCs/>
                 <w:i w:val="0"/>
                 <w:sz w:val="21"/>
+                <w:szCs w:val="21"/>
                 <w:rtl/>
-                <w:bCs/>
-                <w:szCs w:val="21"/>
               </w:rPr>
               <w:t>מערב</w:t>
             </w:r>
@@ -821,15 +824,14 @@
           <w:p>
             <w:pPr>
               <w:bidi/>
-              <w:jc w:val="right"/>
             </w:pPr>
           </w:p>
         </w:tc>
       </w:tr>
       <w:tr>
         <w:trPr>
+          <w:cantSplit/>
           <w:trHeight w:val="624"/>
-          <w:cantSplit/>
         </w:trPr>
         <w:tc>
           <w:tcPr>
@@ -838,17 +840,16 @@
           <w:p>
             <w:pPr>
               <w:bidi/>
-              <w:jc w:val="right"/>
             </w:pPr>
             <w:r>
               <w:rPr>
                 <w:rFonts w:ascii="Arial" w:hAnsi="Arial" w:cs="Arial" w:eastAsia="Arial"/>
                 <w:b/>
+                <w:bCs/>
                 <w:i w:val="0"/>
                 <w:sz w:val="21"/>
+                <w:szCs w:val="21"/>
                 <w:rtl/>
-                <w:bCs/>
-                <w:szCs w:val="21"/>
               </w:rPr>
               <w:t>מזרח</w:t>
             </w:r>
@@ -861,7 +862,6 @@
           <w:p>
             <w:pPr>
               <w:bidi/>
-              <w:jc w:val="right"/>
             </w:pPr>
           </w:p>
         </w:tc>
@@ -871,7 +871,6 @@
       <w:pPr>
         <w:bidi/>
         <w:spacing w:before="0" w:after="80"/>
-        <w:jc w:val="right"/>
       </w:pPr>
     </w:p>
     <w:p>
@@ -879,7 +878,6 @@
         <w:keepNext/>
         <w:bidi/>
         <w:spacing w:before="200" w:after="40"/>
-        <w:jc w:val="right"/>
       </w:pPr>
       <w:r>
         <w:rPr>
@@ -888,8 +886,8 @@
           <w:i w:val="0"/>
           <w:color w:val="555555"/>
           <w:sz w:val="18"/>
+          <w:szCs w:val="18"/>
           <w:rtl/>
-          <w:szCs w:val="18"/>
         </w:rPr>
         <w:t xml:space="preserve">שקף 4  </w:t>
       </w:r>
@@ -900,8 +898,8 @@
           <w:i w:val="0"/>
           <w:color w:val="555555"/>
           <w:sz w:val="18"/>
+          <w:szCs w:val="18"/>
           <w:rtl/>
-          <w:szCs w:val="18"/>
         </w:rPr>
         <w:t xml:space="preserve">למה דווקא כאן  </w:t>
       </w:r>
@@ -911,30 +909,70 @@
         <w:keepNext/>
         <w:bidi/>
         <w:spacing w:before="0" w:after="80"/>
-        <w:jc w:val="right"/>
       </w:pPr>
       <w:r>
         <w:rPr>
           <w:rFonts w:ascii="Arial" w:hAnsi="Arial" w:cs="Arial" w:eastAsia="Arial"/>
           <w:b/>
+          <w:bCs/>
           <w:i w:val="0"/>
           <w:sz w:val="28"/>
+          <w:szCs w:val="28"/>
           <w:rtl/>
-          <w:bCs/>
-          <w:szCs w:val="28"/>
         </w:rPr>
         <w:t>עיר על רכס ההר</w:t>
+      </w:r>
+    </w:p>
+    <w:p>
+      <w:pPr>
+        <w:keepNext/>
+        <w:bidi/>
+        <w:spacing w:before="0" w:after="40"/>
+        <w:jc w:val="center"/>
+      </w:pPr>
+      <w:r>
+        <w:drawing>
+          <wp:inline xmlns:a="http://schemas.openxmlformats.org/drawingml/2006/main" xmlns:pic="http://schemas.openxmlformats.org/drawingml/2006/picture">
+            <wp:extent cx="4320000" cy="1442672"/>
+            <wp:docPr id="2" name="Picture 2"/>
+            <wp:cNvGraphicFramePr>
+              <a:graphicFrameLocks noChangeAspect="1"/>
+            </wp:cNvGraphicFramePr>
+            <a:graphic>
+              <a:graphicData uri="http://schemas.openxmlformats.org/drawingml/2006/picture">
+                <pic:pic>
+                  <pic:nvPicPr>
+                    <pic:cNvPr id="0" name="s4-0.png"/>
+                    <pic:cNvPicPr/>
+                  </pic:nvPicPr>
+                  <pic:blipFill>
+                    <a:blip r:embed="rId10"/>
+                    <a:stretch>
+                      <a:fillRect/>
+                    </a:stretch>
+                  </pic:blipFill>
+                  <pic:spPr>
+                    <a:xfrm>
+                      <a:off x="0" y="0"/>
+                      <a:ext cx="4320000" cy="1442672"/>
+                    </a:xfrm>
+                    <a:prstGeom prst="rect"/>
+                  </pic:spPr>
+                </pic:pic>
+              </a:graphicData>
+            </a:graphic>
+          </wp:inline>
+        </w:drawing>
       </w:r>
     </w:p>
     <w:tbl>
       <w:tblPr>
         <w:tblStyle w:val="TableGrid"/>
+        <w:bidiVisual/>
         <w:tblW w:type="auto" w:w="0"/>
-        <w:jc w:val="right"/>
+        <w:tblLayout w:type="fixed"/>
         <w:tblLayout w:type="fixed"/>
         <w:tblLook w:firstColumn="1" w:firstRow="1" w:lastColumn="0" w:lastRow="0" w:noHBand="0" w:noVBand="1" w:val="04A0"/>
-        <w:bidiVisual/>
-        <w:tblLayout w:type="fixed"/>
       </w:tblPr>
       <w:tblGrid>
         <w:gridCol w:w="2721"/>
@@ -953,7 +991,6 @@
           <w:p>
             <w:pPr>
               <w:bidi/>
-              <w:jc w:val="right"/>
             </w:pPr>
           </w:p>
         </w:tc>
@@ -965,17 +1002,16 @@
           <w:p>
             <w:pPr>
               <w:bidi/>
-              <w:jc w:val="right"/>
             </w:pPr>
             <w:r>
               <w:rPr>
                 <w:rFonts w:ascii="Arial" w:hAnsi="Arial" w:cs="Arial" w:eastAsia="Arial"/>
                 <w:b/>
+                <w:bCs/>
                 <w:i w:val="0"/>
                 <w:sz w:val="21"/>
+                <w:szCs w:val="21"/>
                 <w:rtl/>
-                <w:bCs/>
-                <w:szCs w:val="21"/>
               </w:rPr>
               <w:t>מה חשוב לזכור</w:t>
             </w:r>
@@ -984,8 +1020,8 @@
       </w:tr>
       <w:tr>
         <w:trPr>
+          <w:cantSplit/>
           <w:trHeight w:val="624"/>
-          <w:cantSplit/>
         </w:trPr>
         <w:tc>
           <w:tcPr>
@@ -994,17 +1030,16 @@
           <w:p>
             <w:pPr>
               <w:bidi/>
-              <w:jc w:val="right"/>
             </w:pPr>
             <w:r>
               <w:rPr>
                 <w:rFonts w:ascii="Arial" w:hAnsi="Arial" w:cs="Arial" w:eastAsia="Arial"/>
                 <w:b/>
+                <w:bCs/>
                 <w:i w:val="0"/>
                 <w:sz w:val="21"/>
+                <w:szCs w:val="21"/>
                 <w:rtl/>
-                <w:bCs/>
-                <w:szCs w:val="21"/>
               </w:rPr>
               <w:t>מדבר בצל גשם.</w:t>
             </w:r>
@@ -1017,15 +1052,14 @@
           <w:p>
             <w:pPr>
               <w:bidi/>
-              <w:jc w:val="right"/>
             </w:pPr>
           </w:p>
         </w:tc>
       </w:tr>
       <w:tr>
         <w:trPr>
+          <w:cantSplit/>
           <w:trHeight w:val="624"/>
-          <w:cantSplit/>
         </w:trPr>
         <w:tc>
           <w:tcPr>
@@ -1034,17 +1068,16 @@
           <w:p>
             <w:pPr>
               <w:bidi/>
-              <w:jc w:val="right"/>
             </w:pPr>
             <w:r>
               <w:rPr>
                 <w:rFonts w:ascii="Arial" w:hAnsi="Arial" w:cs="Arial" w:eastAsia="Arial"/>
                 <w:b/>
+                <w:bCs/>
                 <w:i w:val="0"/>
                 <w:sz w:val="21"/>
+                <w:szCs w:val="21"/>
                 <w:rtl/>
-                <w:bCs/>
-                <w:szCs w:val="21"/>
               </w:rPr>
               <w:t>מה זה נותן לתיירות?</w:t>
             </w:r>
@@ -1057,15 +1090,14 @@
           <w:p>
             <w:pPr>
               <w:bidi/>
-              <w:jc w:val="right"/>
             </w:pPr>
           </w:p>
         </w:tc>
       </w:tr>
       <w:tr>
         <w:trPr>
+          <w:cantSplit/>
           <w:trHeight w:val="624"/>
-          <w:cantSplit/>
         </w:trPr>
         <w:tc>
           <w:tcPr>
@@ -1074,17 +1106,16 @@
           <w:p>
             <w:pPr>
               <w:bidi/>
-              <w:jc w:val="right"/>
             </w:pPr>
             <w:r>
               <w:rPr>
                 <w:rFonts w:ascii="Arial" w:hAnsi="Arial" w:cs="Arial" w:eastAsia="Arial"/>
                 <w:b/>
+                <w:bCs/>
                 <w:i w:val="0"/>
                 <w:sz w:val="21"/>
+                <w:szCs w:val="21"/>
                 <w:rtl/>
-                <w:bCs/>
-                <w:szCs w:val="21"/>
               </w:rPr>
               <w:t>למה העיר קמה כאן?</w:t>
             </w:r>
@@ -1097,7 +1128,6 @@
           <w:p>
             <w:pPr>
               <w:bidi/>
-              <w:jc w:val="right"/>
             </w:pPr>
           </w:p>
         </w:tc>
@@ -1107,7 +1137,6 @@
       <w:pPr>
         <w:bidi/>
         <w:spacing w:before="0" w:after="80"/>
-        <w:jc w:val="right"/>
       </w:pPr>
     </w:p>
     <w:p>
@@ -1115,7 +1144,6 @@
         <w:keepNext/>
         <w:bidi/>
         <w:spacing w:before="200" w:after="40"/>
-        <w:jc w:val="right"/>
       </w:pPr>
       <w:r>
         <w:rPr>
@@ -1124,8 +1152,8 @@
           <w:i w:val="0"/>
           <w:color w:val="555555"/>
           <w:sz w:val="18"/>
+          <w:szCs w:val="18"/>
           <w:rtl/>
-          <w:szCs w:val="18"/>
         </w:rPr>
         <w:t xml:space="preserve">שקף 5  </w:t>
       </w:r>
@@ -1136,8 +1164,8 @@
           <w:i w:val="0"/>
           <w:color w:val="555555"/>
           <w:sz w:val="18"/>
+          <w:szCs w:val="18"/>
           <w:rtl/>
-          <w:szCs w:val="18"/>
         </w:rPr>
         <w:t xml:space="preserve">נוף  </w:t>
       </w:r>
@@ -1147,17 +1175,16 @@
         <w:keepNext/>
         <w:bidi/>
         <w:spacing w:before="0" w:after="80"/>
-        <w:jc w:val="right"/>
       </w:pPr>
       <w:r>
         <w:rPr>
           <w:rFonts w:ascii="Arial" w:hAnsi="Arial" w:cs="Arial" w:eastAsia="Arial"/>
           <w:b/>
+          <w:bCs/>
           <w:i w:val="0"/>
           <w:sz w:val="28"/>
+          <w:szCs w:val="28"/>
           <w:rtl/>
-          <w:bCs/>
-          <w:szCs w:val="28"/>
         </w:rPr>
         <w:t>הרי יהודה</w:t>
       </w:r>
@@ -1165,12 +1192,11 @@
     <w:tbl>
       <w:tblPr>
         <w:tblStyle w:val="TableGrid"/>
+        <w:bidiVisual/>
         <w:tblW w:type="auto" w:w="0"/>
-        <w:jc w:val="right"/>
+        <w:tblLayout w:type="fixed"/>
         <w:tblLayout w:type="fixed"/>
         <w:tblLook w:firstColumn="1" w:firstRow="1" w:lastColumn="0" w:lastRow="0" w:noHBand="0" w:noVBand="1" w:val="04A0"/>
-        <w:bidiVisual/>
-        <w:tblLayout w:type="fixed"/>
       </w:tblPr>
       <w:tblGrid>
         <w:gridCol w:w="2721"/>
@@ -1189,7 +1215,6 @@
           <w:p>
             <w:pPr>
               <w:bidi/>
-              <w:jc w:val="right"/>
             </w:pPr>
           </w:p>
         </w:tc>
@@ -1201,17 +1226,16 @@
           <w:p>
             <w:pPr>
               <w:bidi/>
-              <w:jc w:val="right"/>
             </w:pPr>
             <w:r>
               <w:rPr>
                 <w:rFonts w:ascii="Arial" w:hAnsi="Arial" w:cs="Arial" w:eastAsia="Arial"/>
                 <w:b/>
+                <w:bCs/>
                 <w:i w:val="0"/>
                 <w:sz w:val="21"/>
+                <w:szCs w:val="21"/>
                 <w:rtl/>
-                <w:bCs/>
-                <w:szCs w:val="21"/>
               </w:rPr>
               <w:t>מה חשוב לזכור</w:t>
             </w:r>
@@ -1220,8 +1244,8 @@
       </w:tr>
       <w:tr>
         <w:trPr>
+          <w:cantSplit/>
           <w:trHeight w:val="624"/>
-          <w:cantSplit/>
         </w:trPr>
         <w:tc>
           <w:tcPr>
@@ -1230,17 +1254,16 @@
           <w:p>
             <w:pPr>
               <w:bidi/>
-              <w:jc w:val="right"/>
             </w:pPr>
             <w:r>
               <w:rPr>
                 <w:rFonts w:ascii="Arial" w:hAnsi="Arial" w:cs="Arial" w:eastAsia="Arial"/>
                 <w:b/>
+                <w:bCs/>
                 <w:i w:val="0"/>
                 <w:sz w:val="21"/>
+                <w:szCs w:val="21"/>
                 <w:rtl/>
-                <w:bCs/>
-                <w:szCs w:val="21"/>
               </w:rPr>
               <w:t>סלע:</w:t>
             </w:r>
@@ -1253,15 +1276,14 @@
           <w:p>
             <w:pPr>
               <w:bidi/>
-              <w:jc w:val="right"/>
             </w:pPr>
           </w:p>
         </w:tc>
       </w:tr>
       <w:tr>
         <w:trPr>
+          <w:cantSplit/>
           <w:trHeight w:val="624"/>
-          <w:cantSplit/>
         </w:trPr>
         <w:tc>
           <w:tcPr>
@@ -1270,17 +1292,16 @@
           <w:p>
             <w:pPr>
               <w:bidi/>
-              <w:jc w:val="right"/>
             </w:pPr>
             <w:r>
               <w:rPr>
                 <w:rFonts w:ascii="Arial" w:hAnsi="Arial" w:cs="Arial" w:eastAsia="Arial"/>
                 <w:b/>
+                <w:bCs/>
                 <w:i w:val="0"/>
                 <w:sz w:val="21"/>
+                <w:szCs w:val="21"/>
                 <w:rtl/>
-                <w:bCs/>
-                <w:szCs w:val="21"/>
               </w:rPr>
               <w:t>צמחייה:</w:t>
             </w:r>
@@ -1293,15 +1314,14 @@
           <w:p>
             <w:pPr>
               <w:bidi/>
-              <w:jc w:val="right"/>
             </w:pPr>
           </w:p>
         </w:tc>
       </w:tr>
       <w:tr>
         <w:trPr>
+          <w:cantSplit/>
           <w:trHeight w:val="624"/>
-          <w:cantSplit/>
         </w:trPr>
         <w:tc>
           <w:tcPr>
@@ -1310,17 +1330,16 @@
           <w:p>
             <w:pPr>
               <w:bidi/>
-              <w:jc w:val="right"/>
             </w:pPr>
             <w:r>
               <w:rPr>
                 <w:rFonts w:ascii="Arial" w:hAnsi="Arial" w:cs="Arial" w:eastAsia="Arial"/>
                 <w:b/>
+                <w:bCs/>
                 <w:i w:val="0"/>
                 <w:sz w:val="21"/>
+                <w:szCs w:val="21"/>
                 <w:rtl/>
-                <w:bCs/>
-                <w:szCs w:val="21"/>
               </w:rPr>
               <w:t>שמורות טבע:</w:t>
             </w:r>
@@ -1333,15 +1352,14 @@
           <w:p>
             <w:pPr>
               <w:bidi/>
-              <w:jc w:val="right"/>
             </w:pPr>
           </w:p>
         </w:tc>
       </w:tr>
       <w:tr>
         <w:trPr>
+          <w:cantSplit/>
           <w:trHeight w:val="624"/>
-          <w:cantSplit/>
         </w:trPr>
         <w:tc>
           <w:tcPr>
@@ -1350,17 +1368,16 @@
           <w:p>
             <w:pPr>
               <w:bidi/>
-              <w:jc w:val="right"/>
             </w:pPr>
             <w:r>
               <w:rPr>
                 <w:rFonts w:ascii="Arial" w:hAnsi="Arial" w:cs="Arial" w:eastAsia="Arial"/>
                 <w:b/>
+                <w:bCs/>
                 <w:i w:val="0"/>
                 <w:sz w:val="21"/>
+                <w:szCs w:val="21"/>
                 <w:rtl/>
-                <w:bCs/>
-                <w:szCs w:val="21"/>
               </w:rPr>
               <w:t>טיולים:</w:t>
             </w:r>
@@ -1373,7 +1390,6 @@
           <w:p>
             <w:pPr>
               <w:bidi/>
-              <w:jc w:val="right"/>
             </w:pPr>
           </w:p>
         </w:tc>
@@ -1383,7 +1399,6 @@
       <w:pPr>
         <w:bidi/>
         <w:spacing w:before="0" w:after="80"/>
-        <w:jc w:val="right"/>
       </w:pPr>
     </w:p>
     <w:p>
@@ -1391,7 +1406,6 @@
         <w:keepNext/>
         <w:bidi/>
         <w:spacing w:before="200" w:after="40"/>
-        <w:jc w:val="right"/>
       </w:pPr>
       <w:r>
         <w:rPr>
@@ -1400,8 +1414,8 @@
           <w:i w:val="0"/>
           <w:color w:val="555555"/>
           <w:sz w:val="18"/>
+          <w:szCs w:val="18"/>
           <w:rtl/>
-          <w:szCs w:val="18"/>
         </w:rPr>
         <w:t xml:space="preserve">שקף 6  </w:t>
       </w:r>
@@ -1412,8 +1426,8 @@
           <w:i w:val="0"/>
           <w:color w:val="555555"/>
           <w:sz w:val="18"/>
+          <w:szCs w:val="18"/>
           <w:rtl/>
-          <w:szCs w:val="18"/>
         </w:rPr>
         <w:t xml:space="preserve">אקלים ועונות  </w:t>
       </w:r>
@@ -1423,17 +1437,16 @@
         <w:keepNext/>
         <w:bidi/>
         <w:spacing w:before="0" w:after="80"/>
-        <w:jc w:val="right"/>
       </w:pPr>
       <w:r>
         <w:rPr>
           <w:rFonts w:ascii="Arial" w:hAnsi="Arial" w:cs="Arial" w:eastAsia="Arial"/>
           <w:b/>
+          <w:bCs/>
           <w:i w:val="0"/>
           <w:sz w:val="28"/>
+          <w:szCs w:val="28"/>
           <w:rtl/>
-          <w:bCs/>
-          <w:szCs w:val="28"/>
         </w:rPr>
         <w:t>קרירה בחורף, יבשה בקיץ</w:t>
       </w:r>
@@ -1441,12 +1454,11 @@
     <w:tbl>
       <w:tblPr>
         <w:tblStyle w:val="TableGrid"/>
+        <w:bidiVisual/>
         <w:tblW w:type="auto" w:w="0"/>
-        <w:jc w:val="right"/>
+        <w:tblLayout w:type="fixed"/>
         <w:tblLayout w:type="fixed"/>
         <w:tblLook w:firstColumn="1" w:firstRow="1" w:lastColumn="0" w:lastRow="0" w:noHBand="0" w:noVBand="1" w:val="04A0"/>
-        <w:bidiVisual/>
-        <w:tblLayout w:type="fixed"/>
       </w:tblPr>
       <w:tblGrid>
         <w:gridCol w:w="2268"/>
@@ -1466,17 +1478,16 @@
           <w:p>
             <w:pPr>
               <w:bidi/>
-              <w:jc w:val="right"/>
             </w:pPr>
             <w:r>
               <w:rPr>
                 <w:rFonts w:ascii="Arial" w:hAnsi="Arial" w:cs="Arial" w:eastAsia="Arial"/>
                 <w:b/>
+                <w:bCs/>
                 <w:i w:val="0"/>
                 <w:sz w:val="21"/>
+                <w:szCs w:val="21"/>
                 <w:rtl/>
-                <w:bCs/>
-                <w:szCs w:val="21"/>
               </w:rPr>
               <w:t>עונה</w:t>
             </w:r>
@@ -1490,17 +1501,16 @@
           <w:p>
             <w:pPr>
               <w:bidi/>
-              <w:jc w:val="right"/>
             </w:pPr>
             <w:r>
               <w:rPr>
                 <w:rFonts w:ascii="Arial" w:hAnsi="Arial" w:cs="Arial" w:eastAsia="Arial"/>
                 <w:b/>
+                <w:bCs/>
                 <w:i w:val="0"/>
                 <w:sz w:val="21"/>
+                <w:szCs w:val="21"/>
                 <w:rtl/>
-                <w:bCs/>
-                <w:szCs w:val="21"/>
               </w:rPr>
               <w:t>מזג האוויר</w:t>
             </w:r>
@@ -1514,17 +1524,16 @@
           <w:p>
             <w:pPr>
               <w:bidi/>
-              <w:jc w:val="right"/>
             </w:pPr>
             <w:r>
               <w:rPr>
                 <w:rFonts w:ascii="Arial" w:hAnsi="Arial" w:cs="Arial" w:eastAsia="Arial"/>
                 <w:b/>
+                <w:bCs/>
                 <w:i w:val="0"/>
                 <w:sz w:val="21"/>
+                <w:szCs w:val="21"/>
                 <w:rtl/>
-                <w:bCs/>
-                <w:szCs w:val="21"/>
               </w:rPr>
               <w:t>מה זה אומר לתייר</w:t>
             </w:r>
@@ -1533,8 +1542,8 @@
       </w:tr>
       <w:tr>
         <w:trPr>
+          <w:cantSplit/>
           <w:trHeight w:val="680"/>
-          <w:cantSplit/>
         </w:trPr>
         <w:tc>
           <w:tcPr>
@@ -1543,17 +1552,16 @@
           <w:p>
             <w:pPr>
               <w:bidi/>
-              <w:jc w:val="right"/>
             </w:pPr>
             <w:r>
               <w:rPr>
                 <w:rFonts w:ascii="Arial" w:hAnsi="Arial" w:cs="Arial" w:eastAsia="Arial"/>
                 <w:b/>
+                <w:bCs/>
                 <w:i w:val="0"/>
                 <w:sz w:val="21"/>
+                <w:szCs w:val="21"/>
                 <w:rtl/>
-                <w:bCs/>
-                <w:szCs w:val="21"/>
               </w:rPr>
               <w:t>חורף</w:t>
             </w:r>
@@ -1566,7 +1574,6 @@
           <w:p>
             <w:pPr>
               <w:bidi/>
-              <w:jc w:val="right"/>
             </w:pPr>
           </w:p>
         </w:tc>
@@ -1577,15 +1584,14 @@
           <w:p>
             <w:pPr>
               <w:bidi/>
-              <w:jc w:val="right"/>
             </w:pPr>
           </w:p>
         </w:tc>
       </w:tr>
       <w:tr>
         <w:trPr>
+          <w:cantSplit/>
           <w:trHeight w:val="680"/>
-          <w:cantSplit/>
         </w:trPr>
         <w:tc>
           <w:tcPr>
@@ -1594,17 +1600,16 @@
           <w:p>
             <w:pPr>
               <w:bidi/>
-              <w:jc w:val="right"/>
             </w:pPr>
             <w:r>
               <w:rPr>
                 <w:rFonts w:ascii="Arial" w:hAnsi="Arial" w:cs="Arial" w:eastAsia="Arial"/>
                 <w:b/>
+                <w:bCs/>
                 <w:i w:val="0"/>
                 <w:sz w:val="21"/>
+                <w:szCs w:val="21"/>
                 <w:rtl/>
-                <w:bCs/>
-                <w:szCs w:val="21"/>
               </w:rPr>
               <w:t>אביב וסתיו</w:t>
             </w:r>
@@ -1617,7 +1622,6 @@
           <w:p>
             <w:pPr>
               <w:bidi/>
-              <w:jc w:val="right"/>
             </w:pPr>
           </w:p>
         </w:tc>
@@ -1628,15 +1632,14 @@
           <w:p>
             <w:pPr>
               <w:bidi/>
-              <w:jc w:val="right"/>
             </w:pPr>
           </w:p>
         </w:tc>
       </w:tr>
       <w:tr>
         <w:trPr>
+          <w:cantSplit/>
           <w:trHeight w:val="680"/>
-          <w:cantSplit/>
         </w:trPr>
         <w:tc>
           <w:tcPr>
@@ -1645,17 +1648,16 @@
           <w:p>
             <w:pPr>
               <w:bidi/>
-              <w:jc w:val="right"/>
             </w:pPr>
             <w:r>
               <w:rPr>
                 <w:rFonts w:ascii="Arial" w:hAnsi="Arial" w:cs="Arial" w:eastAsia="Arial"/>
                 <w:b/>
+                <w:bCs/>
                 <w:i w:val="0"/>
                 <w:sz w:val="21"/>
+                <w:szCs w:val="21"/>
                 <w:rtl/>
-                <w:bCs/>
-                <w:szCs w:val="21"/>
               </w:rPr>
               <w:t>קיץ</w:t>
             </w:r>
@@ -1668,7 +1670,6 @@
           <w:p>
             <w:pPr>
               <w:bidi/>
-              <w:jc w:val="right"/>
             </w:pPr>
           </w:p>
         </w:tc>
@@ -1679,7 +1680,6 @@
           <w:p>
             <w:pPr>
               <w:bidi/>
-              <w:jc w:val="right"/>
             </w:pPr>
           </w:p>
         </w:tc>
@@ -1689,7 +1689,6 @@
       <w:pPr>
         <w:bidi/>
         <w:spacing w:before="0" w:after="80"/>
-        <w:jc w:val="right"/>
       </w:pPr>
     </w:p>
     <w:p>
@@ -1697,7 +1696,6 @@
         <w:keepNext/>
         <w:bidi/>
         <w:spacing w:before="200" w:after="40"/>
-        <w:jc w:val="right"/>
       </w:pPr>
       <w:r>
         <w:rPr>
@@ -1706,8 +1704,8 @@
           <w:i w:val="0"/>
           <w:color w:val="555555"/>
           <w:sz w:val="18"/>
+          <w:szCs w:val="18"/>
           <w:rtl/>
-          <w:szCs w:val="18"/>
         </w:rPr>
         <w:t xml:space="preserve">שקף 8  </w:t>
       </w:r>
@@ -1718,8 +1716,8 @@
           <w:i w:val="0"/>
           <w:color w:val="555555"/>
           <w:sz w:val="18"/>
+          <w:szCs w:val="18"/>
           <w:rtl/>
-          <w:szCs w:val="18"/>
         </w:rPr>
         <w:t xml:space="preserve">למה מגיעים  </w:t>
       </w:r>
@@ -1729,17 +1727,16 @@
         <w:keepNext/>
         <w:bidi/>
         <w:spacing w:before="0" w:after="80"/>
-        <w:jc w:val="right"/>
       </w:pPr>
       <w:r>
         <w:rPr>
           <w:rFonts w:ascii="Arial" w:hAnsi="Arial" w:cs="Arial" w:eastAsia="Arial"/>
           <w:b/>
+          <w:bCs/>
           <w:i w:val="0"/>
           <w:sz w:val="28"/>
+          <w:szCs w:val="28"/>
           <w:rtl/>
-          <w:bCs/>
-          <w:szCs w:val="28"/>
         </w:rPr>
         <w:t>הר אחד, שלוש דתות</w:t>
       </w:r>
@@ -1749,7 +1746,6 @@
         <w:keepNext/>
         <w:bidi/>
         <w:spacing w:before="0" w:after="0"/>
-        <w:jc w:val="right"/>
       </w:pPr>
       <w:r>
         <w:rPr>
@@ -1764,19 +1760,19 @@
     </w:p>
     <w:tbl>
       <w:tblPr>
+        <w:bidiVisual/>
         <w:tblW w:type="auto" w:w="0"/>
+        <w:tblBorders>
+          <w:top w:val="nil"/>
+          <w:left w:val="nil"/>
+          <w:bottom w:val="single" w:sz="4" w:color="999999"/>
+          <w:right w:val="nil"/>
+          <w:insideH w:val="single" w:sz="4" w:color="999999"/>
+          <w:insideV w:val="nil"/>
+        </w:tblBorders>
+        <w:tblLayout w:type="fixed"/>
         <w:tblLayout w:type="fixed"/>
         <w:tblLook w:firstColumn="1" w:firstRow="1" w:lastColumn="0" w:lastRow="0" w:noHBand="0" w:noVBand="1" w:val="04A0"/>
-        <w:bidiVisual/>
-        <w:tblBorders>
-          <w:top w:val="nil"/>
-          <w:left w:val="nil"/>
-          <w:bottom w:val="single" w:sz="4" w:color="999999"/>
-          <w:right w:val="nil"/>
-          <w:insideH w:val="single" w:sz="4" w:color="999999"/>
-          <w:insideV w:val="nil"/>
-        </w:tblBorders>
-        <w:tblLayout w:type="fixed"/>
       </w:tblPr>
       <w:tblGrid>
         <w:gridCol w:w="9865"/>
@@ -1793,7 +1789,6 @@
             <w:pPr>
               <w:keepNext/>
               <w:bidi/>
-              <w:jc w:val="right"/>
             </w:pPr>
           </w:p>
         </w:tc>
@@ -1810,7 +1805,6 @@
             <w:pPr>
               <w:keepNext/>
               <w:bidi/>
-              <w:jc w:val="right"/>
             </w:pPr>
           </w:p>
         </w:tc>
@@ -1826,7 +1820,6 @@
           <w:p>
             <w:pPr>
               <w:bidi/>
-              <w:jc w:val="right"/>
             </w:pPr>
           </w:p>
         </w:tc>
@@ -1836,7 +1829,6 @@
       <w:pPr>
         <w:bidi/>
         <w:spacing w:before="0" w:after="40"/>
-        <w:jc w:val="right"/>
       </w:pPr>
     </w:p>
     <w:p>
@@ -1844,7 +1836,6 @@
         <w:keepNext/>
         <w:bidi/>
         <w:spacing w:before="200" w:after="40"/>
-        <w:jc w:val="right"/>
       </w:pPr>
       <w:r>
         <w:rPr>
@@ -1853,8 +1844,8 @@
           <w:i w:val="0"/>
           <w:color w:val="555555"/>
           <w:sz w:val="18"/>
+          <w:szCs w:val="18"/>
           <w:rtl/>
-          <w:szCs w:val="18"/>
         </w:rPr>
         <w:t xml:space="preserve">שקף 9  </w:t>
       </w:r>
@@ -1865,8 +1856,8 @@
           <w:i w:val="0"/>
           <w:color w:val="555555"/>
           <w:sz w:val="18"/>
+          <w:szCs w:val="18"/>
           <w:rtl/>
-          <w:szCs w:val="18"/>
         </w:rPr>
         <w:t xml:space="preserve">שלוש הדתות · יהדות  </w:t>
       </w:r>
@@ -1876,17 +1867,16 @@
         <w:keepNext/>
         <w:bidi/>
         <w:spacing w:before="0" w:after="80"/>
-        <w:jc w:val="right"/>
       </w:pPr>
       <w:r>
         <w:rPr>
           <w:rFonts w:ascii="Arial" w:hAnsi="Arial" w:cs="Arial" w:eastAsia="Arial"/>
           <w:b/>
+          <w:bCs/>
           <w:i w:val="0"/>
           <w:sz w:val="28"/>
+          <w:szCs w:val="28"/>
           <w:rtl/>
-          <w:bCs/>
-          <w:szCs w:val="28"/>
         </w:rPr>
         <w:t>העיר שאליה מתפללים</w:t>
       </w:r>
@@ -1894,12 +1884,11 @@
     <w:tbl>
       <w:tblPr>
         <w:tblStyle w:val="TableGrid"/>
+        <w:bidiVisual/>
         <w:tblW w:type="auto" w:w="0"/>
-        <w:jc w:val="right"/>
+        <w:tblLayout w:type="fixed"/>
         <w:tblLayout w:type="fixed"/>
         <w:tblLook w:firstColumn="1" w:firstRow="1" w:lastColumn="0" w:lastRow="0" w:noHBand="0" w:noVBand="1" w:val="04A0"/>
-        <w:bidiVisual/>
-        <w:tblLayout w:type="fixed"/>
       </w:tblPr>
       <w:tblGrid>
         <w:gridCol w:w="2721"/>
@@ -1918,7 +1907,6 @@
           <w:p>
             <w:pPr>
               <w:bidi/>
-              <w:jc w:val="right"/>
             </w:pPr>
           </w:p>
         </w:tc>
@@ -1930,17 +1918,16 @@
           <w:p>
             <w:pPr>
               <w:bidi/>
-              <w:jc w:val="right"/>
             </w:pPr>
             <w:r>
               <w:rPr>
                 <w:rFonts w:ascii="Arial" w:hAnsi="Arial" w:cs="Arial" w:eastAsia="Arial"/>
                 <w:b/>
+                <w:bCs/>
                 <w:i w:val="0"/>
                 <w:sz w:val="21"/>
+                <w:szCs w:val="21"/>
                 <w:rtl/>
-                <w:bCs/>
-                <w:szCs w:val="21"/>
               </w:rPr>
               <w:t>מה חשוב לזכור</w:t>
             </w:r>
@@ -1949,8 +1936,8 @@
       </w:tr>
       <w:tr>
         <w:trPr>
+          <w:cantSplit/>
           <w:trHeight w:val="624"/>
-          <w:cantSplit/>
         </w:trPr>
         <w:tc>
           <w:tcPr>
@@ -1959,17 +1946,16 @@
           <w:p>
             <w:pPr>
               <w:bidi/>
-              <w:jc w:val="right"/>
             </w:pPr>
             <w:r>
               <w:rPr>
                 <w:rFonts w:ascii="Arial" w:hAnsi="Arial" w:cs="Arial" w:eastAsia="Arial"/>
                 <w:b/>
+                <w:bCs/>
                 <w:i w:val="0"/>
                 <w:sz w:val="21"/>
+                <w:szCs w:val="21"/>
                 <w:rtl/>
-                <w:bCs/>
-                <w:szCs w:val="21"/>
               </w:rPr>
               <w:t>הכותל המערבי:</w:t>
             </w:r>
@@ -1982,15 +1968,14 @@
           <w:p>
             <w:pPr>
               <w:bidi/>
-              <w:jc w:val="right"/>
             </w:pPr>
           </w:p>
         </w:tc>
       </w:tr>
       <w:tr>
         <w:trPr>
+          <w:cantSplit/>
           <w:trHeight w:val="624"/>
-          <w:cantSplit/>
         </w:trPr>
         <w:tc>
           <w:tcPr>
@@ -1999,17 +1984,16 @@
           <w:p>
             <w:pPr>
               <w:bidi/>
-              <w:jc w:val="right"/>
             </w:pPr>
             <w:r>
               <w:rPr>
                 <w:rFonts w:ascii="Arial" w:hAnsi="Arial" w:cs="Arial" w:eastAsia="Arial"/>
                 <w:b/>
+                <w:bCs/>
                 <w:i w:val="0"/>
                 <w:sz w:val="21"/>
+                <w:szCs w:val="21"/>
                 <w:rtl/>
-                <w:bCs/>
-                <w:szCs w:val="21"/>
               </w:rPr>
               <w:t>הר הזיתים:</w:t>
             </w:r>
@@ -2022,15 +2006,14 @@
           <w:p>
             <w:pPr>
               <w:bidi/>
-              <w:jc w:val="right"/>
             </w:pPr>
           </w:p>
         </w:tc>
       </w:tr>
       <w:tr>
         <w:trPr>
+          <w:cantSplit/>
           <w:trHeight w:val="624"/>
-          <w:cantSplit/>
         </w:trPr>
         <w:tc>
           <w:tcPr>
@@ -2039,17 +2022,16 @@
           <w:p>
             <w:pPr>
               <w:bidi/>
-              <w:jc w:val="right"/>
             </w:pPr>
             <w:r>
               <w:rPr>
                 <w:rFonts w:ascii="Arial" w:hAnsi="Arial" w:cs="Arial" w:eastAsia="Arial"/>
                 <w:b/>
+                <w:bCs/>
                 <w:i w:val="0"/>
                 <w:sz w:val="21"/>
+                <w:szCs w:val="21"/>
                 <w:rtl/>
-                <w:bCs/>
-                <w:szCs w:val="21"/>
               </w:rPr>
               <w:t>קבר דוד:</w:t>
             </w:r>
@@ -2062,15 +2044,14 @@
           <w:p>
             <w:pPr>
               <w:bidi/>
-              <w:jc w:val="right"/>
             </w:pPr>
           </w:p>
         </w:tc>
       </w:tr>
       <w:tr>
         <w:trPr>
+          <w:cantSplit/>
           <w:trHeight w:val="624"/>
-          <w:cantSplit/>
         </w:trPr>
         <w:tc>
           <w:tcPr>
@@ -2079,17 +2060,16 @@
           <w:p>
             <w:pPr>
               <w:bidi/>
-              <w:jc w:val="right"/>
             </w:pPr>
             <w:r>
               <w:rPr>
                 <w:rFonts w:ascii="Arial" w:hAnsi="Arial" w:cs="Arial" w:eastAsia="Arial"/>
                 <w:b/>
+                <w:bCs/>
                 <w:i w:val="0"/>
                 <w:sz w:val="21"/>
+                <w:szCs w:val="21"/>
                 <w:rtl/>
-                <w:bCs/>
-                <w:szCs w:val="21"/>
               </w:rPr>
               <w:t>עיר דוד:</w:t>
             </w:r>
@@ -2102,7 +2082,6 @@
           <w:p>
             <w:pPr>
               <w:bidi/>
-              <w:jc w:val="right"/>
             </w:pPr>
           </w:p>
         </w:tc>
@@ -2112,7 +2091,6 @@
       <w:pPr>
         <w:bidi/>
         <w:spacing w:before="0" w:after="80"/>
-        <w:jc w:val="right"/>
       </w:pPr>
     </w:p>
     <w:p>
@@ -2120,7 +2098,6 @@
         <w:keepNext/>
         <w:bidi/>
         <w:spacing w:before="200" w:after="40"/>
-        <w:jc w:val="right"/>
       </w:pPr>
       <w:r>
         <w:rPr>
@@ -2129,8 +2106,8 @@
           <w:i w:val="0"/>
           <w:color w:val="555555"/>
           <w:sz w:val="18"/>
+          <w:szCs w:val="18"/>
           <w:rtl/>
-          <w:szCs w:val="18"/>
         </w:rPr>
         <w:t xml:space="preserve">שקף 10  </w:t>
       </w:r>
@@ -2141,8 +2118,8 @@
           <w:i w:val="0"/>
           <w:color w:val="555555"/>
           <w:sz w:val="18"/>
+          <w:szCs w:val="18"/>
           <w:rtl/>
-          <w:szCs w:val="18"/>
         </w:rPr>
         <w:t xml:space="preserve">שלוש הדתות · נצרות  </w:t>
       </w:r>
@@ -2152,17 +2129,16 @@
         <w:keepNext/>
         <w:bidi/>
         <w:spacing w:before="0" w:after="80"/>
-        <w:jc w:val="right"/>
       </w:pPr>
       <w:r>
         <w:rPr>
           <w:rFonts w:ascii="Arial" w:hAnsi="Arial" w:cs="Arial" w:eastAsia="Arial"/>
           <w:b/>
+          <w:bCs/>
           <w:i w:val="0"/>
           <w:sz w:val="28"/>
+          <w:szCs w:val="28"/>
           <w:rtl/>
-          <w:bCs/>
-          <w:szCs w:val="28"/>
         </w:rPr>
         <w:t>העיר של ימיו האחרונים של ישו</w:t>
       </w:r>
@@ -2170,12 +2146,11 @@
     <w:tbl>
       <w:tblPr>
         <w:tblStyle w:val="TableGrid"/>
+        <w:bidiVisual/>
         <w:tblW w:type="auto" w:w="0"/>
-        <w:jc w:val="right"/>
+        <w:tblLayout w:type="fixed"/>
         <w:tblLayout w:type="fixed"/>
         <w:tblLook w:firstColumn="1" w:firstRow="1" w:lastColumn="0" w:lastRow="0" w:noHBand="0" w:noVBand="1" w:val="04A0"/>
-        <w:bidiVisual/>
-        <w:tblLayout w:type="fixed"/>
       </w:tblPr>
       <w:tblGrid>
         <w:gridCol w:w="2721"/>
@@ -2194,7 +2169,6 @@
           <w:p>
             <w:pPr>
               <w:bidi/>
-              <w:jc w:val="right"/>
             </w:pPr>
           </w:p>
         </w:tc>
@@ -2206,17 +2180,16 @@
           <w:p>
             <w:pPr>
               <w:bidi/>
-              <w:jc w:val="right"/>
             </w:pPr>
             <w:r>
               <w:rPr>
                 <w:rFonts w:ascii="Arial" w:hAnsi="Arial" w:cs="Arial" w:eastAsia="Arial"/>
                 <w:b/>
+                <w:bCs/>
                 <w:i w:val="0"/>
                 <w:sz w:val="21"/>
+                <w:szCs w:val="21"/>
                 <w:rtl/>
-                <w:bCs/>
-                <w:szCs w:val="21"/>
               </w:rPr>
               <w:t>מה חשוב לזכור</w:t>
             </w:r>
@@ -2225,8 +2198,8 @@
       </w:tr>
       <w:tr>
         <w:trPr>
+          <w:cantSplit/>
           <w:trHeight w:val="624"/>
-          <w:cantSplit/>
         </w:trPr>
         <w:tc>
           <w:tcPr>
@@ -2235,17 +2208,16 @@
           <w:p>
             <w:pPr>
               <w:bidi/>
-              <w:jc w:val="right"/>
             </w:pPr>
             <w:r>
               <w:rPr>
                 <w:rFonts w:ascii="Arial" w:hAnsi="Arial" w:cs="Arial" w:eastAsia="Arial"/>
                 <w:b/>
+                <w:bCs/>
                 <w:i w:val="0"/>
                 <w:sz w:val="21"/>
+                <w:szCs w:val="21"/>
                 <w:rtl/>
-                <w:bCs/>
-                <w:szCs w:val="21"/>
               </w:rPr>
               <w:t>חדר הסעודה האחרונה</w:t>
             </w:r>
@@ -2258,15 +2230,14 @@
           <w:p>
             <w:pPr>
               <w:bidi/>
-              <w:jc w:val="right"/>
             </w:pPr>
           </w:p>
         </w:tc>
       </w:tr>
       <w:tr>
         <w:trPr>
+          <w:cantSplit/>
           <w:trHeight w:val="624"/>
-          <w:cantSplit/>
         </w:trPr>
         <w:tc>
           <w:tcPr>
@@ -2275,17 +2246,16 @@
           <w:p>
             <w:pPr>
               <w:bidi/>
-              <w:jc w:val="right"/>
             </w:pPr>
             <w:r>
               <w:rPr>
                 <w:rFonts w:ascii="Arial" w:hAnsi="Arial" w:cs="Arial" w:eastAsia="Arial"/>
                 <w:b/>
+                <w:bCs/>
                 <w:i w:val="0"/>
                 <w:sz w:val="21"/>
+                <w:szCs w:val="21"/>
                 <w:rtl/>
-                <w:bCs/>
-                <w:szCs w:val="21"/>
               </w:rPr>
               <w:t>גת שמנים</w:t>
             </w:r>
@@ -2298,15 +2268,14 @@
           <w:p>
             <w:pPr>
               <w:bidi/>
-              <w:jc w:val="right"/>
             </w:pPr>
           </w:p>
         </w:tc>
       </w:tr>
       <w:tr>
         <w:trPr>
+          <w:cantSplit/>
           <w:trHeight w:val="624"/>
-          <w:cantSplit/>
         </w:trPr>
         <w:tc>
           <w:tcPr>
@@ -2315,17 +2284,16 @@
           <w:p>
             <w:pPr>
               <w:bidi/>
-              <w:jc w:val="right"/>
             </w:pPr>
             <w:r>
               <w:rPr>
                 <w:rFonts w:ascii="Arial" w:hAnsi="Arial" w:cs="Arial" w:eastAsia="Arial"/>
                 <w:b/>
+                <w:bCs/>
                 <w:i w:val="0"/>
                 <w:sz w:val="21"/>
+                <w:szCs w:val="21"/>
                 <w:rtl/>
-                <w:bCs/>
-                <w:szCs w:val="21"/>
               </w:rPr>
               <w:t>הוויה דולורוזה</w:t>
             </w:r>
@@ -2338,15 +2306,14 @@
           <w:p>
             <w:pPr>
               <w:bidi/>
-              <w:jc w:val="right"/>
             </w:pPr>
           </w:p>
         </w:tc>
       </w:tr>
       <w:tr>
         <w:trPr>
+          <w:cantSplit/>
           <w:trHeight w:val="624"/>
-          <w:cantSplit/>
         </w:trPr>
         <w:tc>
           <w:tcPr>
@@ -2355,17 +2322,16 @@
           <w:p>
             <w:pPr>
               <w:bidi/>
-              <w:jc w:val="right"/>
             </w:pPr>
             <w:r>
               <w:rPr>
                 <w:rFonts w:ascii="Arial" w:hAnsi="Arial" w:cs="Arial" w:eastAsia="Arial"/>
                 <w:b/>
+                <w:bCs/>
                 <w:i w:val="0"/>
                 <w:sz w:val="21"/>
+                <w:szCs w:val="21"/>
                 <w:rtl/>
-                <w:bCs/>
-                <w:szCs w:val="21"/>
               </w:rPr>
               <w:t>כנסיית הקבר</w:t>
             </w:r>
@@ -2378,15 +2344,14 @@
           <w:p>
             <w:pPr>
               <w:bidi/>
-              <w:jc w:val="right"/>
             </w:pPr>
           </w:p>
         </w:tc>
       </w:tr>
       <w:tr>
         <w:trPr>
+          <w:cantSplit/>
           <w:trHeight w:val="624"/>
-          <w:cantSplit/>
         </w:trPr>
         <w:tc>
           <w:tcPr>
@@ -2395,17 +2360,16 @@
           <w:p>
             <w:pPr>
               <w:bidi/>
-              <w:jc w:val="right"/>
             </w:pPr>
             <w:r>
               <w:rPr>
                 <w:rFonts w:ascii="Arial" w:hAnsi="Arial" w:cs="Arial" w:eastAsia="Arial"/>
                 <w:b/>
+                <w:bCs/>
                 <w:i w:val="0"/>
                 <w:sz w:val="21"/>
+                <w:szCs w:val="21"/>
                 <w:rtl/>
-                <w:bCs/>
-                <w:szCs w:val="21"/>
               </w:rPr>
               <w:t>כנסיית העלייה</w:t>
             </w:r>
@@ -2418,7 +2382,6 @@
           <w:p>
             <w:pPr>
               <w:bidi/>
-              <w:jc w:val="right"/>
             </w:pPr>
           </w:p>
         </w:tc>
@@ -2428,7 +2391,6 @@
       <w:pPr>
         <w:bidi/>
         <w:spacing w:before="0" w:after="80"/>
-        <w:jc w:val="right"/>
       </w:pPr>
     </w:p>
     <w:p>
@@ -2436,7 +2398,6 @@
         <w:keepNext/>
         <w:bidi/>
         <w:spacing w:before="200" w:after="40"/>
-        <w:jc w:val="right"/>
       </w:pPr>
       <w:r>
         <w:rPr>
@@ -2445,8 +2406,8 @@
           <w:i w:val="0"/>
           <w:color w:val="555555"/>
           <w:sz w:val="18"/>
+          <w:szCs w:val="18"/>
           <w:rtl/>
-          <w:szCs w:val="18"/>
         </w:rPr>
         <w:t xml:space="preserve">שקף 11  </w:t>
       </w:r>
@@ -2457,8 +2418,8 @@
           <w:i w:val="0"/>
           <w:color w:val="555555"/>
           <w:sz w:val="18"/>
+          <w:szCs w:val="18"/>
           <w:rtl/>
-          <w:szCs w:val="18"/>
         </w:rPr>
         <w:t xml:space="preserve">שלוש הדתות · זרמי הנצרות  </w:t>
       </w:r>
@@ -2468,17 +2429,16 @@
         <w:keepNext/>
         <w:bidi/>
         <w:spacing w:before="0" w:after="80"/>
-        <w:jc w:val="right"/>
       </w:pPr>
       <w:r>
         <w:rPr>
           <w:rFonts w:ascii="Arial" w:hAnsi="Arial" w:cs="Arial" w:eastAsia="Arial"/>
           <w:b/>
+          <w:bCs/>
           <w:i w:val="0"/>
           <w:sz w:val="28"/>
+          <w:szCs w:val="28"/>
           <w:rtl/>
-          <w:bCs/>
-          <w:szCs w:val="28"/>
         </w:rPr>
         <w:t>לכל זרם, האתרים שלו</w:t>
       </w:r>
@@ -2486,12 +2446,11 @@
     <w:tbl>
       <w:tblPr>
         <w:tblStyle w:val="TableGrid"/>
+        <w:bidiVisual/>
         <w:tblW w:type="auto" w:w="0"/>
-        <w:jc w:val="right"/>
+        <w:tblLayout w:type="fixed"/>
         <w:tblLayout w:type="fixed"/>
         <w:tblLook w:firstColumn="1" w:firstRow="1" w:lastColumn="0" w:lastRow="0" w:noHBand="0" w:noVBand="1" w:val="04A0"/>
-        <w:bidiVisual/>
-        <w:tblLayout w:type="fixed"/>
       </w:tblPr>
       <w:tblGrid>
         <w:gridCol w:w="2268"/>
@@ -2511,17 +2470,16 @@
           <w:p>
             <w:pPr>
               <w:bidi/>
-              <w:jc w:val="right"/>
             </w:pPr>
             <w:r>
               <w:rPr>
                 <w:rFonts w:ascii="Arial" w:hAnsi="Arial" w:cs="Arial" w:eastAsia="Arial"/>
                 <w:b/>
+                <w:bCs/>
                 <w:i w:val="0"/>
                 <w:sz w:val="21"/>
+                <w:szCs w:val="21"/>
                 <w:rtl/>
-                <w:bCs/>
-                <w:szCs w:val="21"/>
               </w:rPr>
               <w:t>זרם</w:t>
             </w:r>
@@ -2535,17 +2493,16 @@
           <w:p>
             <w:pPr>
               <w:bidi/>
-              <w:jc w:val="right"/>
             </w:pPr>
             <w:r>
               <w:rPr>
                 <w:rFonts w:ascii="Arial" w:hAnsi="Arial" w:cs="Arial" w:eastAsia="Arial"/>
                 <w:b/>
+                <w:bCs/>
                 <w:i w:val="0"/>
                 <w:sz w:val="21"/>
+                <w:szCs w:val="21"/>
                 <w:rtl/>
-                <w:bCs/>
-                <w:szCs w:val="21"/>
               </w:rPr>
               <w:t>מי הם</w:t>
             </w:r>
@@ -2559,17 +2516,16 @@
           <w:p>
             <w:pPr>
               <w:bidi/>
-              <w:jc w:val="right"/>
             </w:pPr>
             <w:r>
               <w:rPr>
                 <w:rFonts w:ascii="Arial" w:hAnsi="Arial" w:cs="Arial" w:eastAsia="Arial"/>
                 <w:b/>
+                <w:bCs/>
                 <w:i w:val="0"/>
                 <w:sz w:val="21"/>
+                <w:szCs w:val="21"/>
                 <w:rtl/>
-                <w:bCs/>
-                <w:szCs w:val="21"/>
               </w:rPr>
               <w:t>מה חשוב להם בירושלים</w:t>
             </w:r>
@@ -2578,8 +2534,8 @@
       </w:tr>
       <w:tr>
         <w:trPr>
+          <w:cantSplit/>
           <w:trHeight w:val="680"/>
-          <w:cantSplit/>
         </w:trPr>
         <w:tc>
           <w:tcPr>
@@ -2588,17 +2544,16 @@
           <w:p>
             <w:pPr>
               <w:bidi/>
-              <w:jc w:val="right"/>
             </w:pPr>
             <w:r>
               <w:rPr>
                 <w:rFonts w:ascii="Arial" w:hAnsi="Arial" w:cs="Arial" w:eastAsia="Arial"/>
                 <w:b/>
+                <w:bCs/>
                 <w:i w:val="0"/>
                 <w:sz w:val="21"/>
+                <w:szCs w:val="21"/>
                 <w:rtl/>
-                <w:bCs/>
-                <w:szCs w:val="21"/>
               </w:rPr>
               <w:t>קתולים</w:t>
             </w:r>
@@ -2611,7 +2566,6 @@
           <w:p>
             <w:pPr>
               <w:bidi/>
-              <w:jc w:val="right"/>
             </w:pPr>
           </w:p>
         </w:tc>
@@ -2622,15 +2576,14 @@
           <w:p>
             <w:pPr>
               <w:bidi/>
-              <w:jc w:val="right"/>
             </w:pPr>
           </w:p>
         </w:tc>
       </w:tr>
       <w:tr>
         <w:trPr>
+          <w:cantSplit/>
           <w:trHeight w:val="680"/>
-          <w:cantSplit/>
         </w:trPr>
         <w:tc>
           <w:tcPr>
@@ -2639,17 +2592,16 @@
           <w:p>
             <w:pPr>
               <w:bidi/>
-              <w:jc w:val="right"/>
             </w:pPr>
             <w:r>
               <w:rPr>
                 <w:rFonts w:ascii="Arial" w:hAnsi="Arial" w:cs="Arial" w:eastAsia="Arial"/>
                 <w:b/>
+                <w:bCs/>
                 <w:i w:val="0"/>
                 <w:sz w:val="21"/>
+                <w:szCs w:val="21"/>
                 <w:rtl/>
-                <w:bCs/>
-                <w:szCs w:val="21"/>
               </w:rPr>
               <w:t>אורתודוקסים</w:t>
             </w:r>
@@ -2662,7 +2614,6 @@
           <w:p>
             <w:pPr>
               <w:bidi/>
-              <w:jc w:val="right"/>
             </w:pPr>
           </w:p>
         </w:tc>
@@ -2673,15 +2624,14 @@
           <w:p>
             <w:pPr>
               <w:bidi/>
-              <w:jc w:val="right"/>
             </w:pPr>
           </w:p>
         </w:tc>
       </w:tr>
       <w:tr>
         <w:trPr>
+          <w:cantSplit/>
           <w:trHeight w:val="680"/>
-          <w:cantSplit/>
         </w:trPr>
         <w:tc>
           <w:tcPr>
@@ -2690,17 +2640,16 @@
           <w:p>
             <w:pPr>
               <w:bidi/>
-              <w:jc w:val="right"/>
             </w:pPr>
             <w:r>
               <w:rPr>
                 <w:rFonts w:ascii="Arial" w:hAnsi="Arial" w:cs="Arial" w:eastAsia="Arial"/>
                 <w:b/>
+                <w:bCs/>
                 <w:i w:val="0"/>
                 <w:sz w:val="21"/>
+                <w:szCs w:val="21"/>
                 <w:rtl/>
-                <w:bCs/>
-                <w:szCs w:val="21"/>
               </w:rPr>
               <w:t>פרוטסטנטים</w:t>
             </w:r>
@@ -2713,7 +2662,6 @@
           <w:p>
             <w:pPr>
               <w:bidi/>
-              <w:jc w:val="right"/>
             </w:pPr>
           </w:p>
         </w:tc>
@@ -2724,15 +2672,14 @@
           <w:p>
             <w:pPr>
               <w:bidi/>
-              <w:jc w:val="right"/>
             </w:pPr>
           </w:p>
         </w:tc>
       </w:tr>
       <w:tr>
         <w:trPr>
+          <w:cantSplit/>
           <w:trHeight w:val="680"/>
-          <w:cantSplit/>
         </w:trPr>
         <w:tc>
           <w:tcPr>
@@ -2741,17 +2688,16 @@
           <w:p>
             <w:pPr>
               <w:bidi/>
-              <w:jc w:val="right"/>
             </w:pPr>
             <w:r>
               <w:rPr>
                 <w:rFonts w:ascii="Arial" w:hAnsi="Arial" w:cs="Arial" w:eastAsia="Arial"/>
                 <w:b/>
+                <w:bCs/>
                 <w:i w:val="0"/>
                 <w:sz w:val="21"/>
+                <w:szCs w:val="21"/>
                 <w:rtl/>
-                <w:bCs/>
-                <w:szCs w:val="21"/>
               </w:rPr>
               <w:t>ארמנים</w:t>
             </w:r>
@@ -2764,7 +2710,6 @@
           <w:p>
             <w:pPr>
               <w:bidi/>
-              <w:jc w:val="right"/>
             </w:pPr>
           </w:p>
         </w:tc>
@@ -2775,15 +2720,14 @@
           <w:p>
             <w:pPr>
               <w:bidi/>
-              <w:jc w:val="right"/>
             </w:pPr>
           </w:p>
         </w:tc>
       </w:tr>
       <w:tr>
         <w:trPr>
+          <w:cantSplit/>
           <w:trHeight w:val="680"/>
-          <w:cantSplit/>
         </w:trPr>
         <w:tc>
           <w:tcPr>
@@ -2792,17 +2736,16 @@
           <w:p>
             <w:pPr>
               <w:bidi/>
-              <w:jc w:val="right"/>
             </w:pPr>
             <w:r>
               <w:rPr>
                 <w:rFonts w:ascii="Arial" w:hAnsi="Arial" w:cs="Arial" w:eastAsia="Arial"/>
                 <w:b/>
+                <w:bCs/>
                 <w:i w:val="0"/>
                 <w:sz w:val="21"/>
+                <w:szCs w:val="21"/>
                 <w:rtl/>
-                <w:bCs/>
-                <w:szCs w:val="21"/>
               </w:rPr>
               <w:t>אתיופים</w:t>
             </w:r>
@@ -2815,7 +2758,6 @@
           <w:p>
             <w:pPr>
               <w:bidi/>
-              <w:jc w:val="right"/>
             </w:pPr>
           </w:p>
         </w:tc>
@@ -2826,7 +2768,6 @@
           <w:p>
             <w:pPr>
               <w:bidi/>
-              <w:jc w:val="right"/>
             </w:pPr>
           </w:p>
         </w:tc>
@@ -2836,7 +2777,6 @@
       <w:pPr>
         <w:bidi/>
         <w:spacing w:before="0" w:after="80"/>
-        <w:jc w:val="right"/>
       </w:pPr>
     </w:p>
     <w:p>
@@ -2844,7 +2784,6 @@
         <w:keepNext/>
         <w:bidi/>
         <w:spacing w:before="200" w:after="40"/>
-        <w:jc w:val="right"/>
       </w:pPr>
       <w:r>
         <w:rPr>
@@ -2853,8 +2792,8 @@
           <w:i w:val="0"/>
           <w:color w:val="555555"/>
           <w:sz w:val="18"/>
+          <w:szCs w:val="18"/>
           <w:rtl/>
-          <w:szCs w:val="18"/>
         </w:rPr>
         <w:t xml:space="preserve">שקף 12  </w:t>
       </w:r>
@@ -2865,8 +2804,8 @@
           <w:i w:val="0"/>
           <w:color w:val="555555"/>
           <w:sz w:val="18"/>
+          <w:szCs w:val="18"/>
           <w:rtl/>
-          <w:szCs w:val="18"/>
         </w:rPr>
         <w:t xml:space="preserve">שאלה שחוזרת בבגרות  </w:t>
       </w:r>
@@ -2876,17 +2815,16 @@
         <w:keepNext/>
         <w:bidi/>
         <w:spacing w:before="0" w:after="80"/>
-        <w:jc w:val="right"/>
       </w:pPr>
       <w:r>
         <w:rPr>
           <w:rFonts w:ascii="Arial" w:hAnsi="Arial" w:cs="Arial" w:eastAsia="Arial"/>
           <w:b/>
+          <w:bCs/>
           <w:i w:val="0"/>
           <w:sz w:val="28"/>
+          <w:szCs w:val="28"/>
           <w:rtl/>
-          <w:bCs/>
-          <w:szCs w:val="28"/>
         </w:rPr>
         <w:t>איפה נקבר ישו? שתי תשובות</w:t>
       </w:r>
@@ -2894,12 +2832,11 @@
     <w:tbl>
       <w:tblPr>
         <w:tblStyle w:val="TableGrid"/>
+        <w:bidiVisual/>
         <w:tblW w:type="auto" w:w="0"/>
-        <w:jc w:val="right"/>
+        <w:tblLayout w:type="fixed"/>
         <w:tblLayout w:type="fixed"/>
         <w:tblLook w:firstColumn="1" w:firstRow="1" w:lastColumn="0" w:lastRow="0" w:noHBand="0" w:noVBand="1" w:val="04A0"/>
-        <w:bidiVisual/>
-        <w:tblLayout w:type="fixed"/>
       </w:tblPr>
       <w:tblGrid>
         <w:gridCol w:w="2721"/>
@@ -2918,7 +2855,6 @@
           <w:p>
             <w:pPr>
               <w:bidi/>
-              <w:jc w:val="right"/>
             </w:pPr>
           </w:p>
         </w:tc>
@@ -2930,17 +2866,16 @@
           <w:p>
             <w:pPr>
               <w:bidi/>
-              <w:jc w:val="right"/>
             </w:pPr>
             <w:r>
               <w:rPr>
                 <w:rFonts w:ascii="Arial" w:hAnsi="Arial" w:cs="Arial" w:eastAsia="Arial"/>
                 <w:b/>
+                <w:bCs/>
                 <w:i w:val="0"/>
                 <w:sz w:val="21"/>
+                <w:szCs w:val="21"/>
                 <w:rtl/>
-                <w:bCs/>
-                <w:szCs w:val="21"/>
               </w:rPr>
               <w:t>מה חשוב לזכור</w:t>
             </w:r>
@@ -2949,8 +2884,8 @@
       </w:tr>
       <w:tr>
         <w:trPr>
+          <w:cantSplit/>
           <w:trHeight w:val="624"/>
-          <w:cantSplit/>
         </w:trPr>
         <w:tc>
           <w:tcPr>
@@ -2959,17 +2894,16 @@
           <w:p>
             <w:pPr>
               <w:bidi/>
-              <w:jc w:val="right"/>
             </w:pPr>
             <w:r>
               <w:rPr>
                 <w:rFonts w:ascii="Arial" w:hAnsi="Arial" w:cs="Arial" w:eastAsia="Arial"/>
                 <w:b/>
+                <w:bCs/>
                 <w:i w:val="0"/>
                 <w:sz w:val="21"/>
+                <w:szCs w:val="21"/>
                 <w:rtl/>
-                <w:bCs/>
-                <w:szCs w:val="21"/>
               </w:rPr>
               <w:t>כנסיית הקבר</w:t>
             </w:r>
@@ -2982,15 +2916,14 @@
           <w:p>
             <w:pPr>
               <w:bidi/>
-              <w:jc w:val="right"/>
             </w:pPr>
           </w:p>
         </w:tc>
       </w:tr>
       <w:tr>
         <w:trPr>
+          <w:cantSplit/>
           <w:trHeight w:val="624"/>
-          <w:cantSplit/>
         </w:trPr>
         <w:tc>
           <w:tcPr>
@@ -2999,17 +2932,16 @@
           <w:p>
             <w:pPr>
               <w:bidi/>
-              <w:jc w:val="right"/>
             </w:pPr>
             <w:r>
               <w:rPr>
                 <w:rFonts w:ascii="Arial" w:hAnsi="Arial" w:cs="Arial" w:eastAsia="Arial"/>
                 <w:b/>
+                <w:bCs/>
                 <w:i w:val="0"/>
                 <w:sz w:val="21"/>
+                <w:szCs w:val="21"/>
                 <w:rtl/>
-                <w:bCs/>
-                <w:szCs w:val="21"/>
               </w:rPr>
               <w:t>גן הקבר</w:t>
             </w:r>
@@ -3022,7 +2954,6 @@
           <w:p>
             <w:pPr>
               <w:bidi/>
-              <w:jc w:val="right"/>
             </w:pPr>
           </w:p>
         </w:tc>
@@ -3032,7 +2963,6 @@
       <w:pPr>
         <w:bidi/>
         <w:spacing w:before="0" w:after="80"/>
-        <w:jc w:val="right"/>
       </w:pPr>
     </w:p>
     <w:p>
@@ -3040,7 +2970,6 @@
         <w:keepNext/>
         <w:bidi/>
         <w:spacing w:before="200" w:after="40"/>
-        <w:jc w:val="right"/>
       </w:pPr>
       <w:r>
         <w:rPr>
@@ -3049,8 +2978,8 @@
           <w:i w:val="0"/>
           <w:color w:val="555555"/>
           <w:sz w:val="18"/>
+          <w:szCs w:val="18"/>
           <w:rtl/>
-          <w:szCs w:val="18"/>
         </w:rPr>
         <w:t xml:space="preserve">שקף 13  </w:t>
       </w:r>
@@ -3061,8 +2990,8 @@
           <w:i w:val="0"/>
           <w:color w:val="555555"/>
           <w:sz w:val="18"/>
+          <w:szCs w:val="18"/>
           <w:rtl/>
-          <w:szCs w:val="18"/>
         </w:rPr>
         <w:t xml:space="preserve">שלוש הדתות · אסלאם  </w:t>
       </w:r>
@@ -3072,17 +3001,16 @@
         <w:keepNext/>
         <w:bidi/>
         <w:spacing w:before="0" w:after="80"/>
-        <w:jc w:val="right"/>
       </w:pPr>
       <w:r>
         <w:rPr>
           <w:rFonts w:ascii="Arial" w:hAnsi="Arial" w:cs="Arial" w:eastAsia="Arial"/>
           <w:b/>
+          <w:bCs/>
           <w:i w:val="0"/>
           <w:sz w:val="28"/>
+          <w:szCs w:val="28"/>
           <w:rtl/>
-          <w:bCs/>
-          <w:szCs w:val="28"/>
         </w:rPr>
         <w:t>"המסגד הרחוק ביותר"</w:t>
       </w:r>
@@ -3090,12 +3018,11 @@
     <w:tbl>
       <w:tblPr>
         <w:tblStyle w:val="TableGrid"/>
+        <w:bidiVisual/>
         <w:tblW w:type="auto" w:w="0"/>
-        <w:jc w:val="right"/>
+        <w:tblLayout w:type="fixed"/>
         <w:tblLayout w:type="fixed"/>
         <w:tblLook w:firstColumn="1" w:firstRow="1" w:lastColumn="0" w:lastRow="0" w:noHBand="0" w:noVBand="1" w:val="04A0"/>
-        <w:bidiVisual/>
-        <w:tblLayout w:type="fixed"/>
       </w:tblPr>
       <w:tblGrid>
         <w:gridCol w:w="2721"/>
@@ -3114,7 +3041,6 @@
           <w:p>
             <w:pPr>
               <w:bidi/>
-              <w:jc w:val="right"/>
             </w:pPr>
           </w:p>
         </w:tc>
@@ -3126,17 +3052,16 @@
           <w:p>
             <w:pPr>
               <w:bidi/>
-              <w:jc w:val="right"/>
             </w:pPr>
             <w:r>
               <w:rPr>
                 <w:rFonts w:ascii="Arial" w:hAnsi="Arial" w:cs="Arial" w:eastAsia="Arial"/>
                 <w:b/>
+                <w:bCs/>
                 <w:i w:val="0"/>
                 <w:sz w:val="21"/>
+                <w:szCs w:val="21"/>
                 <w:rtl/>
-                <w:bCs/>
-                <w:szCs w:val="21"/>
               </w:rPr>
               <w:t>מה חשוב לזכור</w:t>
             </w:r>
@@ -3145,8 +3070,8 @@
       </w:tr>
       <w:tr>
         <w:trPr>
+          <w:cantSplit/>
           <w:trHeight w:val="624"/>
-          <w:cantSplit/>
         </w:trPr>
         <w:tc>
           <w:tcPr>
@@ -3155,17 +3080,16 @@
           <w:p>
             <w:pPr>
               <w:bidi/>
-              <w:jc w:val="right"/>
             </w:pPr>
             <w:r>
               <w:rPr>
                 <w:rFonts w:ascii="Arial" w:hAnsi="Arial" w:cs="Arial" w:eastAsia="Arial"/>
                 <w:b/>
+                <w:bCs/>
                 <w:i w:val="0"/>
                 <w:sz w:val="21"/>
+                <w:szCs w:val="21"/>
                 <w:rtl/>
-                <w:bCs/>
-                <w:szCs w:val="21"/>
               </w:rPr>
               <w:t>מסגד אל־אקצא:</w:t>
             </w:r>
@@ -3178,15 +3102,14 @@
           <w:p>
             <w:pPr>
               <w:bidi/>
-              <w:jc w:val="right"/>
             </w:pPr>
           </w:p>
         </w:tc>
       </w:tr>
       <w:tr>
         <w:trPr>
+          <w:cantSplit/>
           <w:trHeight w:val="624"/>
-          <w:cantSplit/>
         </w:trPr>
         <w:tc>
           <w:tcPr>
@@ -3195,17 +3118,16 @@
           <w:p>
             <w:pPr>
               <w:bidi/>
-              <w:jc w:val="right"/>
             </w:pPr>
             <w:r>
               <w:rPr>
                 <w:rFonts w:ascii="Arial" w:hAnsi="Arial" w:cs="Arial" w:eastAsia="Arial"/>
                 <w:b/>
+                <w:bCs/>
                 <w:i w:val="0"/>
                 <w:sz w:val="21"/>
+                <w:szCs w:val="21"/>
                 <w:rtl/>
-                <w:bCs/>
-                <w:szCs w:val="21"/>
               </w:rPr>
               <w:t>כיפת הסלע:</w:t>
             </w:r>
@@ -3218,7 +3140,6 @@
           <w:p>
             <w:pPr>
               <w:bidi/>
-              <w:jc w:val="right"/>
             </w:pPr>
           </w:p>
         </w:tc>
@@ -3228,7 +3149,6 @@
       <w:pPr>
         <w:bidi/>
         <w:spacing w:before="0" w:after="80"/>
-        <w:jc w:val="right"/>
       </w:pPr>
     </w:p>
     <w:p>
@@ -3236,7 +3156,6 @@
         <w:keepNext/>
         <w:bidi/>
         <w:spacing w:before="200" w:after="40"/>
-        <w:jc w:val="right"/>
       </w:pPr>
       <w:r>
         <w:rPr>
@@ -3245,8 +3164,8 @@
           <w:i w:val="0"/>
           <w:color w:val="555555"/>
           <w:sz w:val="18"/>
+          <w:szCs w:val="18"/>
           <w:rtl/>
-          <w:szCs w:val="18"/>
         </w:rPr>
         <w:t xml:space="preserve">שקף 14  </w:t>
       </w:r>
@@ -3257,8 +3176,8 @@
           <w:i w:val="0"/>
           <w:color w:val="555555"/>
           <w:sz w:val="18"/>
+          <w:szCs w:val="18"/>
           <w:rtl/>
-          <w:szCs w:val="18"/>
         </w:rPr>
         <w:t xml:space="preserve">סביבות ירושלים  </w:t>
       </w:r>
@@ -3268,17 +3187,16 @@
         <w:keepNext/>
         <w:bidi/>
         <w:spacing w:before="0" w:after="80"/>
-        <w:jc w:val="right"/>
       </w:pPr>
       <w:r>
         <w:rPr>
           <w:rFonts w:ascii="Arial" w:hAnsi="Arial" w:cs="Arial" w:eastAsia="Arial"/>
           <w:b/>
+          <w:bCs/>
           <w:i w:val="0"/>
           <w:sz w:val="28"/>
+          <w:szCs w:val="28"/>
           <w:rtl/>
-          <w:bCs/>
-          <w:szCs w:val="28"/>
         </w:rPr>
         <w:t>ערים של עלייה לרגל</w:t>
       </w:r>
@@ -3286,12 +3204,11 @@
     <w:tbl>
       <w:tblPr>
         <w:tblStyle w:val="TableGrid"/>
+        <w:bidiVisual/>
         <w:tblW w:type="auto" w:w="0"/>
-        <w:jc w:val="right"/>
+        <w:tblLayout w:type="fixed"/>
         <w:tblLayout w:type="fixed"/>
         <w:tblLook w:firstColumn="1" w:firstRow="1" w:lastColumn="0" w:lastRow="0" w:noHBand="0" w:noVBand="1" w:val="04A0"/>
-        <w:bidiVisual/>
-        <w:tblLayout w:type="fixed"/>
       </w:tblPr>
       <w:tblGrid>
         <w:gridCol w:w="2721"/>
@@ -3310,7 +3227,6 @@
           <w:p>
             <w:pPr>
               <w:bidi/>
-              <w:jc w:val="right"/>
             </w:pPr>
           </w:p>
         </w:tc>
@@ -3322,17 +3238,16 @@
           <w:p>
             <w:pPr>
               <w:bidi/>
-              <w:jc w:val="right"/>
             </w:pPr>
             <w:r>
               <w:rPr>
                 <w:rFonts w:ascii="Arial" w:hAnsi="Arial" w:cs="Arial" w:eastAsia="Arial"/>
                 <w:b/>
+                <w:bCs/>
                 <w:i w:val="0"/>
                 <w:sz w:val="21"/>
+                <w:szCs w:val="21"/>
                 <w:rtl/>
-                <w:bCs/>
-                <w:szCs w:val="21"/>
               </w:rPr>
               <w:t>מה חשוב לזכור</w:t>
             </w:r>
@@ -3341,8 +3256,8 @@
       </w:tr>
       <w:tr>
         <w:trPr>
+          <w:cantSplit/>
           <w:trHeight w:val="624"/>
-          <w:cantSplit/>
         </w:trPr>
         <w:tc>
           <w:tcPr>
@@ -3351,17 +3266,16 @@
           <w:p>
             <w:pPr>
               <w:bidi/>
-              <w:jc w:val="right"/>
             </w:pPr>
             <w:r>
               <w:rPr>
                 <w:rFonts w:ascii="Arial" w:hAnsi="Arial" w:cs="Arial" w:eastAsia="Arial"/>
                 <w:b/>
+                <w:bCs/>
                 <w:i w:val="0"/>
                 <w:sz w:val="21"/>
+                <w:szCs w:val="21"/>
                 <w:rtl/>
-                <w:bCs/>
-                <w:szCs w:val="21"/>
               </w:rPr>
               <w:t>כנסיית המולד</w:t>
             </w:r>
@@ -3374,15 +3288,14 @@
           <w:p>
             <w:pPr>
               <w:bidi/>
-              <w:jc w:val="right"/>
             </w:pPr>
           </w:p>
         </w:tc>
       </w:tr>
       <w:tr>
         <w:trPr>
+          <w:cantSplit/>
           <w:trHeight w:val="624"/>
-          <w:cantSplit/>
         </w:trPr>
         <w:tc>
           <w:tcPr>
@@ -3391,17 +3304,16 @@
           <w:p>
             <w:pPr>
               <w:bidi/>
-              <w:jc w:val="right"/>
             </w:pPr>
             <w:r>
               <w:rPr>
                 <w:rFonts w:ascii="Arial" w:hAnsi="Arial" w:cs="Arial" w:eastAsia="Arial"/>
                 <w:b/>
+                <w:bCs/>
                 <w:i w:val="0"/>
                 <w:sz w:val="21"/>
+                <w:szCs w:val="21"/>
                 <w:rtl/>
-                <w:bCs/>
-                <w:szCs w:val="21"/>
               </w:rPr>
               <w:t>קבר רחל</w:t>
             </w:r>
@@ -3414,15 +3326,14 @@
           <w:p>
             <w:pPr>
               <w:bidi/>
-              <w:jc w:val="right"/>
             </w:pPr>
           </w:p>
         </w:tc>
       </w:tr>
       <w:tr>
         <w:trPr>
+          <w:cantSplit/>
           <w:trHeight w:val="624"/>
-          <w:cantSplit/>
         </w:trPr>
         <w:tc>
           <w:tcPr>
@@ -3431,17 +3342,16 @@
           <w:p>
             <w:pPr>
               <w:bidi/>
-              <w:jc w:val="right"/>
             </w:pPr>
             <w:r>
               <w:rPr>
                 <w:rFonts w:ascii="Arial" w:hAnsi="Arial" w:cs="Arial" w:eastAsia="Arial"/>
                 <w:b/>
+                <w:bCs/>
                 <w:i w:val="0"/>
                 <w:sz w:val="21"/>
+                <w:szCs w:val="21"/>
                 <w:rtl/>
-                <w:bCs/>
-                <w:szCs w:val="21"/>
               </w:rPr>
               <w:t>מערת המכפלה</w:t>
             </w:r>
@@ -3454,15 +3364,14 @@
           <w:p>
             <w:pPr>
               <w:bidi/>
-              <w:jc w:val="right"/>
             </w:pPr>
           </w:p>
         </w:tc>
       </w:tr>
       <w:tr>
         <w:trPr>
+          <w:cantSplit/>
           <w:trHeight w:val="624"/>
-          <w:cantSplit/>
         </w:trPr>
         <w:tc>
           <w:tcPr>
@@ -3471,17 +3380,16 @@
           <w:p>
             <w:pPr>
               <w:bidi/>
-              <w:jc w:val="right"/>
             </w:pPr>
             <w:r>
               <w:rPr>
                 <w:rFonts w:ascii="Arial" w:hAnsi="Arial" w:cs="Arial" w:eastAsia="Arial"/>
                 <w:b/>
+                <w:bCs/>
                 <w:i w:val="0"/>
                 <w:sz w:val="21"/>
+                <w:szCs w:val="21"/>
                 <w:rtl/>
-                <w:bCs/>
-                <w:szCs w:val="21"/>
               </w:rPr>
               <w:t>הרודיון</w:t>
             </w:r>
@@ -3494,7 +3402,6 @@
           <w:p>
             <w:pPr>
               <w:bidi/>
-              <w:jc w:val="right"/>
             </w:pPr>
           </w:p>
         </w:tc>
@@ -3504,7 +3411,6 @@
       <w:pPr>
         <w:bidi/>
         <w:spacing w:before="0" w:after="80"/>
-        <w:jc w:val="right"/>
       </w:pPr>
     </w:p>
     <w:p>
@@ -3512,7 +3418,6 @@
         <w:keepNext/>
         <w:bidi/>
         <w:spacing w:before="200" w:after="40"/>
-        <w:jc w:val="right"/>
       </w:pPr>
       <w:r>
         <w:rPr>
@@ -3521,8 +3426,8 @@
           <w:i w:val="0"/>
           <w:color w:val="555555"/>
           <w:sz w:val="18"/>
+          <w:szCs w:val="18"/>
           <w:rtl/>
-          <w:szCs w:val="18"/>
         </w:rPr>
         <w:t xml:space="preserve">שקף 16  </w:t>
       </w:r>
@@ -3533,8 +3438,8 @@
           <w:i w:val="0"/>
           <w:color w:val="555555"/>
           <w:sz w:val="18"/>
+          <w:szCs w:val="18"/>
           <w:rtl/>
-          <w:szCs w:val="18"/>
         </w:rPr>
         <w:t xml:space="preserve">נתוני תיירות  </w:t>
       </w:r>
@@ -3544,30 +3449,112 @@
         <w:keepNext/>
         <w:bidi/>
         <w:spacing w:before="0" w:after="80"/>
-        <w:jc w:val="right"/>
       </w:pPr>
       <w:r>
         <w:rPr>
           <w:rFonts w:ascii="Arial" w:hAnsi="Arial" w:cs="Arial" w:eastAsia="Arial"/>
           <w:b/>
+          <w:bCs/>
           <w:i w:val="0"/>
           <w:sz w:val="28"/>
+          <w:szCs w:val="28"/>
           <w:rtl/>
-          <w:bCs/>
-          <w:szCs w:val="28"/>
         </w:rPr>
         <w:t>מהתיירים שנכנסו לישראל ב־2017 ביקרו בירושלים</w:t>
+      </w:r>
+    </w:p>
+    <w:p>
+      <w:pPr>
+        <w:keepNext/>
+        <w:bidi/>
+        <w:spacing w:before="0" w:after="40"/>
+        <w:jc w:val="center"/>
+      </w:pPr>
+      <w:r>
+        <w:drawing>
+          <wp:inline xmlns:a="http://schemas.openxmlformats.org/drawingml/2006/main" xmlns:pic="http://schemas.openxmlformats.org/drawingml/2006/picture">
+            <wp:extent cx="4320000" cy="767473"/>
+            <wp:docPr id="3" name="Picture 3"/>
+            <wp:cNvGraphicFramePr>
+              <a:graphicFrameLocks noChangeAspect="1"/>
+            </wp:cNvGraphicFramePr>
+            <a:graphic>
+              <a:graphicData uri="http://schemas.openxmlformats.org/drawingml/2006/picture">
+                <pic:pic>
+                  <pic:nvPicPr>
+                    <pic:cNvPr id="0" name="s16-0.png"/>
+                    <pic:cNvPicPr/>
+                  </pic:nvPicPr>
+                  <pic:blipFill>
+                    <a:blip r:embed="rId11"/>
+                    <a:stretch>
+                      <a:fillRect/>
+                    </a:stretch>
+                  </pic:blipFill>
+                  <pic:spPr>
+                    <a:xfrm>
+                      <a:off x="0" y="0"/>
+                      <a:ext cx="4320000" cy="767473"/>
+                    </a:xfrm>
+                    <a:prstGeom prst="rect"/>
+                  </pic:spPr>
+                </pic:pic>
+              </a:graphicData>
+            </a:graphic>
+          </wp:inline>
+        </w:drawing>
+      </w:r>
+    </w:p>
+    <w:p>
+      <w:pPr>
+        <w:keepNext/>
+        <w:bidi/>
+        <w:spacing w:before="0" w:after="40"/>
+        <w:jc w:val="center"/>
+      </w:pPr>
+      <w:r>
+        <w:drawing>
+          <wp:inline xmlns:a="http://schemas.openxmlformats.org/drawingml/2006/main" xmlns:pic="http://schemas.openxmlformats.org/drawingml/2006/picture">
+            <wp:extent cx="4320000" cy="1477895"/>
+            <wp:docPr id="4" name="Picture 4"/>
+            <wp:cNvGraphicFramePr>
+              <a:graphicFrameLocks noChangeAspect="1"/>
+            </wp:cNvGraphicFramePr>
+            <a:graphic>
+              <a:graphicData uri="http://schemas.openxmlformats.org/drawingml/2006/picture">
+                <pic:pic>
+                  <pic:nvPicPr>
+                    <pic:cNvPr id="0" name="s16-1.png"/>
+                    <pic:cNvPicPr/>
+                  </pic:nvPicPr>
+                  <pic:blipFill>
+                    <a:blip r:embed="rId12"/>
+                    <a:stretch>
+                      <a:fillRect/>
+                    </a:stretch>
+                  </pic:blipFill>
+                  <pic:spPr>
+                    <a:xfrm>
+                      <a:off x="0" y="0"/>
+                      <a:ext cx="4320000" cy="1477895"/>
+                    </a:xfrm>
+                    <a:prstGeom prst="rect"/>
+                  </pic:spPr>
+                </pic:pic>
+              </a:graphicData>
+            </a:graphic>
+          </wp:inline>
+        </w:drawing>
       </w:r>
     </w:p>
     <w:tbl>
       <w:tblPr>
         <w:tblStyle w:val="TableGrid"/>
+        <w:bidiVisual/>
         <w:tblW w:type="auto" w:w="0"/>
-        <w:jc w:val="right"/>
+        <w:tblLayout w:type="fixed"/>
         <w:tblLayout w:type="fixed"/>
         <w:tblLook w:firstColumn="1" w:firstRow="1" w:lastColumn="0" w:lastRow="0" w:noHBand="0" w:noVBand="1" w:val="04A0"/>
-        <w:bidiVisual/>
-        <w:tblLayout w:type="fixed"/>
       </w:tblPr>
       <w:tblGrid>
         <w:gridCol w:w="2721"/>
@@ -3586,7 +3573,6 @@
           <w:p>
             <w:pPr>
               <w:bidi/>
-              <w:jc w:val="right"/>
             </w:pPr>
           </w:p>
         </w:tc>
@@ -3598,17 +3584,16 @@
           <w:p>
             <w:pPr>
               <w:bidi/>
-              <w:jc w:val="right"/>
             </w:pPr>
             <w:r>
               <w:rPr>
                 <w:rFonts w:ascii="Arial" w:hAnsi="Arial" w:cs="Arial" w:eastAsia="Arial"/>
                 <w:b/>
+                <w:bCs/>
                 <w:i w:val="0"/>
                 <w:sz w:val="21"/>
+                <w:szCs w:val="21"/>
                 <w:rtl/>
-                <w:bCs/>
-                <w:szCs w:val="21"/>
               </w:rPr>
               <w:t>מה חשוב לזכור</w:t>
             </w:r>
@@ -3617,8 +3602,8 @@
       </w:tr>
       <w:tr>
         <w:trPr>
+          <w:cantSplit/>
           <w:trHeight w:val="624"/>
-          <w:cantSplit/>
         </w:trPr>
         <w:tc>
           <w:tcPr>
@@ -3627,17 +3612,16 @@
           <w:p>
             <w:pPr>
               <w:bidi/>
-              <w:jc w:val="right"/>
             </w:pPr>
             <w:r>
               <w:rPr>
                 <w:rFonts w:ascii="Arial" w:hAnsi="Arial" w:cs="Arial" w:eastAsia="Arial"/>
                 <w:b/>
+                <w:bCs/>
                 <w:i w:val="0"/>
                 <w:sz w:val="21"/>
+                <w:szCs w:val="21"/>
                 <w:rtl/>
-                <w:bCs/>
-                <w:szCs w:val="21"/>
               </w:rPr>
               <w:t>מהתיירים שנכנסו לישראל ב־2017 ביקרו בירושלים</w:t>
             </w:r>
@@ -3650,15 +3634,14 @@
           <w:p>
             <w:pPr>
               <w:bidi/>
-              <w:jc w:val="right"/>
             </w:pPr>
           </w:p>
         </w:tc>
       </w:tr>
       <w:tr>
         <w:trPr>
+          <w:cantSplit/>
           <w:trHeight w:val="624"/>
-          <w:cantSplit/>
         </w:trPr>
         <w:tc>
           <w:tcPr>
@@ -3667,17 +3650,16 @@
           <w:p>
             <w:pPr>
               <w:bidi/>
-              <w:jc w:val="right"/>
             </w:pPr>
             <w:r>
               <w:rPr>
                 <w:rFonts w:ascii="Arial" w:hAnsi="Arial" w:cs="Arial" w:eastAsia="Arial"/>
                 <w:b/>
+                <w:bCs/>
                 <w:i w:val="0"/>
                 <w:sz w:val="21"/>
+                <w:szCs w:val="21"/>
                 <w:rtl/>
-                <w:bCs/>
-                <w:szCs w:val="21"/>
               </w:rPr>
               <w:t>האתרים שבהם ביקרו התיירים בירושלים</w:t>
             </w:r>
@@ -3690,7 +3672,6 @@
           <w:p>
             <w:pPr>
               <w:bidi/>
-              <w:jc w:val="right"/>
             </w:pPr>
           </w:p>
         </w:tc>
@@ -3700,7 +3681,6 @@
       <w:pPr>
         <w:bidi/>
         <w:spacing w:before="0" w:after="80"/>
-        <w:jc w:val="right"/>
       </w:pPr>
     </w:p>
     <w:p>
@@ -3708,7 +3688,6 @@
         <w:keepNext/>
         <w:bidi/>
         <w:spacing w:before="200" w:after="40"/>
-        <w:jc w:val="right"/>
       </w:pPr>
       <w:r>
         <w:rPr>
@@ -3717,8 +3696,8 @@
           <w:i w:val="0"/>
           <w:color w:val="555555"/>
           <w:sz w:val="18"/>
+          <w:szCs w:val="18"/>
           <w:rtl/>
-          <w:szCs w:val="18"/>
         </w:rPr>
         <w:t xml:space="preserve">שקף 17  </w:t>
       </w:r>
@@ -3729,8 +3708,8 @@
           <w:i w:val="0"/>
           <w:color w:val="555555"/>
           <w:sz w:val="18"/>
+          <w:szCs w:val="18"/>
           <w:rtl/>
-          <w:szCs w:val="18"/>
         </w:rPr>
         <w:t xml:space="preserve">סוגי תיירות  </w:t>
       </w:r>
@@ -3740,17 +3719,16 @@
         <w:keepNext/>
         <w:bidi/>
         <w:spacing w:before="0" w:after="80"/>
-        <w:jc w:val="right"/>
       </w:pPr>
       <w:r>
         <w:rPr>
           <w:rFonts w:ascii="Arial" w:hAnsi="Arial" w:cs="Arial" w:eastAsia="Arial"/>
           <w:b/>
+          <w:bCs/>
           <w:i w:val="0"/>
           <w:sz w:val="28"/>
+          <w:szCs w:val="28"/>
           <w:rtl/>
-          <w:bCs/>
-          <w:szCs w:val="28"/>
         </w:rPr>
         <w:t>כל מגזרי התיירות בעיר אחת</w:t>
       </w:r>
@@ -3758,12 +3736,11 @@
     <w:tbl>
       <w:tblPr>
         <w:tblStyle w:val="TableGrid"/>
+        <w:bidiVisual/>
         <w:tblW w:type="auto" w:w="0"/>
-        <w:jc w:val="right"/>
+        <w:tblLayout w:type="fixed"/>
         <w:tblLayout w:type="fixed"/>
         <w:tblLook w:firstColumn="1" w:firstRow="1" w:lastColumn="0" w:lastRow="0" w:noHBand="0" w:noVBand="1" w:val="04A0"/>
-        <w:bidiVisual/>
-        <w:tblLayout w:type="fixed"/>
       </w:tblPr>
       <w:tblGrid>
         <w:gridCol w:w="3118"/>
@@ -3782,17 +3759,16 @@
           <w:p>
             <w:pPr>
               <w:bidi/>
-              <w:jc w:val="right"/>
             </w:pPr>
             <w:r>
               <w:rPr>
                 <w:rFonts w:ascii="Arial" w:hAnsi="Arial" w:cs="Arial" w:eastAsia="Arial"/>
                 <w:b/>
+                <w:bCs/>
                 <w:i w:val="0"/>
                 <w:sz w:val="21"/>
+                <w:szCs w:val="21"/>
                 <w:rtl/>
-                <w:bCs/>
-                <w:szCs w:val="21"/>
               </w:rPr>
               <w:t>סוג תיירות</w:t>
             </w:r>
@@ -3806,17 +3782,16 @@
           <w:p>
             <w:pPr>
               <w:bidi/>
-              <w:jc w:val="right"/>
             </w:pPr>
             <w:r>
               <w:rPr>
                 <w:rFonts w:ascii="Arial" w:hAnsi="Arial" w:cs="Arial" w:eastAsia="Arial"/>
                 <w:b/>
+                <w:bCs/>
                 <w:i w:val="0"/>
                 <w:sz w:val="21"/>
+                <w:szCs w:val="21"/>
                 <w:rtl/>
-                <w:bCs/>
-                <w:szCs w:val="21"/>
               </w:rPr>
               <w:t>דוגמאות בירושלים ובסביבתה</w:t>
             </w:r>
@@ -3825,8 +3800,8 @@
       </w:tr>
       <w:tr>
         <w:trPr>
+          <w:cantSplit/>
           <w:trHeight w:val="680"/>
-          <w:cantSplit/>
         </w:trPr>
         <w:tc>
           <w:tcPr>
@@ -3835,17 +3810,16 @@
           <w:p>
             <w:pPr>
               <w:bidi/>
-              <w:jc w:val="right"/>
             </w:pPr>
             <w:r>
               <w:rPr>
                 <w:rFonts w:ascii="Arial" w:hAnsi="Arial" w:cs="Arial" w:eastAsia="Arial"/>
                 <w:b/>
+                <w:bCs/>
                 <w:i w:val="0"/>
                 <w:sz w:val="21"/>
+                <w:szCs w:val="21"/>
                 <w:rtl/>
-                <w:bCs/>
-                <w:szCs w:val="21"/>
               </w:rPr>
               <w:t>צליינות יהודית</w:t>
             </w:r>
@@ -3858,15 +3832,14 @@
           <w:p>
             <w:pPr>
               <w:bidi/>
-              <w:jc w:val="right"/>
             </w:pPr>
           </w:p>
         </w:tc>
       </w:tr>
       <w:tr>
         <w:trPr>
+          <w:cantSplit/>
           <w:trHeight w:val="680"/>
-          <w:cantSplit/>
         </w:trPr>
         <w:tc>
           <w:tcPr>
@@ -3875,17 +3848,16 @@
           <w:p>
             <w:pPr>
               <w:bidi/>
-              <w:jc w:val="right"/>
             </w:pPr>
             <w:r>
               <w:rPr>
                 <w:rFonts w:ascii="Arial" w:hAnsi="Arial" w:cs="Arial" w:eastAsia="Arial"/>
                 <w:b/>
+                <w:bCs/>
                 <w:i w:val="0"/>
                 <w:sz w:val="21"/>
+                <w:szCs w:val="21"/>
                 <w:rtl/>
-                <w:bCs/>
-                <w:szCs w:val="21"/>
               </w:rPr>
               <w:t>צליינות נוצרית</w:t>
             </w:r>
@@ -3898,15 +3870,14 @@
           <w:p>
             <w:pPr>
               <w:bidi/>
-              <w:jc w:val="right"/>
             </w:pPr>
           </w:p>
         </w:tc>
       </w:tr>
       <w:tr>
         <w:trPr>
+          <w:cantSplit/>
           <w:trHeight w:val="680"/>
-          <w:cantSplit/>
         </w:trPr>
         <w:tc>
           <w:tcPr>
@@ -3915,17 +3886,16 @@
           <w:p>
             <w:pPr>
               <w:bidi/>
-              <w:jc w:val="right"/>
             </w:pPr>
             <w:r>
               <w:rPr>
                 <w:rFonts w:ascii="Arial" w:hAnsi="Arial" w:cs="Arial" w:eastAsia="Arial"/>
                 <w:b/>
+                <w:bCs/>
                 <w:i w:val="0"/>
                 <w:sz w:val="21"/>
+                <w:szCs w:val="21"/>
                 <w:rtl/>
-                <w:bCs/>
-                <w:szCs w:val="21"/>
               </w:rPr>
               <w:t>צליינות מוסלמית</w:t>
             </w:r>
@@ -3938,15 +3908,14 @@
           <w:p>
             <w:pPr>
               <w:bidi/>
-              <w:jc w:val="right"/>
             </w:pPr>
           </w:p>
         </w:tc>
       </w:tr>
       <w:tr>
         <w:trPr>
+          <w:cantSplit/>
           <w:trHeight w:val="680"/>
-          <w:cantSplit/>
         </w:trPr>
         <w:tc>
           <w:tcPr>
@@ -3955,17 +3924,16 @@
           <w:p>
             <w:pPr>
               <w:bidi/>
-              <w:jc w:val="right"/>
             </w:pPr>
             <w:r>
               <w:rPr>
                 <w:rFonts w:ascii="Arial" w:hAnsi="Arial" w:cs="Arial" w:eastAsia="Arial"/>
                 <w:b/>
+                <w:bCs/>
                 <w:i w:val="0"/>
                 <w:sz w:val="21"/>
+                <w:szCs w:val="21"/>
                 <w:rtl/>
-                <w:bCs/>
-                <w:szCs w:val="21"/>
               </w:rPr>
               <w:t>היסטוריה וארכיאולוגיה</w:t>
             </w:r>
@@ -3978,15 +3946,14 @@
           <w:p>
             <w:pPr>
               <w:bidi/>
-              <w:jc w:val="right"/>
             </w:pPr>
           </w:p>
         </w:tc>
       </w:tr>
       <w:tr>
         <w:trPr>
+          <w:cantSplit/>
           <w:trHeight w:val="680"/>
-          <w:cantSplit/>
         </w:trPr>
         <w:tc>
           <w:tcPr>
@@ -3995,17 +3962,16 @@
           <w:p>
             <w:pPr>
               <w:bidi/>
-              <w:jc w:val="right"/>
             </w:pPr>
             <w:r>
               <w:rPr>
                 <w:rFonts w:ascii="Arial" w:hAnsi="Arial" w:cs="Arial" w:eastAsia="Arial"/>
                 <w:b/>
+                <w:bCs/>
                 <w:i w:val="0"/>
                 <w:sz w:val="21"/>
+                <w:szCs w:val="21"/>
                 <w:rtl/>
-                <w:bCs/>
-                <w:szCs w:val="21"/>
               </w:rPr>
               <w:t>תרבות ומורשת</w:t>
             </w:r>
@@ -4018,15 +3984,14 @@
           <w:p>
             <w:pPr>
               <w:bidi/>
-              <w:jc w:val="right"/>
             </w:pPr>
           </w:p>
         </w:tc>
       </w:tr>
       <w:tr>
         <w:trPr>
+          <w:cantSplit/>
           <w:trHeight w:val="680"/>
-          <w:cantSplit/>
         </w:trPr>
         <w:tc>
           <w:tcPr>
@@ -4035,17 +4000,16 @@
           <w:p>
             <w:pPr>
               <w:bidi/>
-              <w:jc w:val="right"/>
             </w:pPr>
             <w:r>
               <w:rPr>
                 <w:rFonts w:ascii="Arial" w:hAnsi="Arial" w:cs="Arial" w:eastAsia="Arial"/>
                 <w:b/>
+                <w:bCs/>
                 <w:i w:val="0"/>
                 <w:sz w:val="21"/>
+                <w:szCs w:val="21"/>
                 <w:rtl/>
-                <w:bCs/>
-                <w:szCs w:val="21"/>
               </w:rPr>
               <w:t>עירונית ופנאי</w:t>
             </w:r>
@@ -4058,15 +4022,14 @@
           <w:p>
             <w:pPr>
               <w:bidi/>
-              <w:jc w:val="right"/>
             </w:pPr>
           </w:p>
         </w:tc>
       </w:tr>
       <w:tr>
         <w:trPr>
+          <w:cantSplit/>
           <w:trHeight w:val="680"/>
-          <w:cantSplit/>
         </w:trPr>
         <w:tc>
           <w:tcPr>
@@ -4075,17 +4038,16 @@
           <w:p>
             <w:pPr>
               <w:bidi/>
-              <w:jc w:val="right"/>
             </w:pPr>
             <w:r>
               <w:rPr>
                 <w:rFonts w:ascii="Arial" w:hAnsi="Arial" w:cs="Arial" w:eastAsia="Arial"/>
                 <w:b/>
+                <w:bCs/>
                 <w:i w:val="0"/>
                 <w:sz w:val="21"/>
+                <w:szCs w:val="21"/>
                 <w:rtl/>
-                <w:bCs/>
-                <w:szCs w:val="21"/>
               </w:rPr>
               <w:t>זיכרון והנצחה</w:t>
             </w:r>
@@ -4098,15 +4060,14 @@
           <w:p>
             <w:pPr>
               <w:bidi/>
-              <w:jc w:val="right"/>
             </w:pPr>
           </w:p>
         </w:tc>
       </w:tr>
       <w:tr>
         <w:trPr>
+          <w:cantSplit/>
           <w:trHeight w:val="680"/>
-          <w:cantSplit/>
         </w:trPr>
         <w:tc>
           <w:tcPr>
@@ -4115,17 +4076,16 @@
           <w:p>
             <w:pPr>
               <w:bidi/>
-              <w:jc w:val="right"/>
             </w:pPr>
             <w:r>
               <w:rPr>
                 <w:rFonts w:ascii="Arial" w:hAnsi="Arial" w:cs="Arial" w:eastAsia="Arial"/>
                 <w:b/>
+                <w:bCs/>
                 <w:i w:val="0"/>
                 <w:sz w:val="21"/>
+                <w:szCs w:val="21"/>
                 <w:rtl/>
-                <w:bCs/>
-                <w:szCs w:val="21"/>
               </w:rPr>
               <w:t>טבע ונוף</w:t>
             </w:r>
@@ -4138,7 +4098,6 @@
           <w:p>
             <w:pPr>
               <w:bidi/>
-              <w:jc w:val="right"/>
             </w:pPr>
           </w:p>
         </w:tc>
@@ -4148,7 +4107,6 @@
       <w:pPr>
         <w:bidi/>
         <w:spacing w:before="0" w:after="80"/>
-        <w:jc w:val="right"/>
       </w:pPr>
     </w:p>
     <w:p>
@@ -4156,7 +4114,6 @@
         <w:keepNext/>
         <w:bidi/>
         <w:spacing w:before="200" w:after="40"/>
-        <w:jc w:val="right"/>
       </w:pPr>
       <w:r>
         <w:rPr>
@@ -4165,8 +4122,8 @@
           <w:i w:val="0"/>
           <w:color w:val="555555"/>
           <w:sz w:val="18"/>
+          <w:szCs w:val="18"/>
           <w:rtl/>
-          <w:szCs w:val="18"/>
         </w:rPr>
         <w:t xml:space="preserve">שקף 18  </w:t>
       </w:r>
@@ -4177,8 +4134,8 @@
           <w:i w:val="0"/>
           <w:color w:val="555555"/>
           <w:sz w:val="18"/>
+          <w:szCs w:val="18"/>
           <w:rtl/>
-          <w:szCs w:val="18"/>
         </w:rPr>
         <w:t xml:space="preserve">בירה  </w:t>
       </w:r>
@@ -4188,17 +4145,16 @@
         <w:keepNext/>
         <w:bidi/>
         <w:spacing w:before="0" w:after="80"/>
-        <w:jc w:val="right"/>
       </w:pPr>
       <w:r>
         <w:rPr>
           <w:rFonts w:ascii="Arial" w:hAnsi="Arial" w:cs="Arial" w:eastAsia="Arial"/>
           <w:b/>
+          <w:bCs/>
           <w:i w:val="0"/>
           <w:sz w:val="28"/>
+          <w:szCs w:val="28"/>
           <w:rtl/>
-          <w:bCs/>
-          <w:szCs w:val="28"/>
         </w:rPr>
         <w:t>מוסדות המדינה כאתרי ביקור</w:t>
       </w:r>
@@ -4206,12 +4162,11 @@
     <w:tbl>
       <w:tblPr>
         <w:tblStyle w:val="TableGrid"/>
+        <w:bidiVisual/>
         <w:tblW w:type="auto" w:w="0"/>
-        <w:jc w:val="right"/>
+        <w:tblLayout w:type="fixed"/>
         <w:tblLayout w:type="fixed"/>
         <w:tblLook w:firstColumn="1" w:firstRow="1" w:lastColumn="0" w:lastRow="0" w:noHBand="0" w:noVBand="1" w:val="04A0"/>
-        <w:bidiVisual/>
-        <w:tblLayout w:type="fixed"/>
       </w:tblPr>
       <w:tblGrid>
         <w:gridCol w:w="2721"/>
@@ -4230,7 +4185,6 @@
           <w:p>
             <w:pPr>
               <w:bidi/>
-              <w:jc w:val="right"/>
             </w:pPr>
           </w:p>
         </w:tc>
@@ -4242,17 +4196,16 @@
           <w:p>
             <w:pPr>
               <w:bidi/>
-              <w:jc w:val="right"/>
             </w:pPr>
             <w:r>
               <w:rPr>
                 <w:rFonts w:ascii="Arial" w:hAnsi="Arial" w:cs="Arial" w:eastAsia="Arial"/>
                 <w:b/>
+                <w:bCs/>
                 <w:i w:val="0"/>
                 <w:sz w:val="21"/>
+                <w:szCs w:val="21"/>
                 <w:rtl/>
-                <w:bCs/>
-                <w:szCs w:val="21"/>
               </w:rPr>
               <w:t>מה חשוב לזכור</w:t>
             </w:r>
@@ -4261,8 +4214,8 @@
       </w:tr>
       <w:tr>
         <w:trPr>
+          <w:cantSplit/>
           <w:trHeight w:val="624"/>
-          <w:cantSplit/>
         </w:trPr>
         <w:tc>
           <w:tcPr>
@@ -4271,17 +4224,16 @@
           <w:p>
             <w:pPr>
               <w:bidi/>
-              <w:jc w:val="right"/>
             </w:pPr>
             <w:r>
               <w:rPr>
                 <w:rFonts w:ascii="Arial" w:hAnsi="Arial" w:cs="Arial" w:eastAsia="Arial"/>
                 <w:b/>
+                <w:bCs/>
                 <w:i w:val="0"/>
                 <w:sz w:val="21"/>
+                <w:szCs w:val="21"/>
                 <w:rtl/>
-                <w:bCs/>
-                <w:szCs w:val="21"/>
               </w:rPr>
               <w:t>הכנסת</w:t>
             </w:r>
@@ -4294,15 +4246,14 @@
           <w:p>
             <w:pPr>
               <w:bidi/>
-              <w:jc w:val="right"/>
             </w:pPr>
           </w:p>
         </w:tc>
       </w:tr>
       <w:tr>
         <w:trPr>
+          <w:cantSplit/>
           <w:trHeight w:val="624"/>
-          <w:cantSplit/>
         </w:trPr>
         <w:tc>
           <w:tcPr>
@@ -4311,17 +4262,16 @@
           <w:p>
             <w:pPr>
               <w:bidi/>
-              <w:jc w:val="right"/>
             </w:pPr>
             <w:r>
               <w:rPr>
                 <w:rFonts w:ascii="Arial" w:hAnsi="Arial" w:cs="Arial" w:eastAsia="Arial"/>
                 <w:b/>
+                <w:bCs/>
                 <w:i w:val="0"/>
                 <w:sz w:val="21"/>
+                <w:szCs w:val="21"/>
                 <w:rtl/>
-                <w:bCs/>
-                <w:szCs w:val="21"/>
               </w:rPr>
               <w:t>בית המשפט העליון</w:t>
             </w:r>
@@ -4334,15 +4284,14 @@
           <w:p>
             <w:pPr>
               <w:bidi/>
-              <w:jc w:val="right"/>
             </w:pPr>
           </w:p>
         </w:tc>
       </w:tr>
       <w:tr>
         <w:trPr>
+          <w:cantSplit/>
           <w:trHeight w:val="624"/>
-          <w:cantSplit/>
         </w:trPr>
         <w:tc>
           <w:tcPr>
@@ -4351,17 +4300,16 @@
           <w:p>
             <w:pPr>
               <w:bidi/>
-              <w:jc w:val="right"/>
             </w:pPr>
             <w:r>
               <w:rPr>
                 <w:rFonts w:ascii="Arial" w:hAnsi="Arial" w:cs="Arial" w:eastAsia="Arial"/>
                 <w:b/>
+                <w:bCs/>
                 <w:i w:val="0"/>
                 <w:sz w:val="21"/>
+                <w:szCs w:val="21"/>
                 <w:rtl/>
-                <w:bCs/>
-                <w:szCs w:val="21"/>
               </w:rPr>
               <w:t>מוזיאון ישראל</w:t>
             </w:r>
@@ -4374,15 +4322,14 @@
           <w:p>
             <w:pPr>
               <w:bidi/>
-              <w:jc w:val="right"/>
             </w:pPr>
           </w:p>
         </w:tc>
       </w:tr>
       <w:tr>
         <w:trPr>
+          <w:cantSplit/>
           <w:trHeight w:val="624"/>
-          <w:cantSplit/>
         </w:trPr>
         <w:tc>
           <w:tcPr>
@@ -4391,17 +4338,16 @@
           <w:p>
             <w:pPr>
               <w:bidi/>
-              <w:jc w:val="right"/>
             </w:pPr>
             <w:r>
               <w:rPr>
                 <w:rFonts w:ascii="Arial" w:hAnsi="Arial" w:cs="Arial" w:eastAsia="Arial"/>
                 <w:b/>
+                <w:bCs/>
                 <w:i w:val="0"/>
                 <w:sz w:val="21"/>
+                <w:szCs w:val="21"/>
                 <w:rtl/>
-                <w:bCs/>
-                <w:szCs w:val="21"/>
               </w:rPr>
               <w:t>הספרייה הלאומית</w:t>
             </w:r>
@@ -4414,15 +4360,14 @@
           <w:p>
             <w:pPr>
               <w:bidi/>
-              <w:jc w:val="right"/>
             </w:pPr>
           </w:p>
         </w:tc>
       </w:tr>
       <w:tr>
         <w:trPr>
+          <w:cantSplit/>
           <w:trHeight w:val="624"/>
-          <w:cantSplit/>
         </w:trPr>
         <w:tc>
           <w:tcPr>
@@ -4431,17 +4376,16 @@
           <w:p>
             <w:pPr>
               <w:bidi/>
-              <w:jc w:val="right"/>
             </w:pPr>
             <w:r>
               <w:rPr>
                 <w:rFonts w:ascii="Arial" w:hAnsi="Arial" w:cs="Arial" w:eastAsia="Arial"/>
                 <w:b/>
+                <w:bCs/>
                 <w:i w:val="0"/>
                 <w:sz w:val="21"/>
+                <w:szCs w:val="21"/>
                 <w:rtl/>
-                <w:bCs/>
-                <w:szCs w:val="21"/>
               </w:rPr>
               <w:t>יד ושם</w:t>
             </w:r>
@@ -4454,15 +4398,14 @@
           <w:p>
             <w:pPr>
               <w:bidi/>
-              <w:jc w:val="right"/>
             </w:pPr>
           </w:p>
         </w:tc>
       </w:tr>
       <w:tr>
         <w:trPr>
+          <w:cantSplit/>
           <w:trHeight w:val="624"/>
-          <w:cantSplit/>
         </w:trPr>
         <w:tc>
           <w:tcPr>
@@ -4471,17 +4414,16 @@
           <w:p>
             <w:pPr>
               <w:bidi/>
-              <w:jc w:val="right"/>
             </w:pPr>
             <w:r>
               <w:rPr>
                 <w:rFonts w:ascii="Arial" w:hAnsi="Arial" w:cs="Arial" w:eastAsia="Arial"/>
                 <w:b/>
+                <w:bCs/>
                 <w:i w:val="0"/>
                 <w:sz w:val="21"/>
+                <w:szCs w:val="21"/>
                 <w:rtl/>
-                <w:bCs/>
-                <w:szCs w:val="21"/>
               </w:rPr>
               <w:t>הר הרצל</w:t>
             </w:r>
@@ -4494,7 +4436,6 @@
           <w:p>
             <w:pPr>
               <w:bidi/>
-              <w:jc w:val="right"/>
             </w:pPr>
           </w:p>
         </w:tc>
@@ -4504,7 +4445,6 @@
       <w:pPr>
         <w:bidi/>
         <w:spacing w:before="0" w:after="80"/>
-        <w:jc w:val="right"/>
       </w:pPr>
     </w:p>
     <w:p>
@@ -4512,7 +4452,6 @@
         <w:keepNext/>
         <w:bidi/>
         <w:spacing w:before="200" w:after="40"/>
-        <w:jc w:val="right"/>
       </w:pPr>
       <w:r>
         <w:rPr>
@@ -4521,8 +4460,8 @@
           <w:i w:val="0"/>
           <w:color w:val="555555"/>
           <w:sz w:val="18"/>
+          <w:szCs w:val="18"/>
           <w:rtl/>
-          <w:szCs w:val="18"/>
         </w:rPr>
         <w:t xml:space="preserve">שקף 19  </w:t>
       </w:r>
@@ -4533,8 +4472,8 @@
           <w:i w:val="0"/>
           <w:color w:val="555555"/>
           <w:sz w:val="18"/>
+          <w:szCs w:val="18"/>
           <w:rtl/>
-          <w:szCs w:val="18"/>
         </w:rPr>
         <w:t xml:space="preserve">תיירות עירונית ופנאי  </w:t>
       </w:r>
@@ -4544,17 +4483,16 @@
         <w:keepNext/>
         <w:bidi/>
         <w:spacing w:before="0" w:after="80"/>
-        <w:jc w:val="right"/>
       </w:pPr>
       <w:r>
         <w:rPr>
           <w:rFonts w:ascii="Arial" w:hAnsi="Arial" w:cs="Arial" w:eastAsia="Arial"/>
           <w:b/>
+          <w:bCs/>
           <w:i w:val="0"/>
           <w:sz w:val="28"/>
+          <w:szCs w:val="28"/>
           <w:rtl/>
-          <w:bCs/>
-          <w:szCs w:val="28"/>
         </w:rPr>
         <w:t>ירושלים של ערב</w:t>
       </w:r>
@@ -4562,12 +4500,11 @@
     <w:tbl>
       <w:tblPr>
         <w:tblStyle w:val="TableGrid"/>
+        <w:bidiVisual/>
         <w:tblW w:type="auto" w:w="0"/>
-        <w:jc w:val="right"/>
+        <w:tblLayout w:type="fixed"/>
         <w:tblLayout w:type="fixed"/>
         <w:tblLook w:firstColumn="1" w:firstRow="1" w:lastColumn="0" w:lastRow="0" w:noHBand="0" w:noVBand="1" w:val="04A0"/>
-        <w:bidiVisual/>
-        <w:tblLayout w:type="fixed"/>
       </w:tblPr>
       <w:tblGrid>
         <w:gridCol w:w="2721"/>
@@ -4586,7 +4523,6 @@
           <w:p>
             <w:pPr>
               <w:bidi/>
-              <w:jc w:val="right"/>
             </w:pPr>
           </w:p>
         </w:tc>
@@ -4598,17 +4534,16 @@
           <w:p>
             <w:pPr>
               <w:bidi/>
-              <w:jc w:val="right"/>
             </w:pPr>
             <w:r>
               <w:rPr>
                 <w:rFonts w:ascii="Arial" w:hAnsi="Arial" w:cs="Arial" w:eastAsia="Arial"/>
                 <w:b/>
+                <w:bCs/>
                 <w:i w:val="0"/>
                 <w:sz w:val="21"/>
+                <w:szCs w:val="21"/>
                 <w:rtl/>
-                <w:bCs/>
-                <w:szCs w:val="21"/>
               </w:rPr>
               <w:t>מה חשוב לזכור</w:t>
             </w:r>
@@ -4617,8 +4552,8 @@
       </w:tr>
       <w:tr>
         <w:trPr>
+          <w:cantSplit/>
           <w:trHeight w:val="624"/>
-          <w:cantSplit/>
         </w:trPr>
         <w:tc>
           <w:tcPr>
@@ -4627,17 +4562,16 @@
           <w:p>
             <w:pPr>
               <w:bidi/>
-              <w:jc w:val="right"/>
             </w:pPr>
             <w:r>
               <w:rPr>
                 <w:rFonts w:ascii="Arial" w:hAnsi="Arial" w:cs="Arial" w:eastAsia="Arial"/>
                 <w:b/>
+                <w:bCs/>
                 <w:i w:val="0"/>
                 <w:sz w:val="21"/>
+                <w:szCs w:val="21"/>
                 <w:rtl/>
-                <w:bCs/>
-                <w:szCs w:val="21"/>
               </w:rPr>
               <w:t>שוק מחנה יהודה</w:t>
             </w:r>
@@ -4650,15 +4584,14 @@
           <w:p>
             <w:pPr>
               <w:bidi/>
-              <w:jc w:val="right"/>
             </w:pPr>
           </w:p>
         </w:tc>
       </w:tr>
       <w:tr>
         <w:trPr>
+          <w:cantSplit/>
           <w:trHeight w:val="624"/>
-          <w:cantSplit/>
         </w:trPr>
         <w:tc>
           <w:tcPr>
@@ -4667,17 +4600,16 @@
           <w:p>
             <w:pPr>
               <w:bidi/>
-              <w:jc w:val="right"/>
             </w:pPr>
             <w:r>
               <w:rPr>
                 <w:rFonts w:ascii="Arial" w:hAnsi="Arial" w:cs="Arial" w:eastAsia="Arial"/>
                 <w:b/>
+                <w:bCs/>
                 <w:i w:val="0"/>
                 <w:sz w:val="21"/>
+                <w:szCs w:val="21"/>
                 <w:rtl/>
-                <w:bCs/>
-                <w:szCs w:val="21"/>
               </w:rPr>
               <w:t>נחלת שבעה</w:t>
             </w:r>
@@ -4690,15 +4622,14 @@
           <w:p>
             <w:pPr>
               <w:bidi/>
-              <w:jc w:val="right"/>
             </w:pPr>
           </w:p>
         </w:tc>
       </w:tr>
       <w:tr>
         <w:trPr>
+          <w:cantSplit/>
           <w:trHeight w:val="624"/>
-          <w:cantSplit/>
         </w:trPr>
         <w:tc>
           <w:tcPr>
@@ -4707,17 +4638,16 @@
           <w:p>
             <w:pPr>
               <w:bidi/>
-              <w:jc w:val="right"/>
             </w:pPr>
             <w:r>
               <w:rPr>
                 <w:rFonts w:ascii="Arial" w:hAnsi="Arial" w:cs="Arial" w:eastAsia="Arial"/>
                 <w:b/>
+                <w:bCs/>
                 <w:i w:val="0"/>
                 <w:sz w:val="21"/>
+                <w:szCs w:val="21"/>
                 <w:rtl/>
-                <w:bCs/>
-                <w:szCs w:val="21"/>
               </w:rPr>
               <w:t>מדרחוב בן יהודה</w:t>
             </w:r>
@@ -4730,15 +4660,14 @@
           <w:p>
             <w:pPr>
               <w:bidi/>
-              <w:jc w:val="right"/>
             </w:pPr>
           </w:p>
         </w:tc>
       </w:tr>
       <w:tr>
         <w:trPr>
+          <w:cantSplit/>
           <w:trHeight w:val="624"/>
-          <w:cantSplit/>
         </w:trPr>
         <w:tc>
           <w:tcPr>
@@ -4747,17 +4676,16 @@
           <w:p>
             <w:pPr>
               <w:bidi/>
-              <w:jc w:val="right"/>
             </w:pPr>
             <w:r>
               <w:rPr>
                 <w:rFonts w:ascii="Arial" w:hAnsi="Arial" w:cs="Arial" w:eastAsia="Arial"/>
                 <w:b/>
+                <w:bCs/>
                 <w:i w:val="0"/>
                 <w:sz w:val="21"/>
+                <w:szCs w:val="21"/>
                 <w:rtl/>
-                <w:bCs/>
-                <w:szCs w:val="21"/>
               </w:rPr>
               <w:t>תצפיות</w:t>
             </w:r>
@@ -4770,7 +4698,6 @@
           <w:p>
             <w:pPr>
               <w:bidi/>
-              <w:jc w:val="right"/>
             </w:pPr>
           </w:p>
         </w:tc>
@@ -4780,7 +4707,6 @@
       <w:pPr>
         <w:bidi/>
         <w:spacing w:before="0" w:after="80"/>
-        <w:jc w:val="right"/>
       </w:pPr>
     </w:p>
     <w:p>
@@ -4788,7 +4714,6 @@
         <w:keepNext/>
         <w:bidi/>
         <w:spacing w:before="200" w:after="40"/>
-        <w:jc w:val="right"/>
       </w:pPr>
       <w:r>
         <w:rPr>
@@ -4797,8 +4722,8 @@
           <w:i w:val="0"/>
           <w:color w:val="555555"/>
           <w:sz w:val="18"/>
+          <w:szCs w:val="18"/>
           <w:rtl/>
-          <w:szCs w:val="18"/>
         </w:rPr>
         <w:t xml:space="preserve">שקף 20  </w:t>
       </w:r>
@@ -4809,8 +4734,8 @@
           <w:i w:val="0"/>
           <w:color w:val="555555"/>
           <w:sz w:val="18"/>
+          <w:szCs w:val="18"/>
           <w:rtl/>
-          <w:szCs w:val="18"/>
         </w:rPr>
         <w:t xml:space="preserve">גורמים המשפיעים על התיירות  </w:t>
       </w:r>
@@ -4820,17 +4745,16 @@
         <w:keepNext/>
         <w:bidi/>
         <w:spacing w:before="0" w:after="80"/>
-        <w:jc w:val="right"/>
       </w:pPr>
       <w:r>
         <w:rPr>
           <w:rFonts w:ascii="Arial" w:hAnsi="Arial" w:cs="Arial" w:eastAsia="Arial"/>
           <w:b/>
+          <w:bCs/>
           <w:i w:val="0"/>
           <w:sz w:val="28"/>
+          <w:szCs w:val="28"/>
           <w:rtl/>
-          <w:bCs/>
-          <w:szCs w:val="28"/>
         </w:rPr>
         <w:t>מה מעלה ומה מוריד את התיירות לירושלים</w:t>
       </w:r>
@@ -4838,12 +4762,11 @@
     <w:tbl>
       <w:tblPr>
         <w:tblStyle w:val="TableGrid"/>
+        <w:bidiVisual/>
         <w:tblW w:type="auto" w:w="0"/>
-        <w:jc w:val="right"/>
+        <w:tblLayout w:type="fixed"/>
         <w:tblLayout w:type="fixed"/>
         <w:tblLook w:firstColumn="1" w:firstRow="1" w:lastColumn="0" w:lastRow="0" w:noHBand="0" w:noVBand="1" w:val="04A0"/>
-        <w:bidiVisual/>
-        <w:tblLayout w:type="fixed"/>
       </w:tblPr>
       <w:tblGrid>
         <w:gridCol w:w="2721"/>
@@ -4862,7 +4785,6 @@
           <w:p>
             <w:pPr>
               <w:bidi/>
-              <w:jc w:val="right"/>
             </w:pPr>
           </w:p>
         </w:tc>
@@ -4874,17 +4796,16 @@
           <w:p>
             <w:pPr>
               <w:bidi/>
-              <w:jc w:val="right"/>
             </w:pPr>
             <w:r>
               <w:rPr>
                 <w:rFonts w:ascii="Arial" w:hAnsi="Arial" w:cs="Arial" w:eastAsia="Arial"/>
                 <w:b/>
+                <w:bCs/>
                 <w:i w:val="0"/>
                 <w:sz w:val="21"/>
+                <w:szCs w:val="21"/>
                 <w:rtl/>
-                <w:bCs/>
-                <w:szCs w:val="21"/>
               </w:rPr>
               <w:t>מה חשוב לזכור</w:t>
             </w:r>
@@ -4893,8 +4814,8 @@
       </w:tr>
       <w:tr>
         <w:trPr>
+          <w:cantSplit/>
           <w:trHeight w:val="624"/>
-          <w:cantSplit/>
         </w:trPr>
         <w:tc>
           <w:tcPr>
@@ -4903,17 +4824,16 @@
           <w:p>
             <w:pPr>
               <w:bidi/>
-              <w:jc w:val="right"/>
             </w:pPr>
             <w:r>
               <w:rPr>
                 <w:rFonts w:ascii="Arial" w:hAnsi="Arial" w:cs="Arial" w:eastAsia="Arial"/>
                 <w:b/>
+                <w:bCs/>
                 <w:i w:val="0"/>
                 <w:sz w:val="21"/>
+                <w:szCs w:val="21"/>
                 <w:rtl/>
-                <w:bCs/>
-                <w:szCs w:val="21"/>
               </w:rPr>
               <w:t>מלחמה וביטחון</w:t>
             </w:r>
@@ -4926,15 +4846,14 @@
           <w:p>
             <w:pPr>
               <w:bidi/>
-              <w:jc w:val="right"/>
             </w:pPr>
           </w:p>
         </w:tc>
       </w:tr>
       <w:tr>
         <w:trPr>
+          <w:cantSplit/>
           <w:trHeight w:val="624"/>
-          <w:cantSplit/>
         </w:trPr>
         <w:tc>
           <w:tcPr>
@@ -4943,17 +4862,16 @@
           <w:p>
             <w:pPr>
               <w:bidi/>
-              <w:jc w:val="right"/>
             </w:pPr>
             <w:r>
               <w:rPr>
                 <w:rFonts w:ascii="Arial" w:hAnsi="Arial" w:cs="Arial" w:eastAsia="Arial"/>
                 <w:b/>
+                <w:bCs/>
                 <w:i w:val="0"/>
                 <w:sz w:val="21"/>
+                <w:szCs w:val="21"/>
                 <w:rtl/>
-                <w:bCs/>
-                <w:szCs w:val="21"/>
               </w:rPr>
               <w:t>אזהרות מסע</w:t>
             </w:r>
@@ -4966,15 +4884,14 @@
           <w:p>
             <w:pPr>
               <w:bidi/>
-              <w:jc w:val="right"/>
             </w:pPr>
           </w:p>
         </w:tc>
       </w:tr>
       <w:tr>
         <w:trPr>
+          <w:cantSplit/>
           <w:trHeight w:val="624"/>
-          <w:cantSplit/>
         </w:trPr>
         <w:tc>
           <w:tcPr>
@@ -4983,17 +4900,16 @@
           <w:p>
             <w:pPr>
               <w:bidi/>
-              <w:jc w:val="right"/>
             </w:pPr>
             <w:r>
               <w:rPr>
                 <w:rFonts w:ascii="Arial" w:hAnsi="Arial" w:cs="Arial" w:eastAsia="Arial"/>
                 <w:b/>
+                <w:bCs/>
                 <w:i w:val="0"/>
                 <w:sz w:val="21"/>
+                <w:szCs w:val="21"/>
                 <w:rtl/>
-                <w:bCs/>
-                <w:szCs w:val="21"/>
               </w:rPr>
               <w:t>עונות</w:t>
             </w:r>
@@ -5006,15 +4922,14 @@
           <w:p>
             <w:pPr>
               <w:bidi/>
-              <w:jc w:val="right"/>
             </w:pPr>
           </w:p>
         </w:tc>
       </w:tr>
       <w:tr>
         <w:trPr>
+          <w:cantSplit/>
           <w:trHeight w:val="624"/>
-          <w:cantSplit/>
         </w:trPr>
         <w:tc>
           <w:tcPr>
@@ -5023,17 +4938,16 @@
           <w:p>
             <w:pPr>
               <w:bidi/>
-              <w:jc w:val="right"/>
             </w:pPr>
             <w:r>
               <w:rPr>
                 <w:rFonts w:ascii="Arial" w:hAnsi="Arial" w:cs="Arial" w:eastAsia="Arial"/>
                 <w:b/>
+                <w:bCs/>
                 <w:i w:val="0"/>
                 <w:sz w:val="21"/>
+                <w:szCs w:val="21"/>
                 <w:rtl/>
-                <w:bCs/>
-                <w:szCs w:val="21"/>
               </w:rPr>
               <w:t>אירועים גדולים</w:t>
             </w:r>
@@ -5046,7 +4960,6 @@
           <w:p>
             <w:pPr>
               <w:bidi/>
-              <w:jc w:val="right"/>
             </w:pPr>
           </w:p>
         </w:tc>
@@ -5056,7 +4969,6 @@
       <w:pPr>
         <w:bidi/>
         <w:spacing w:before="0" w:after="80"/>
-        <w:jc w:val="right"/>
       </w:pPr>
     </w:p>
     <w:p>
@@ -5064,7 +4976,6 @@
         <w:keepNext/>
         <w:bidi/>
         <w:spacing w:before="200" w:after="40"/>
-        <w:jc w:val="right"/>
       </w:pPr>
       <w:r>
         <w:rPr>
@@ -5073,8 +4984,8 @@
           <w:i w:val="0"/>
           <w:color w:val="555555"/>
           <w:sz w:val="18"/>
+          <w:szCs w:val="18"/>
           <w:rtl/>
-          <w:szCs w:val="18"/>
         </w:rPr>
         <w:t xml:space="preserve">שקף 21  </w:t>
       </w:r>
@@ -5085,8 +4996,8 @@
           <w:i w:val="0"/>
           <w:color w:val="555555"/>
           <w:sz w:val="18"/>
+          <w:szCs w:val="18"/>
           <w:rtl/>
-          <w:szCs w:val="18"/>
         </w:rPr>
         <w:t xml:space="preserve">גישה ולינה  </w:t>
       </w:r>
@@ -5096,17 +5007,16 @@
         <w:keepNext/>
         <w:bidi/>
         <w:spacing w:before="0" w:after="80"/>
-        <w:jc w:val="right"/>
       </w:pPr>
       <w:r>
         <w:rPr>
           <w:rFonts w:ascii="Arial" w:hAnsi="Arial" w:cs="Arial" w:eastAsia="Arial"/>
           <w:b/>
+          <w:bCs/>
           <w:i w:val="0"/>
           <w:sz w:val="28"/>
+          <w:szCs w:val="28"/>
           <w:rtl/>
-          <w:bCs/>
-          <w:szCs w:val="28"/>
         </w:rPr>
         <w:t>איך מגיעים, ואיפה לנים</w:t>
       </w:r>
@@ -5114,12 +5024,11 @@
     <w:tbl>
       <w:tblPr>
         <w:tblStyle w:val="TableGrid"/>
+        <w:bidiVisual/>
         <w:tblW w:type="auto" w:w="0"/>
-        <w:jc w:val="right"/>
+        <w:tblLayout w:type="fixed"/>
         <w:tblLayout w:type="fixed"/>
         <w:tblLook w:firstColumn="1" w:firstRow="1" w:lastColumn="0" w:lastRow="0" w:noHBand="0" w:noVBand="1" w:val="04A0"/>
-        <w:bidiVisual/>
-        <w:tblLayout w:type="fixed"/>
       </w:tblPr>
       <w:tblGrid>
         <w:gridCol w:w="2721"/>
@@ -5138,7 +5047,6 @@
           <w:p>
             <w:pPr>
               <w:bidi/>
-              <w:jc w:val="right"/>
             </w:pPr>
           </w:p>
         </w:tc>
@@ -5150,17 +5058,16 @@
           <w:p>
             <w:pPr>
               <w:bidi/>
-              <w:jc w:val="right"/>
             </w:pPr>
             <w:r>
               <w:rPr>
                 <w:rFonts w:ascii="Arial" w:hAnsi="Arial" w:cs="Arial" w:eastAsia="Arial"/>
                 <w:b/>
+                <w:bCs/>
                 <w:i w:val="0"/>
                 <w:sz w:val="21"/>
+                <w:szCs w:val="21"/>
                 <w:rtl/>
-                <w:bCs/>
-                <w:szCs w:val="21"/>
               </w:rPr>
               <w:t>מה חשוב לזכור</w:t>
             </w:r>
@@ -5169,8 +5076,8 @@
       </w:tr>
       <w:tr>
         <w:trPr>
+          <w:cantSplit/>
           <w:trHeight w:val="624"/>
-          <w:cantSplit/>
         </w:trPr>
         <w:tc>
           <w:tcPr>
@@ -5179,17 +5086,16 @@
           <w:p>
             <w:pPr>
               <w:bidi/>
-              <w:jc w:val="right"/>
             </w:pPr>
             <w:r>
               <w:rPr>
                 <w:rFonts w:ascii="Arial" w:hAnsi="Arial" w:cs="Arial" w:eastAsia="Arial"/>
                 <w:b/>
+                <w:bCs/>
                 <w:i w:val="0"/>
                 <w:sz w:val="21"/>
+                <w:szCs w:val="21"/>
                 <w:rtl/>
-                <w:bCs/>
-                <w:szCs w:val="21"/>
               </w:rPr>
               <w:t>הדרך ההיסטורית:</w:t>
             </w:r>
@@ -5202,15 +5108,14 @@
           <w:p>
             <w:pPr>
               <w:bidi/>
-              <w:jc w:val="right"/>
             </w:pPr>
           </w:p>
         </w:tc>
       </w:tr>
       <w:tr>
         <w:trPr>
+          <w:cantSplit/>
           <w:trHeight w:val="624"/>
-          <w:cantSplit/>
         </w:trPr>
         <w:tc>
           <w:tcPr>
@@ -5219,17 +5124,16 @@
           <w:p>
             <w:pPr>
               <w:bidi/>
-              <w:jc w:val="right"/>
             </w:pPr>
             <w:r>
               <w:rPr>
                 <w:rFonts w:ascii="Arial" w:hAnsi="Arial" w:cs="Arial" w:eastAsia="Arial"/>
                 <w:b/>
+                <w:bCs/>
                 <w:i w:val="0"/>
                 <w:sz w:val="21"/>
+                <w:szCs w:val="21"/>
                 <w:rtl/>
-                <w:bCs/>
-                <w:szCs w:val="21"/>
               </w:rPr>
               <w:t>היום:</w:t>
             </w:r>
@@ -5242,15 +5146,14 @@
           <w:p>
             <w:pPr>
               <w:bidi/>
-              <w:jc w:val="right"/>
             </w:pPr>
           </w:p>
         </w:tc>
       </w:tr>
       <w:tr>
         <w:trPr>
+          <w:cantSplit/>
           <w:trHeight w:val="624"/>
-          <w:cantSplit/>
         </w:trPr>
         <w:tc>
           <w:tcPr>
@@ -5259,17 +5162,16 @@
           <w:p>
             <w:pPr>
               <w:bidi/>
-              <w:jc w:val="right"/>
             </w:pPr>
             <w:r>
               <w:rPr>
                 <w:rFonts w:ascii="Arial" w:hAnsi="Arial" w:cs="Arial" w:eastAsia="Arial"/>
                 <w:b/>
+                <w:bCs/>
                 <w:i w:val="0"/>
                 <w:sz w:val="21"/>
+                <w:szCs w:val="21"/>
                 <w:rtl/>
-                <w:bCs/>
-                <w:szCs w:val="21"/>
               </w:rPr>
               <w:t>לינה:</w:t>
             </w:r>
@@ -5282,7 +5184,6 @@
           <w:p>
             <w:pPr>
               <w:bidi/>
-              <w:jc w:val="right"/>
             </w:pPr>
           </w:p>
         </w:tc>
@@ -5292,7 +5193,6 @@
       <w:pPr>
         <w:bidi/>
         <w:spacing w:before="0" w:after="80"/>
-        <w:jc w:val="right"/>
       </w:pPr>
     </w:p>
     <w:p>
@@ -5300,7 +5200,6 @@
         <w:keepNext/>
         <w:bidi/>
         <w:spacing w:before="200" w:after="40"/>
-        <w:jc w:val="right"/>
       </w:pPr>
       <w:r>
         <w:rPr>
@@ -5309,8 +5208,8 @@
           <w:i w:val="0"/>
           <w:color w:val="555555"/>
           <w:sz w:val="18"/>
+          <w:szCs w:val="18"/>
           <w:rtl/>
-          <w:szCs w:val="18"/>
         </w:rPr>
         <w:t xml:space="preserve">שקף 22  </w:t>
       </w:r>
@@ -5321,8 +5220,8 @@
           <w:i w:val="0"/>
           <w:color w:val="555555"/>
           <w:sz w:val="18"/>
+          <w:szCs w:val="18"/>
           <w:rtl/>
-          <w:szCs w:val="18"/>
         </w:rPr>
         <w:t xml:space="preserve">אתגרים  </w:t>
       </w:r>
@@ -5332,17 +5231,16 @@
         <w:keepNext/>
         <w:bidi/>
         <w:spacing w:before="0" w:after="80"/>
-        <w:jc w:val="right"/>
       </w:pPr>
       <w:r>
         <w:rPr>
           <w:rFonts w:ascii="Arial" w:hAnsi="Arial" w:cs="Arial" w:eastAsia="Arial"/>
           <w:b/>
+          <w:bCs/>
           <w:i w:val="0"/>
           <w:sz w:val="28"/>
+          <w:szCs w:val="28"/>
           <w:rtl/>
-          <w:bCs/>
-          <w:szCs w:val="28"/>
         </w:rPr>
         <w:t>מה הבעיות של ירושלים כיעד?</w:t>
       </w:r>
@@ -5352,7 +5250,6 @@
         <w:keepNext/>
         <w:bidi/>
         <w:spacing w:before="0" w:after="0"/>
-        <w:jc w:val="right"/>
       </w:pPr>
       <w:r>
         <w:rPr>
@@ -5367,19 +5264,19 @@
     </w:p>
     <w:tbl>
       <w:tblPr>
+        <w:bidiVisual/>
         <w:tblW w:type="auto" w:w="0"/>
+        <w:tblBorders>
+          <w:top w:val="nil"/>
+          <w:left w:val="nil"/>
+          <w:bottom w:val="single" w:sz="4" w:color="999999"/>
+          <w:right w:val="nil"/>
+          <w:insideH w:val="single" w:sz="4" w:color="999999"/>
+          <w:insideV w:val="nil"/>
+        </w:tblBorders>
+        <w:tblLayout w:type="fixed"/>
         <w:tblLayout w:type="fixed"/>
         <w:tblLook w:firstColumn="1" w:firstRow="1" w:lastColumn="0" w:lastRow="0" w:noHBand="0" w:noVBand="1" w:val="04A0"/>
-        <w:bidiVisual/>
-        <w:tblBorders>
-          <w:top w:val="nil"/>
-          <w:left w:val="nil"/>
-          <w:bottom w:val="single" w:sz="4" w:color="999999"/>
-          <w:right w:val="nil"/>
-          <w:insideH w:val="single" w:sz="4" w:color="999999"/>
-          <w:insideV w:val="nil"/>
-        </w:tblBorders>
-        <w:tblLayout w:type="fixed"/>
       </w:tblPr>
       <w:tblGrid>
         <w:gridCol w:w="567"/>
@@ -5396,15 +5293,14 @@
           <w:p>
             <w:pPr>
               <w:bidi/>
-              <w:jc w:val="right"/>
             </w:pPr>
             <w:r>
               <w:rPr>
                 <w:rFonts w:ascii="Arial" w:hAnsi="Arial" w:cs="Arial" w:eastAsia="Arial"/>
                 <w:b/>
+                <w:bCs/>
                 <w:i w:val="0"/>
                 <w:rtl/>
-                <w:bCs/>
               </w:rPr>
               <w:t>1:</w:t>
             </w:r>
@@ -5417,7 +5313,6 @@
           <w:p>
             <w:pPr>
               <w:bidi/>
-              <w:jc w:val="right"/>
             </w:pPr>
           </w:p>
         </w:tc>
@@ -5433,15 +5328,14 @@
           <w:p>
             <w:pPr>
               <w:bidi/>
-              <w:jc w:val="right"/>
             </w:pPr>
             <w:r>
               <w:rPr>
                 <w:rFonts w:ascii="Arial" w:hAnsi="Arial" w:cs="Arial" w:eastAsia="Arial"/>
                 <w:b/>
+                <w:bCs/>
                 <w:i w:val="0"/>
                 <w:rtl/>
-                <w:bCs/>
               </w:rPr>
               <w:t>2:</w:t>
             </w:r>
@@ -5454,7 +5348,6 @@
           <w:p>
             <w:pPr>
               <w:bidi/>
-              <w:jc w:val="right"/>
             </w:pPr>
           </w:p>
         </w:tc>
@@ -5470,15 +5363,14 @@
           <w:p>
             <w:pPr>
               <w:bidi/>
-              <w:jc w:val="right"/>
             </w:pPr>
             <w:r>
               <w:rPr>
                 <w:rFonts w:ascii="Arial" w:hAnsi="Arial" w:cs="Arial" w:eastAsia="Arial"/>
                 <w:b/>
+                <w:bCs/>
                 <w:i w:val="0"/>
                 <w:rtl/>
-                <w:bCs/>
               </w:rPr>
               <w:t>3:</w:t>
             </w:r>
@@ -5491,7 +5383,6 @@
           <w:p>
             <w:pPr>
               <w:bidi/>
-              <w:jc w:val="right"/>
             </w:pPr>
           </w:p>
         </w:tc>
@@ -5507,15 +5398,14 @@
           <w:p>
             <w:pPr>
               <w:bidi/>
-              <w:jc w:val="right"/>
             </w:pPr>
             <w:r>
               <w:rPr>
                 <w:rFonts w:ascii="Arial" w:hAnsi="Arial" w:cs="Arial" w:eastAsia="Arial"/>
                 <w:b/>
+                <w:bCs/>
                 <w:i w:val="0"/>
                 <w:rtl/>
-                <w:bCs/>
               </w:rPr>
               <w:t>4:</w:t>
             </w:r>
@@ -5528,7 +5418,6 @@
           <w:p>
             <w:pPr>
               <w:bidi/>
-              <w:jc w:val="right"/>
             </w:pPr>
           </w:p>
         </w:tc>
@@ -5538,18 +5427,16 @@
       <w:pPr>
         <w:bidi/>
         <w:spacing w:before="0" w:after="80"/>
-        <w:jc w:val="right"/>
       </w:pPr>
     </w:p>
     <w:tbl>
       <w:tblPr>
         <w:tblStyle w:val="TableGrid"/>
+        <w:bidiVisual/>
         <w:tblW w:type="auto" w:w="0"/>
-        <w:jc w:val="right"/>
+        <w:tblLayout w:type="fixed"/>
         <w:tblLayout w:type="fixed"/>
         <w:tblLook w:firstColumn="1" w:firstRow="1" w:lastColumn="0" w:lastRow="0" w:noHBand="0" w:noVBand="1" w:val="04A0"/>
-        <w:bidiVisual/>
-        <w:tblLayout w:type="fixed"/>
       </w:tblPr>
       <w:tblGrid>
         <w:gridCol w:w="2154"/>
@@ -5569,17 +5456,16 @@
           <w:p>
             <w:pPr>
               <w:bidi/>
-              <w:jc w:val="right"/>
             </w:pPr>
             <w:r>
               <w:rPr>
                 <w:rFonts w:ascii="Arial" w:hAnsi="Arial" w:cs="Arial" w:eastAsia="Arial"/>
                 <w:b/>
+                <w:bCs/>
                 <w:i w:val="0"/>
                 <w:sz w:val="21"/>
+                <w:szCs w:val="21"/>
                 <w:rtl/>
-                <w:bCs/>
-                <w:szCs w:val="21"/>
               </w:rPr>
               <w:t>מושג</w:t>
             </w:r>
@@ -5593,17 +5479,16 @@
           <w:p>
             <w:pPr>
               <w:bidi/>
-              <w:jc w:val="right"/>
             </w:pPr>
             <w:r>
               <w:rPr>
                 <w:rFonts w:ascii="Arial" w:hAnsi="Arial" w:cs="Arial" w:eastAsia="Arial"/>
                 <w:b/>
+                <w:bCs/>
                 <w:i w:val="0"/>
                 <w:sz w:val="21"/>
+                <w:szCs w:val="21"/>
                 <w:rtl/>
-                <w:bCs/>
-                <w:szCs w:val="21"/>
               </w:rPr>
               <w:t>הגדרה במילים שלי</w:t>
             </w:r>
@@ -5617,17 +5502,16 @@
           <w:p>
             <w:pPr>
               <w:bidi/>
-              <w:jc w:val="right"/>
             </w:pPr>
             <w:r>
               <w:rPr>
                 <w:rFonts w:ascii="Arial" w:hAnsi="Arial" w:cs="Arial" w:eastAsia="Arial"/>
                 <w:b/>
+                <w:bCs/>
                 <w:i w:val="0"/>
                 <w:sz w:val="21"/>
+                <w:szCs w:val="21"/>
                 <w:rtl/>
-                <w:bCs/>
-                <w:szCs w:val="21"/>
               </w:rPr>
               <w:t>דוגמה</w:t>
             </w:r>
@@ -5636,8 +5520,8 @@
       </w:tr>
       <w:tr>
         <w:trPr>
+          <w:cantSplit/>
           <w:trHeight w:val="1020"/>
-          <w:cantSplit/>
         </w:trPr>
         <w:tc>
           <w:tcPr>
@@ -5646,17 +5530,16 @@
           <w:p>
             <w:pPr>
               <w:bidi/>
-              <w:jc w:val="right"/>
             </w:pPr>
             <w:r>
               <w:rPr>
                 <w:rFonts w:ascii="Arial" w:hAnsi="Arial" w:cs="Arial" w:eastAsia="Arial"/>
                 <w:b/>
+                <w:bCs/>
                 <w:i w:val="0"/>
                 <w:sz w:val="21"/>
+                <w:szCs w:val="21"/>
                 <w:rtl/>
-                <w:bCs/>
-                <w:szCs w:val="21"/>
               </w:rPr>
               <w:t>כושר נשיאה</w:t>
             </w:r>
@@ -5669,7 +5552,6 @@
           <w:p>
             <w:pPr>
               <w:bidi/>
-              <w:jc w:val="right"/>
             </w:pPr>
           </w:p>
         </w:tc>
@@ -5680,7 +5562,6 @@
           <w:p>
             <w:pPr>
               <w:bidi/>
-              <w:jc w:val="right"/>
             </w:pPr>
           </w:p>
         </w:tc>
@@ -5690,7 +5571,6 @@
       <w:pPr>
         <w:bidi/>
         <w:spacing w:before="0" w:after="80"/>
-        <w:jc w:val="right"/>
       </w:pPr>
     </w:p>
     <w:p>
@@ -5698,7 +5578,6 @@
         <w:keepNext/>
         <w:bidi/>
         <w:spacing w:before="200" w:after="40"/>
-        <w:jc w:val="right"/>
       </w:pPr>
       <w:r>
         <w:rPr>
@@ -5707,8 +5586,8 @@
           <w:i w:val="0"/>
           <w:color w:val="555555"/>
           <w:sz w:val="18"/>
+          <w:szCs w:val="18"/>
           <w:rtl/>
-          <w:szCs w:val="18"/>
         </w:rPr>
         <w:t xml:space="preserve">שקף 23  </w:t>
       </w:r>
@@ -5719,8 +5598,8 @@
           <w:i w:val="0"/>
           <w:color w:val="555555"/>
           <w:sz w:val="18"/>
+          <w:szCs w:val="18"/>
           <w:rtl/>
-          <w:szCs w:val="18"/>
         </w:rPr>
         <w:t xml:space="preserve">קהלים  </w:t>
       </w:r>
@@ -5730,17 +5609,16 @@
         <w:keepNext/>
         <w:bidi/>
         <w:spacing w:before="0" w:after="80"/>
-        <w:jc w:val="right"/>
       </w:pPr>
       <w:r>
         <w:rPr>
           <w:rFonts w:ascii="Arial" w:hAnsi="Arial" w:cs="Arial" w:eastAsia="Arial"/>
           <w:b/>
+          <w:bCs/>
           <w:i w:val="0"/>
           <w:sz w:val="28"/>
+          <w:szCs w:val="28"/>
           <w:rtl/>
-          <w:bCs/>
-          <w:szCs w:val="28"/>
         </w:rPr>
         <w:t>מי מגיע לירושלים, ומה הוא מחפש</w:t>
       </w:r>
@@ -5748,12 +5626,11 @@
     <w:tbl>
       <w:tblPr>
         <w:tblStyle w:val="TableGrid"/>
+        <w:bidiVisual/>
         <w:tblW w:type="auto" w:w="0"/>
-        <w:jc w:val="right"/>
+        <w:tblLayout w:type="fixed"/>
         <w:tblLayout w:type="fixed"/>
         <w:tblLook w:firstColumn="1" w:firstRow="1" w:lastColumn="0" w:lastRow="0" w:noHBand="0" w:noVBand="1" w:val="04A0"/>
-        <w:bidiVisual/>
-        <w:tblLayout w:type="fixed"/>
       </w:tblPr>
       <w:tblGrid>
         <w:gridCol w:w="2721"/>
@@ -5772,7 +5649,6 @@
           <w:p>
             <w:pPr>
               <w:bidi/>
-              <w:jc w:val="right"/>
             </w:pPr>
           </w:p>
         </w:tc>
@@ -5784,17 +5660,16 @@
           <w:p>
             <w:pPr>
               <w:bidi/>
-              <w:jc w:val="right"/>
             </w:pPr>
             <w:r>
               <w:rPr>
                 <w:rFonts w:ascii="Arial" w:hAnsi="Arial" w:cs="Arial" w:eastAsia="Arial"/>
                 <w:b/>
+                <w:bCs/>
                 <w:i w:val="0"/>
                 <w:sz w:val="21"/>
+                <w:szCs w:val="21"/>
                 <w:rtl/>
-                <w:bCs/>
-                <w:szCs w:val="21"/>
               </w:rPr>
               <w:t>מה חשוב לזכור</w:t>
             </w:r>
@@ -5803,8 +5678,8 @@
       </w:tr>
       <w:tr>
         <w:trPr>
+          <w:cantSplit/>
           <w:trHeight w:val="624"/>
-          <w:cantSplit/>
         </w:trPr>
         <w:tc>
           <w:tcPr>
@@ -5813,17 +5688,16 @@
           <w:p>
             <w:pPr>
               <w:bidi/>
-              <w:jc w:val="right"/>
             </w:pPr>
             <w:r>
               <w:rPr>
                 <w:rFonts w:ascii="Arial" w:hAnsi="Arial" w:cs="Arial" w:eastAsia="Arial"/>
                 <w:b/>
+                <w:bCs/>
                 <w:i w:val="0"/>
                 <w:sz w:val="21"/>
+                <w:szCs w:val="21"/>
                 <w:rtl/>
-                <w:bCs/>
-                <w:szCs w:val="21"/>
               </w:rPr>
               <w:t>יהודים</w:t>
             </w:r>
@@ -5836,15 +5710,14 @@
           <w:p>
             <w:pPr>
               <w:bidi/>
-              <w:jc w:val="right"/>
             </w:pPr>
           </w:p>
         </w:tc>
       </w:tr>
       <w:tr>
         <w:trPr>
+          <w:cantSplit/>
           <w:trHeight w:val="624"/>
-          <w:cantSplit/>
         </w:trPr>
         <w:tc>
           <w:tcPr>
@@ -5853,17 +5726,16 @@
           <w:p>
             <w:pPr>
               <w:bidi/>
-              <w:jc w:val="right"/>
             </w:pPr>
             <w:r>
               <w:rPr>
                 <w:rFonts w:ascii="Arial" w:hAnsi="Arial" w:cs="Arial" w:eastAsia="Arial"/>
                 <w:b/>
+                <w:bCs/>
                 <w:i w:val="0"/>
                 <w:sz w:val="21"/>
+                <w:szCs w:val="21"/>
                 <w:rtl/>
-                <w:bCs/>
-                <w:szCs w:val="21"/>
               </w:rPr>
               <w:t>צליינים נוצרים</w:t>
             </w:r>
@@ -5876,15 +5748,14 @@
           <w:p>
             <w:pPr>
               <w:bidi/>
-              <w:jc w:val="right"/>
             </w:pPr>
           </w:p>
         </w:tc>
       </w:tr>
       <w:tr>
         <w:trPr>
+          <w:cantSplit/>
           <w:trHeight w:val="624"/>
-          <w:cantSplit/>
         </w:trPr>
         <w:tc>
           <w:tcPr>
@@ -5893,17 +5764,16 @@
           <w:p>
             <w:pPr>
               <w:bidi/>
-              <w:jc w:val="right"/>
             </w:pPr>
             <w:r>
               <w:rPr>
                 <w:rFonts w:ascii="Arial" w:hAnsi="Arial" w:cs="Arial" w:eastAsia="Arial"/>
                 <w:b/>
+                <w:bCs/>
                 <w:i w:val="0"/>
                 <w:sz w:val="21"/>
+                <w:szCs w:val="21"/>
                 <w:rtl/>
-                <w:bCs/>
-                <w:szCs w:val="21"/>
               </w:rPr>
               <w:t>מוסלמים</w:t>
             </w:r>
@@ -5916,15 +5786,14 @@
           <w:p>
             <w:pPr>
               <w:bidi/>
-              <w:jc w:val="right"/>
             </w:pPr>
           </w:p>
         </w:tc>
       </w:tr>
       <w:tr>
         <w:trPr>
+          <w:cantSplit/>
           <w:trHeight w:val="624"/>
-          <w:cantSplit/>
         </w:trPr>
         <w:tc>
           <w:tcPr>
@@ -5933,17 +5802,16 @@
           <w:p>
             <w:pPr>
               <w:bidi/>
-              <w:jc w:val="right"/>
             </w:pPr>
             <w:r>
               <w:rPr>
                 <w:rFonts w:ascii="Arial" w:hAnsi="Arial" w:cs="Arial" w:eastAsia="Arial"/>
                 <w:b/>
+                <w:bCs/>
                 <w:i w:val="0"/>
                 <w:sz w:val="21"/>
+                <w:szCs w:val="21"/>
                 <w:rtl/>
-                <w:bCs/>
-                <w:szCs w:val="21"/>
               </w:rPr>
               <w:t>חובבי היסטוריה וארכיאולוגיה</w:t>
             </w:r>
@@ -5956,15 +5824,14 @@
           <w:p>
             <w:pPr>
               <w:bidi/>
-              <w:jc w:val="right"/>
             </w:pPr>
           </w:p>
         </w:tc>
       </w:tr>
       <w:tr>
         <w:trPr>
+          <w:cantSplit/>
           <w:trHeight w:val="624"/>
-          <w:cantSplit/>
         </w:trPr>
         <w:tc>
           <w:tcPr>
@@ -5973,17 +5840,16 @@
           <w:p>
             <w:pPr>
               <w:bidi/>
-              <w:jc w:val="right"/>
             </w:pPr>
             <w:r>
               <w:rPr>
                 <w:rFonts w:ascii="Arial" w:hAnsi="Arial" w:cs="Arial" w:eastAsia="Arial"/>
                 <w:b/>
+                <w:bCs/>
                 <w:i w:val="0"/>
                 <w:sz w:val="21"/>
+                <w:szCs w:val="21"/>
                 <w:rtl/>
-                <w:bCs/>
-                <w:szCs w:val="21"/>
               </w:rPr>
               <w:t>משפחות</w:t>
             </w:r>
@@ -5996,15 +5862,14 @@
           <w:p>
             <w:pPr>
               <w:bidi/>
-              <w:jc w:val="right"/>
             </w:pPr>
           </w:p>
         </w:tc>
       </w:tr>
       <w:tr>
         <w:trPr>
+          <w:cantSplit/>
           <w:trHeight w:val="624"/>
-          <w:cantSplit/>
         </w:trPr>
         <w:tc>
           <w:tcPr>
@@ -6013,17 +5878,16 @@
           <w:p>
             <w:pPr>
               <w:bidi/>
-              <w:jc w:val="right"/>
             </w:pPr>
             <w:r>
               <w:rPr>
                 <w:rFonts w:ascii="Arial" w:hAnsi="Arial" w:cs="Arial" w:eastAsia="Arial"/>
                 <w:b/>
+                <w:bCs/>
                 <w:i w:val="0"/>
                 <w:sz w:val="21"/>
+                <w:szCs w:val="21"/>
                 <w:rtl/>
-                <w:bCs/>
-                <w:szCs w:val="21"/>
               </w:rPr>
               <w:t>קבוצות חינוכיות</w:t>
             </w:r>
@@ -6036,15 +5900,14 @@
           <w:p>
             <w:pPr>
               <w:bidi/>
-              <w:jc w:val="right"/>
             </w:pPr>
           </w:p>
         </w:tc>
       </w:tr>
       <w:tr>
         <w:trPr>
+          <w:cantSplit/>
           <w:trHeight w:val="624"/>
-          <w:cantSplit/>
         </w:trPr>
         <w:tc>
           <w:tcPr>
@@ -6053,17 +5916,16 @@
           <w:p>
             <w:pPr>
               <w:bidi/>
-              <w:jc w:val="right"/>
             </w:pPr>
             <w:r>
               <w:rPr>
                 <w:rFonts w:ascii="Arial" w:hAnsi="Arial" w:cs="Arial" w:eastAsia="Arial"/>
                 <w:b/>
+                <w:bCs/>
                 <w:i w:val="0"/>
                 <w:sz w:val="21"/>
+                <w:szCs w:val="21"/>
                 <w:rtl/>
-                <w:bCs/>
-                <w:szCs w:val="21"/>
               </w:rPr>
               <w:t>גיל הזהב</w:t>
             </w:r>
@@ -6076,15 +5938,14 @@
           <w:p>
             <w:pPr>
               <w:bidi/>
-              <w:jc w:val="right"/>
             </w:pPr>
           </w:p>
         </w:tc>
       </w:tr>
       <w:tr>
         <w:trPr>
+          <w:cantSplit/>
           <w:trHeight w:val="624"/>
-          <w:cantSplit/>
         </w:trPr>
         <w:tc>
           <w:tcPr>
@@ -6093,17 +5954,16 @@
           <w:p>
             <w:pPr>
               <w:bidi/>
-              <w:jc w:val="right"/>
             </w:pPr>
             <w:r>
               <w:rPr>
                 <w:rFonts w:ascii="Arial" w:hAnsi="Arial" w:cs="Arial" w:eastAsia="Arial"/>
                 <w:b/>
+                <w:bCs/>
                 <w:i w:val="0"/>
                 <w:sz w:val="21"/>
+                <w:szCs w:val="21"/>
                 <w:rtl/>
-                <w:bCs/>
-                <w:szCs w:val="21"/>
               </w:rPr>
               <w:t>תיירים חוזרים</w:t>
             </w:r>
@@ -6116,7 +5976,6 @@
           <w:p>
             <w:pPr>
               <w:bidi/>
-              <w:jc w:val="right"/>
             </w:pPr>
           </w:p>
         </w:tc>
@@ -6126,7 +5985,6 @@
       <w:pPr>
         <w:bidi/>
         <w:spacing w:before="0" w:after="80"/>
-        <w:jc w:val="right"/>
       </w:pPr>
     </w:p>
     <w:p>
@@ -6134,7 +5992,6 @@
         <w:keepNext/>
         <w:bidi/>
         <w:spacing w:before="200" w:after="40"/>
-        <w:jc w:val="right"/>
       </w:pPr>
       <w:r>
         <w:rPr>
@@ -6143,8 +6000,8 @@
           <w:i w:val="0"/>
           <w:color w:val="555555"/>
           <w:sz w:val="18"/>
+          <w:szCs w:val="18"/>
           <w:rtl/>
-          <w:szCs w:val="18"/>
         </w:rPr>
         <w:t xml:space="preserve">שקף 24  </w:t>
       </w:r>
@@ -6155,8 +6012,8 @@
           <w:i w:val="0"/>
           <w:color w:val="555555"/>
           <w:sz w:val="18"/>
+          <w:szCs w:val="18"/>
           <w:rtl/>
-          <w:szCs w:val="18"/>
         </w:rPr>
         <w:t xml:space="preserve">מיומנות בגרות  </w:t>
       </w:r>
@@ -6166,17 +6023,16 @@
         <w:keepNext/>
         <w:bidi/>
         <w:spacing w:before="0" w:after="80"/>
-        <w:jc w:val="right"/>
       </w:pPr>
       <w:r>
         <w:rPr>
           <w:rFonts w:ascii="Arial" w:hAnsi="Arial" w:cs="Arial" w:eastAsia="Arial"/>
           <w:b/>
+          <w:bCs/>
           <w:i w:val="0"/>
           <w:sz w:val="28"/>
+          <w:szCs w:val="28"/>
           <w:rtl/>
-          <w:bCs/>
-          <w:szCs w:val="28"/>
         </w:rPr>
         <w:t>איך עונים על שאלת תכנון מסלול</w:t>
       </w:r>
@@ -6184,12 +6040,11 @@
     <w:tbl>
       <w:tblPr>
         <w:tblStyle w:val="TableGrid"/>
+        <w:bidiVisual/>
         <w:tblW w:type="auto" w:w="0"/>
-        <w:jc w:val="right"/>
+        <w:tblLayout w:type="fixed"/>
         <w:tblLayout w:type="fixed"/>
         <w:tblLook w:firstColumn="1" w:firstRow="1" w:lastColumn="0" w:lastRow="0" w:noHBand="0" w:noVBand="1" w:val="04A0"/>
-        <w:bidiVisual/>
-        <w:tblLayout w:type="fixed"/>
       </w:tblPr>
       <w:tblGrid>
         <w:gridCol w:w="2268"/>
@@ -6210,17 +6065,16 @@
           <w:p>
             <w:pPr>
               <w:bidi/>
-              <w:jc w:val="right"/>
             </w:pPr>
             <w:r>
               <w:rPr>
                 <w:rFonts w:ascii="Arial" w:hAnsi="Arial" w:cs="Arial" w:eastAsia="Arial"/>
                 <w:b/>
+                <w:bCs/>
                 <w:i w:val="0"/>
                 <w:sz w:val="21"/>
+                <w:szCs w:val="21"/>
                 <w:rtl/>
-                <w:bCs/>
-                <w:szCs w:val="21"/>
               </w:rPr>
               <w:t>יום</w:t>
             </w:r>
@@ -6234,17 +6088,16 @@
           <w:p>
             <w:pPr>
               <w:bidi/>
-              <w:jc w:val="right"/>
             </w:pPr>
             <w:r>
               <w:rPr>
                 <w:rFonts w:ascii="Arial" w:hAnsi="Arial" w:cs="Arial" w:eastAsia="Arial"/>
                 <w:b/>
+                <w:bCs/>
                 <w:i w:val="0"/>
                 <w:sz w:val="21"/>
+                <w:szCs w:val="21"/>
                 <w:rtl/>
-                <w:bCs/>
-                <w:szCs w:val="21"/>
               </w:rPr>
               <w:t>אתר</w:t>
             </w:r>
@@ -6258,17 +6111,16 @@
           <w:p>
             <w:pPr>
               <w:bidi/>
-              <w:jc w:val="right"/>
             </w:pPr>
             <w:r>
               <w:rPr>
                 <w:rFonts w:ascii="Arial" w:hAnsi="Arial" w:cs="Arial" w:eastAsia="Arial"/>
                 <w:b/>
+                <w:bCs/>
                 <w:i w:val="0"/>
                 <w:sz w:val="21"/>
+                <w:szCs w:val="21"/>
                 <w:rtl/>
-                <w:bCs/>
-                <w:szCs w:val="21"/>
               </w:rPr>
               <w:t>זמן</w:t>
             </w:r>
@@ -6282,17 +6134,16 @@
           <w:p>
             <w:pPr>
               <w:bidi/>
-              <w:jc w:val="right"/>
             </w:pPr>
             <w:r>
               <w:rPr>
                 <w:rFonts w:ascii="Arial" w:hAnsi="Arial" w:cs="Arial" w:eastAsia="Arial"/>
                 <w:b/>
+                <w:bCs/>
                 <w:i w:val="0"/>
                 <w:sz w:val="21"/>
+                <w:szCs w:val="21"/>
                 <w:rtl/>
-                <w:bCs/>
-                <w:szCs w:val="21"/>
               </w:rPr>
               <w:t>למה</w:t>
             </w:r>
@@ -6301,8 +6152,8 @@
       </w:tr>
       <w:tr>
         <w:trPr>
+          <w:cantSplit/>
           <w:trHeight w:val="680"/>
-          <w:cantSplit/>
         </w:trPr>
         <w:tc>
           <w:tcPr>
@@ -6311,17 +6162,16 @@
           <w:p>
             <w:pPr>
               <w:bidi/>
-              <w:jc w:val="right"/>
             </w:pPr>
             <w:r>
               <w:rPr>
                 <w:rFonts w:ascii="Arial" w:hAnsi="Arial" w:cs="Arial" w:eastAsia="Arial"/>
                 <w:b/>
+                <w:bCs/>
                 <w:i w:val="0"/>
                 <w:sz w:val="21"/>
+                <w:szCs w:val="21"/>
                 <w:rtl/>
-                <w:bCs/>
-                <w:szCs w:val="21"/>
               </w:rPr>
               <w:t>יום 1</w:t>
             </w:r>
@@ -6334,7 +6184,6 @@
           <w:p>
             <w:pPr>
               <w:bidi/>
-              <w:jc w:val="right"/>
             </w:pPr>
           </w:p>
         </w:tc>
@@ -6345,7 +6194,6 @@
           <w:p>
             <w:pPr>
               <w:bidi/>
-              <w:jc w:val="right"/>
             </w:pPr>
           </w:p>
         </w:tc>
@@ -6356,15 +6204,14 @@
           <w:p>
             <w:pPr>
               <w:bidi/>
-              <w:jc w:val="right"/>
             </w:pPr>
           </w:p>
         </w:tc>
       </w:tr>
       <w:tr>
         <w:trPr>
+          <w:cantSplit/>
           <w:trHeight w:val="680"/>
-          <w:cantSplit/>
         </w:trPr>
         <w:tc>
           <w:tcPr>
@@ -6373,7 +6220,6 @@
           <w:p>
             <w:pPr>
               <w:bidi/>
-              <w:jc w:val="right"/>
             </w:pPr>
           </w:p>
         </w:tc>
@@ -6384,7 +6230,6 @@
           <w:p>
             <w:pPr>
               <w:bidi/>
-              <w:jc w:val="right"/>
             </w:pPr>
           </w:p>
         </w:tc>
@@ -6395,7 +6240,6 @@
           <w:p>
             <w:pPr>
               <w:bidi/>
-              <w:jc w:val="right"/>
             </w:pPr>
           </w:p>
         </w:tc>
@@ -6406,15 +6250,14 @@
           <w:p>
             <w:pPr>
               <w:bidi/>
-              <w:jc w:val="right"/>
             </w:pPr>
           </w:p>
         </w:tc>
       </w:tr>
       <w:tr>
         <w:trPr>
+          <w:cantSplit/>
           <w:trHeight w:val="680"/>
-          <w:cantSplit/>
         </w:trPr>
         <w:tc>
           <w:tcPr>
@@ -6423,7 +6266,6 @@
           <w:p>
             <w:pPr>
               <w:bidi/>
-              <w:jc w:val="right"/>
             </w:pPr>
           </w:p>
         </w:tc>
@@ -6434,7 +6276,6 @@
           <w:p>
             <w:pPr>
               <w:bidi/>
-              <w:jc w:val="right"/>
             </w:pPr>
           </w:p>
         </w:tc>
@@ -6445,7 +6286,6 @@
           <w:p>
             <w:pPr>
               <w:bidi/>
-              <w:jc w:val="right"/>
             </w:pPr>
           </w:p>
         </w:tc>
@@ -6456,15 +6296,14 @@
           <w:p>
             <w:pPr>
               <w:bidi/>
-              <w:jc w:val="right"/>
             </w:pPr>
           </w:p>
         </w:tc>
       </w:tr>
       <w:tr>
         <w:trPr>
+          <w:cantSplit/>
           <w:trHeight w:val="680"/>
-          <w:cantSplit/>
         </w:trPr>
         <w:tc>
           <w:tcPr>
@@ -6473,17 +6312,16 @@
           <w:p>
             <w:pPr>
               <w:bidi/>
-              <w:jc w:val="right"/>
             </w:pPr>
             <w:r>
               <w:rPr>
                 <w:rFonts w:ascii="Arial" w:hAnsi="Arial" w:cs="Arial" w:eastAsia="Arial"/>
                 <w:b/>
+                <w:bCs/>
                 <w:i w:val="0"/>
                 <w:sz w:val="21"/>
+                <w:szCs w:val="21"/>
                 <w:rtl/>
-                <w:bCs/>
-                <w:szCs w:val="21"/>
               </w:rPr>
               <w:t>יום 2</w:t>
             </w:r>
@@ -6496,7 +6334,6 @@
           <w:p>
             <w:pPr>
               <w:bidi/>
-              <w:jc w:val="right"/>
             </w:pPr>
           </w:p>
         </w:tc>
@@ -6507,7 +6344,6 @@
           <w:p>
             <w:pPr>
               <w:bidi/>
-              <w:jc w:val="right"/>
             </w:pPr>
           </w:p>
         </w:tc>
@@ -6518,15 +6354,14 @@
           <w:p>
             <w:pPr>
               <w:bidi/>
-              <w:jc w:val="right"/>
             </w:pPr>
           </w:p>
         </w:tc>
       </w:tr>
       <w:tr>
         <w:trPr>
+          <w:cantSplit/>
           <w:trHeight w:val="680"/>
-          <w:cantSplit/>
         </w:trPr>
         <w:tc>
           <w:tcPr>
@@ -6535,7 +6370,6 @@
           <w:p>
             <w:pPr>
               <w:bidi/>
-              <w:jc w:val="right"/>
             </w:pPr>
           </w:p>
         </w:tc>
@@ -6546,7 +6380,6 @@
           <w:p>
             <w:pPr>
               <w:bidi/>
-              <w:jc w:val="right"/>
             </w:pPr>
           </w:p>
         </w:tc>
@@ -6557,7 +6390,6 @@
           <w:p>
             <w:pPr>
               <w:bidi/>
-              <w:jc w:val="right"/>
             </w:pPr>
           </w:p>
         </w:tc>
@@ -6568,7 +6400,6 @@
           <w:p>
             <w:pPr>
               <w:bidi/>
-              <w:jc w:val="right"/>
             </w:pPr>
           </w:p>
         </w:tc>
@@ -6578,7 +6409,6 @@
       <w:pPr>
         <w:bidi/>
         <w:spacing w:before="0" w:after="80"/>
-        <w:jc w:val="right"/>
       </w:pPr>
     </w:p>
     <w:p>
@@ -6586,7 +6416,6 @@
         <w:keepNext/>
         <w:bidi/>
         <w:spacing w:before="200" w:after="40"/>
-        <w:jc w:val="right"/>
       </w:pPr>
       <w:r>
         <w:rPr>
@@ -6595,8 +6424,8 @@
           <w:i w:val="0"/>
           <w:color w:val="555555"/>
           <w:sz w:val="18"/>
+          <w:szCs w:val="18"/>
           <w:rtl/>
-          <w:szCs w:val="18"/>
         </w:rPr>
         <w:t xml:space="preserve">שקף 26  </w:t>
       </w:r>
@@ -6607,8 +6436,8 @@
           <w:i w:val="0"/>
           <w:color w:val="555555"/>
           <w:sz w:val="18"/>
+          <w:szCs w:val="18"/>
           <w:rtl/>
-          <w:szCs w:val="18"/>
         </w:rPr>
         <w:t xml:space="preserve">מושגים לבגרות  </w:t>
       </w:r>
@@ -6618,17 +6447,16 @@
         <w:keepNext/>
         <w:bidi/>
         <w:spacing w:before="0" w:after="80"/>
-        <w:jc w:val="right"/>
       </w:pPr>
       <w:r>
         <w:rPr>
           <w:rFonts w:ascii="Arial" w:hAnsi="Arial" w:cs="Arial" w:eastAsia="Arial"/>
           <w:b/>
+          <w:bCs/>
           <w:i w:val="0"/>
           <w:sz w:val="28"/>
+          <w:szCs w:val="28"/>
           <w:rtl/>
-          <w:bCs/>
-          <w:szCs w:val="28"/>
         </w:rPr>
         <w:t>מושגים מהנושא</w:t>
       </w:r>
@@ -6636,12 +6464,11 @@
     <w:tbl>
       <w:tblPr>
         <w:tblStyle w:val="TableGrid"/>
+        <w:bidiVisual/>
         <w:tblW w:type="auto" w:w="0"/>
-        <w:jc w:val="right"/>
+        <w:tblLayout w:type="fixed"/>
         <w:tblLayout w:type="fixed"/>
         <w:tblLook w:firstColumn="1" w:firstRow="1" w:lastColumn="0" w:lastRow="0" w:noHBand="0" w:noVBand="1" w:val="04A0"/>
-        <w:bidiVisual/>
-        <w:tblLayout w:type="fixed"/>
       </w:tblPr>
       <w:tblGrid>
         <w:gridCol w:w="2154"/>
@@ -6661,17 +6488,16 @@
           <w:p>
             <w:pPr>
               <w:bidi/>
-              <w:jc w:val="right"/>
             </w:pPr>
             <w:r>
               <w:rPr>
                 <w:rFonts w:ascii="Arial" w:hAnsi="Arial" w:cs="Arial" w:eastAsia="Arial"/>
                 <w:b/>
+                <w:bCs/>
                 <w:i w:val="0"/>
                 <w:sz w:val="21"/>
+                <w:szCs w:val="21"/>
                 <w:rtl/>
-                <w:bCs/>
-                <w:szCs w:val="21"/>
               </w:rPr>
               <w:t>מושג</w:t>
             </w:r>
@@ -6685,17 +6511,16 @@
           <w:p>
             <w:pPr>
               <w:bidi/>
-              <w:jc w:val="right"/>
             </w:pPr>
             <w:r>
               <w:rPr>
                 <w:rFonts w:ascii="Arial" w:hAnsi="Arial" w:cs="Arial" w:eastAsia="Arial"/>
                 <w:b/>
+                <w:bCs/>
                 <w:i w:val="0"/>
                 <w:sz w:val="21"/>
+                <w:szCs w:val="21"/>
                 <w:rtl/>
-                <w:bCs/>
-                <w:szCs w:val="21"/>
               </w:rPr>
               <w:t>הגדרה במילים שלי</w:t>
             </w:r>
@@ -6709,17 +6534,16 @@
           <w:p>
             <w:pPr>
               <w:bidi/>
-              <w:jc w:val="right"/>
             </w:pPr>
             <w:r>
               <w:rPr>
                 <w:rFonts w:ascii="Arial" w:hAnsi="Arial" w:cs="Arial" w:eastAsia="Arial"/>
                 <w:b/>
+                <w:bCs/>
                 <w:i w:val="0"/>
                 <w:sz w:val="21"/>
+                <w:szCs w:val="21"/>
                 <w:rtl/>
-                <w:bCs/>
-                <w:szCs w:val="21"/>
               </w:rPr>
               <w:t>דוגמה</w:t>
             </w:r>
@@ -6728,8 +6552,8 @@
       </w:tr>
       <w:tr>
         <w:trPr>
+          <w:cantSplit/>
           <w:trHeight w:val="1020"/>
-          <w:cantSplit/>
         </w:trPr>
         <w:tc>
           <w:tcPr>
@@ -6738,17 +6562,16 @@
           <w:p>
             <w:pPr>
               <w:bidi/>
-              <w:jc w:val="right"/>
             </w:pPr>
             <w:r>
               <w:rPr>
                 <w:rFonts w:ascii="Arial" w:hAnsi="Arial" w:cs="Arial" w:eastAsia="Arial"/>
                 <w:b/>
+                <w:bCs/>
                 <w:i w:val="0"/>
                 <w:sz w:val="21"/>
+                <w:szCs w:val="21"/>
                 <w:rtl/>
-                <w:bCs/>
-                <w:szCs w:val="21"/>
               </w:rPr>
               <w:t>תיירות פנים</w:t>
               <w:br/>
@@ -6763,7 +6586,6 @@
           <w:p>
             <w:pPr>
               <w:bidi/>
-              <w:jc w:val="right"/>
             </w:pPr>
           </w:p>
         </w:tc>
@@ -6774,15 +6596,14 @@
           <w:p>
             <w:pPr>
               <w:bidi/>
-              <w:jc w:val="right"/>
             </w:pPr>
           </w:p>
         </w:tc>
       </w:tr>
       <w:tr>
         <w:trPr>
+          <w:cantSplit/>
           <w:trHeight w:val="1020"/>
-          <w:cantSplit/>
         </w:trPr>
         <w:tc>
           <w:tcPr>
@@ -6791,17 +6612,16 @@
           <w:p>
             <w:pPr>
               <w:bidi/>
-              <w:jc w:val="right"/>
             </w:pPr>
             <w:r>
               <w:rPr>
                 <w:rFonts w:ascii="Arial" w:hAnsi="Arial" w:cs="Arial" w:eastAsia="Arial"/>
                 <w:b/>
+                <w:bCs/>
                 <w:i w:val="0"/>
                 <w:sz w:val="21"/>
+                <w:szCs w:val="21"/>
                 <w:rtl/>
-                <w:bCs/>
-                <w:szCs w:val="21"/>
               </w:rPr>
               <w:t>תיירות נכנסת</w:t>
               <w:br/>
@@ -6816,7 +6636,6 @@
           <w:p>
             <w:pPr>
               <w:bidi/>
-              <w:jc w:val="right"/>
             </w:pPr>
           </w:p>
         </w:tc>
@@ -6827,15 +6646,14 @@
           <w:p>
             <w:pPr>
               <w:bidi/>
-              <w:jc w:val="right"/>
             </w:pPr>
           </w:p>
         </w:tc>
       </w:tr>
       <w:tr>
         <w:trPr>
+          <w:cantSplit/>
           <w:trHeight w:val="1020"/>
-          <w:cantSplit/>
         </w:trPr>
         <w:tc>
           <w:tcPr>
@@ -6844,17 +6662,16 @@
           <w:p>
             <w:pPr>
               <w:bidi/>
-              <w:jc w:val="right"/>
             </w:pPr>
             <w:r>
               <w:rPr>
                 <w:rFonts w:ascii="Arial" w:hAnsi="Arial" w:cs="Arial" w:eastAsia="Arial"/>
                 <w:b/>
+                <w:bCs/>
                 <w:i w:val="0"/>
                 <w:sz w:val="21"/>
+                <w:szCs w:val="21"/>
                 <w:rtl/>
-                <w:bCs/>
-                <w:szCs w:val="21"/>
               </w:rPr>
               <w:t>מבקר יום</w:t>
             </w:r>
@@ -6867,7 +6684,6 @@
           <w:p>
             <w:pPr>
               <w:bidi/>
-              <w:jc w:val="right"/>
             </w:pPr>
           </w:p>
         </w:tc>
@@ -6878,15 +6694,14 @@
           <w:p>
             <w:pPr>
               <w:bidi/>
-              <w:jc w:val="right"/>
             </w:pPr>
           </w:p>
         </w:tc>
       </w:tr>
       <w:tr>
         <w:trPr>
+          <w:cantSplit/>
           <w:trHeight w:val="1020"/>
-          <w:cantSplit/>
         </w:trPr>
         <w:tc>
           <w:tcPr>
@@ -6895,17 +6710,16 @@
           <w:p>
             <w:pPr>
               <w:bidi/>
-              <w:jc w:val="right"/>
             </w:pPr>
             <w:r>
               <w:rPr>
                 <w:rFonts w:ascii="Arial" w:hAnsi="Arial" w:cs="Arial" w:eastAsia="Arial"/>
                 <w:b/>
+                <w:bCs/>
                 <w:i w:val="0"/>
                 <w:sz w:val="21"/>
+                <w:szCs w:val="21"/>
                 <w:rtl/>
-                <w:bCs/>
-                <w:szCs w:val="21"/>
               </w:rPr>
               <w:t>אירוע־על</w:t>
               <w:br/>
@@ -6920,7 +6734,6 @@
           <w:p>
             <w:pPr>
               <w:bidi/>
-              <w:jc w:val="right"/>
             </w:pPr>
           </w:p>
         </w:tc>
@@ -6931,15 +6744,14 @@
           <w:p>
             <w:pPr>
               <w:bidi/>
-              <w:jc w:val="right"/>
             </w:pPr>
           </w:p>
         </w:tc>
       </w:tr>
       <w:tr>
         <w:trPr>
+          <w:cantSplit/>
           <w:trHeight w:val="1020"/>
-          <w:cantSplit/>
         </w:trPr>
         <w:tc>
           <w:tcPr>
@@ -6948,17 +6760,16 @@
           <w:p>
             <w:pPr>
               <w:bidi/>
-              <w:jc w:val="right"/>
             </w:pPr>
             <w:r>
               <w:rPr>
                 <w:rFonts w:ascii="Arial" w:hAnsi="Arial" w:cs="Arial" w:eastAsia="Arial"/>
                 <w:b/>
+                <w:bCs/>
                 <w:i w:val="0"/>
                 <w:sz w:val="21"/>
+                <w:szCs w:val="21"/>
                 <w:rtl/>
-                <w:bCs/>
-                <w:szCs w:val="21"/>
               </w:rPr>
               <w:t>כושר נשיאה</w:t>
             </w:r>
@@ -6971,7 +6782,6 @@
           <w:p>
             <w:pPr>
               <w:bidi/>
-              <w:jc w:val="right"/>
             </w:pPr>
           </w:p>
         </w:tc>
@@ -6982,15 +6792,14 @@
           <w:p>
             <w:pPr>
               <w:bidi/>
-              <w:jc w:val="right"/>
             </w:pPr>
           </w:p>
         </w:tc>
       </w:tr>
       <w:tr>
         <w:trPr>
+          <w:cantSplit/>
           <w:trHeight w:val="1020"/>
-          <w:cantSplit/>
         </w:trPr>
         <w:tc>
           <w:tcPr>
@@ -6999,17 +6808,16 @@
           <w:p>
             <w:pPr>
               <w:bidi/>
-              <w:jc w:val="right"/>
             </w:pPr>
             <w:r>
               <w:rPr>
                 <w:rFonts w:ascii="Arial" w:hAnsi="Arial" w:cs="Arial" w:eastAsia="Arial"/>
                 <w:b/>
+                <w:bCs/>
                 <w:i w:val="0"/>
                 <w:sz w:val="21"/>
+                <w:szCs w:val="21"/>
                 <w:rtl/>
-                <w:bCs/>
-                <w:szCs w:val="21"/>
               </w:rPr>
               <w:t>תיירות עירונית</w:t>
             </w:r>
@@ -7022,7 +6830,6 @@
           <w:p>
             <w:pPr>
               <w:bidi/>
-              <w:jc w:val="right"/>
             </w:pPr>
           </w:p>
         </w:tc>
@@ -7033,7 +6840,6 @@
           <w:p>
             <w:pPr>
               <w:bidi/>
-              <w:jc w:val="right"/>
             </w:pPr>
           </w:p>
         </w:tc>
@@ -7043,7 +6849,6 @@
       <w:pPr>
         <w:bidi/>
         <w:spacing w:before="0" w:after="80"/>
-        <w:jc w:val="right"/>
       </w:pPr>
     </w:p>
     <w:p>
@@ -7051,7 +6856,6 @@
         <w:keepNext/>
         <w:bidi/>
         <w:spacing w:before="200" w:after="40"/>
-        <w:jc w:val="right"/>
       </w:pPr>
       <w:r>
         <w:rPr>
@@ -7060,8 +6864,8 @@
           <w:i w:val="0"/>
           <w:color w:val="555555"/>
           <w:sz w:val="18"/>
+          <w:szCs w:val="18"/>
           <w:rtl/>
-          <w:szCs w:val="18"/>
         </w:rPr>
         <w:t xml:space="preserve">שקף 29  </w:t>
       </w:r>
@@ -7071,36 +6875,35 @@
         <w:keepNext/>
         <w:bidi/>
         <w:spacing w:before="0" w:after="80"/>
-        <w:jc w:val="right"/>
       </w:pPr>
       <w:r>
         <w:rPr>
           <w:rFonts w:ascii="Arial" w:hAnsi="Arial" w:cs="Arial" w:eastAsia="Arial"/>
           <w:b/>
+          <w:bCs/>
           <w:i w:val="0"/>
           <w:sz w:val="28"/>
+          <w:szCs w:val="28"/>
           <w:rtl/>
-          <w:bCs/>
-          <w:szCs w:val="28"/>
         </w:rPr>
         <w:t>סיכום: שלושה דברים חשובים שלמדתי בנושא</w:t>
       </w:r>
     </w:p>
     <w:tbl>
       <w:tblPr>
+        <w:bidiVisual/>
         <w:tblW w:type="auto" w:w="0"/>
+        <w:tblBorders>
+          <w:top w:val="nil"/>
+          <w:left w:val="nil"/>
+          <w:bottom w:val="single" w:sz="4" w:color="999999"/>
+          <w:right w:val="nil"/>
+          <w:insideH w:val="single" w:sz="4" w:color="999999"/>
+          <w:insideV w:val="nil"/>
+        </w:tblBorders>
+        <w:tblLayout w:type="fixed"/>
         <w:tblLayout w:type="fixed"/>
         <w:tblLook w:firstColumn="1" w:firstRow="1" w:lastColumn="0" w:lastRow="0" w:noHBand="0" w:noVBand="1" w:val="04A0"/>
-        <w:bidiVisual/>
-        <w:tblBorders>
-          <w:top w:val="nil"/>
-          <w:left w:val="nil"/>
-          <w:bottom w:val="single" w:sz="4" w:color="999999"/>
-          <w:right w:val="nil"/>
-          <w:insideH w:val="single" w:sz="4" w:color="999999"/>
-          <w:insideV w:val="nil"/>
-        </w:tblBorders>
-        <w:tblLayout w:type="fixed"/>
       </w:tblPr>
       <w:tblGrid>
         <w:gridCol w:w="567"/>
@@ -7117,15 +6920,14 @@
           <w:p>
             <w:pPr>
               <w:bidi/>
-              <w:jc w:val="right"/>
             </w:pPr>
             <w:r>
               <w:rPr>
                 <w:rFonts w:ascii="Arial" w:hAnsi="Arial" w:cs="Arial" w:eastAsia="Arial"/>
                 <w:b/>
+                <w:bCs/>
                 <w:i w:val="0"/>
                 <w:rtl/>
-                <w:bCs/>
               </w:rPr>
               <w:t>1:</w:t>
             </w:r>
@@ -7138,7 +6940,6 @@
           <w:p>
             <w:pPr>
               <w:bidi/>
-              <w:jc w:val="right"/>
             </w:pPr>
           </w:p>
         </w:tc>
@@ -7154,15 +6955,14 @@
           <w:p>
             <w:pPr>
               <w:bidi/>
-              <w:jc w:val="right"/>
             </w:pPr>
             <w:r>
               <w:rPr>
                 <w:rFonts w:ascii="Arial" w:hAnsi="Arial" w:cs="Arial" w:eastAsia="Arial"/>
                 <w:b/>
+                <w:bCs/>
                 <w:i w:val="0"/>
                 <w:rtl/>
-                <w:bCs/>
               </w:rPr>
               <w:t>2:</w:t>
             </w:r>
@@ -7175,7 +6975,6 @@
           <w:p>
             <w:pPr>
               <w:bidi/>
-              <w:jc w:val="right"/>
             </w:pPr>
           </w:p>
         </w:tc>
@@ -7191,15 +6990,14 @@
           <w:p>
             <w:pPr>
               <w:bidi/>
-              <w:jc w:val="right"/>
             </w:pPr>
             <w:r>
               <w:rPr>
                 <w:rFonts w:ascii="Arial" w:hAnsi="Arial" w:cs="Arial" w:eastAsia="Arial"/>
                 <w:b/>
+                <w:bCs/>
                 <w:i w:val="0"/>
                 <w:rtl/>
-                <w:bCs/>
               </w:rPr>
               <w:t>3:</w:t>
             </w:r>
@@ -7212,7 +7010,6 @@
           <w:p>
             <w:pPr>
               <w:bidi/>
-              <w:jc w:val="right"/>
             </w:pPr>
           </w:p>
         </w:tc>
@@ -7222,7 +7019,6 @@
       <w:pPr>
         <w:bidi/>
         <w:spacing w:before="0" w:after="80"/>
-        <w:jc w:val="right"/>
       </w:pPr>
     </w:p>
     <w:p>
@@ -7230,17 +7026,16 @@
         <w:pageBreakBefore/>
         <w:bidi/>
         <w:spacing w:before="0" w:after="80"/>
-        <w:jc w:val="right"/>
       </w:pPr>
       <w:r>
         <w:rPr>
           <w:rFonts w:ascii="Arial" w:hAnsi="Arial" w:cs="Arial" w:eastAsia="Arial"/>
           <w:b/>
+          <w:bCs/>
           <w:i w:val="0"/>
           <w:sz w:val="32"/>
+          <w:szCs w:val="32"/>
           <w:rtl/>
-          <w:bCs/>
-          <w:szCs w:val="32"/>
         </w:rPr>
         <w:t>חלק ב · שאלות</w:t>
       </w:r>
@@ -7250,17 +7045,16 @@
         <w:keepNext/>
         <w:bidi/>
         <w:spacing w:before="160" w:after="80"/>
-        <w:jc w:val="right"/>
       </w:pPr>
       <w:r>
         <w:rPr>
           <w:rFonts w:ascii="Arial" w:hAnsi="Arial" w:cs="Arial" w:eastAsia="Arial"/>
           <w:b/>
+          <w:bCs/>
           <w:i w:val="0"/>
           <w:sz w:val="25"/>
+          <w:szCs w:val="25"/>
           <w:rtl/>
-          <w:bCs/>
-          <w:szCs w:val="25"/>
         </w:rPr>
         <w:t>תרגול: שאלות 1–3</w:t>
       </w:r>
@@ -7270,15 +7064,14 @@
         <w:keepNext/>
         <w:bidi/>
         <w:spacing w:before="0" w:after="40"/>
-        <w:jc w:val="right"/>
       </w:pPr>
       <w:r>
         <w:rPr>
           <w:rFonts w:ascii="Arial" w:hAnsi="Arial" w:cs="Arial" w:eastAsia="Arial"/>
           <w:b/>
+          <w:bCs/>
           <w:i w:val="0"/>
           <w:rtl/>
-          <w:bCs/>
         </w:rPr>
         <w:t xml:space="preserve">1.  </w:t>
       </w:r>
@@ -7286,9 +7079,9 @@
         <w:rPr>
           <w:rFonts w:ascii="Arial" w:hAnsi="Arial" w:cs="Arial" w:eastAsia="Arial"/>
           <w:b/>
+          <w:bCs/>
           <w:i w:val="0"/>
           <w:rtl/>
-          <w:bCs/>
         </w:rPr>
         <w:t>ציינו את ארבעת הגבולות של חבל ירושלים.</w:t>
       </w:r>
@@ -7299,27 +7092,27 @@
           <w:i w:val="0"/>
           <w:color w:val="555555"/>
           <w:sz w:val="18"/>
+          <w:szCs w:val="18"/>
           <w:rtl/>
-          <w:szCs w:val="18"/>
         </w:rPr>
         <w:t xml:space="preserve">  (תרגול)</w:t>
       </w:r>
     </w:p>
     <w:tbl>
       <w:tblPr>
+        <w:bidiVisual/>
         <w:tblW w:type="auto" w:w="0"/>
+        <w:tblBorders>
+          <w:top w:val="nil"/>
+          <w:left w:val="nil"/>
+          <w:bottom w:val="single" w:sz="4" w:color="999999"/>
+          <w:right w:val="nil"/>
+          <w:insideH w:val="single" w:sz="4" w:color="999999"/>
+          <w:insideV w:val="nil"/>
+        </w:tblBorders>
+        <w:tblLayout w:type="fixed"/>
         <w:tblLayout w:type="fixed"/>
         <w:tblLook w:firstColumn="1" w:firstRow="1" w:lastColumn="0" w:lastRow="0" w:noHBand="0" w:noVBand="1" w:val="04A0"/>
-        <w:bidiVisual/>
-        <w:tblBorders>
-          <w:top w:val="nil"/>
-          <w:left w:val="nil"/>
-          <w:bottom w:val="single" w:sz="4" w:color="999999"/>
-          <w:right w:val="nil"/>
-          <w:insideH w:val="single" w:sz="4" w:color="999999"/>
-          <w:insideV w:val="nil"/>
-        </w:tblBorders>
-        <w:tblLayout w:type="fixed"/>
       </w:tblPr>
       <w:tblGrid>
         <w:gridCol w:w="9865"/>
@@ -7336,7 +7129,6 @@
             <w:pPr>
               <w:keepNext/>
               <w:bidi/>
-              <w:jc w:val="right"/>
             </w:pPr>
           </w:p>
         </w:tc>
@@ -7353,7 +7145,6 @@
             <w:pPr>
               <w:keepNext/>
               <w:bidi/>
-              <w:jc w:val="right"/>
             </w:pPr>
           </w:p>
         </w:tc>
@@ -7369,7 +7160,6 @@
           <w:p>
             <w:pPr>
               <w:bidi/>
-              <w:jc w:val="right"/>
             </w:pPr>
           </w:p>
         </w:tc>
@@ -7379,7 +7169,6 @@
       <w:pPr>
         <w:bidi/>
         <w:spacing w:before="0" w:after="40"/>
-        <w:jc w:val="right"/>
       </w:pPr>
     </w:p>
     <w:p>
@@ -7387,15 +7176,14 @@
         <w:keepNext/>
         <w:bidi/>
         <w:spacing w:before="0" w:after="40"/>
-        <w:jc w:val="right"/>
       </w:pPr>
       <w:r>
         <w:rPr>
           <w:rFonts w:ascii="Arial" w:hAnsi="Arial" w:cs="Arial" w:eastAsia="Arial"/>
           <w:b/>
+          <w:bCs/>
           <w:i w:val="0"/>
           <w:rtl/>
-          <w:bCs/>
         </w:rPr>
         <w:t xml:space="preserve">2.  </w:t>
       </w:r>
@@ -7403,9 +7191,9 @@
         <w:rPr>
           <w:rFonts w:ascii="Arial" w:hAnsi="Arial" w:cs="Arial" w:eastAsia="Arial"/>
           <w:b/>
+          <w:bCs/>
           <w:i w:val="0"/>
           <w:rtl/>
-          <w:bCs/>
         </w:rPr>
         <w:t>בירושלים יורדים כ־550 מ״מ גשם בשנה, אבל במרחק קצר ממזרח לה מתחיל מדבר. הסבירו מדוע.</w:t>
       </w:r>
@@ -7416,27 +7204,27 @@
           <w:i w:val="0"/>
           <w:color w:val="555555"/>
           <w:sz w:val="18"/>
+          <w:szCs w:val="18"/>
           <w:rtl/>
-          <w:szCs w:val="18"/>
         </w:rPr>
         <w:t xml:space="preserve">  (בסגנון בגרות)</w:t>
       </w:r>
     </w:p>
     <w:tbl>
       <w:tblPr>
+        <w:bidiVisual/>
         <w:tblW w:type="auto" w:w="0"/>
+        <w:tblBorders>
+          <w:top w:val="nil"/>
+          <w:left w:val="nil"/>
+          <w:bottom w:val="single" w:sz="4" w:color="999999"/>
+          <w:right w:val="nil"/>
+          <w:insideH w:val="single" w:sz="4" w:color="999999"/>
+          <w:insideV w:val="nil"/>
+        </w:tblBorders>
+        <w:tblLayout w:type="fixed"/>
         <w:tblLayout w:type="fixed"/>
         <w:tblLook w:firstColumn="1" w:firstRow="1" w:lastColumn="0" w:lastRow="0" w:noHBand="0" w:noVBand="1" w:val="04A0"/>
-        <w:bidiVisual/>
-        <w:tblBorders>
-          <w:top w:val="nil"/>
-          <w:left w:val="nil"/>
-          <w:bottom w:val="single" w:sz="4" w:color="999999"/>
-          <w:right w:val="nil"/>
-          <w:insideH w:val="single" w:sz="4" w:color="999999"/>
-          <w:insideV w:val="nil"/>
-        </w:tblBorders>
-        <w:tblLayout w:type="fixed"/>
       </w:tblPr>
       <w:tblGrid>
         <w:gridCol w:w="9865"/>
@@ -7453,7 +7241,6 @@
             <w:pPr>
               <w:keepNext/>
               <w:bidi/>
-              <w:jc w:val="right"/>
             </w:pPr>
           </w:p>
         </w:tc>
@@ -7470,7 +7257,6 @@
             <w:pPr>
               <w:keepNext/>
               <w:bidi/>
-              <w:jc w:val="right"/>
             </w:pPr>
           </w:p>
         </w:tc>
@@ -7487,7 +7273,6 @@
             <w:pPr>
               <w:keepNext/>
               <w:bidi/>
-              <w:jc w:val="right"/>
             </w:pPr>
           </w:p>
         </w:tc>
@@ -7504,7 +7289,6 @@
             <w:pPr>
               <w:keepNext/>
               <w:bidi/>
-              <w:jc w:val="right"/>
             </w:pPr>
           </w:p>
         </w:tc>
@@ -7521,7 +7305,6 @@
             <w:pPr>
               <w:keepNext/>
               <w:bidi/>
-              <w:jc w:val="right"/>
             </w:pPr>
           </w:p>
         </w:tc>
@@ -7537,7 +7320,6 @@
           <w:p>
             <w:pPr>
               <w:bidi/>
-              <w:jc w:val="right"/>
             </w:pPr>
           </w:p>
         </w:tc>
@@ -7547,7 +7329,6 @@
       <w:pPr>
         <w:bidi/>
         <w:spacing w:before="0" w:after="40"/>
-        <w:jc w:val="right"/>
       </w:pPr>
     </w:p>
     <w:p>
@@ -7555,15 +7336,14 @@
         <w:keepNext/>
         <w:bidi/>
         <w:spacing w:before="0" w:after="40"/>
-        <w:jc w:val="right"/>
       </w:pPr>
       <w:r>
         <w:rPr>
           <w:rFonts w:ascii="Arial" w:hAnsi="Arial" w:cs="Arial" w:eastAsia="Arial"/>
           <w:b/>
+          <w:bCs/>
           <w:i w:val="0"/>
           <w:rtl/>
-          <w:bCs/>
         </w:rPr>
         <w:t xml:space="preserve">3.  </w:t>
       </w:r>
@@ -7571,9 +7351,9 @@
         <w:rPr>
           <w:rFonts w:ascii="Arial" w:hAnsi="Arial" w:cs="Arial" w:eastAsia="Arial"/>
           <w:b/>
+          <w:bCs/>
           <w:i w:val="0"/>
           <w:rtl/>
-          <w:bCs/>
         </w:rPr>
         <w:t>ציינו שני מאפיינים גאוגרפיים של חבל ירושלים, והסבירו כיצד אחד מהם משפיע על התיירות.</w:t>
       </w:r>
@@ -7584,27 +7364,27 @@
           <w:i w:val="0"/>
           <w:color w:val="555555"/>
           <w:sz w:val="18"/>
+          <w:szCs w:val="18"/>
           <w:rtl/>
-          <w:szCs w:val="18"/>
         </w:rPr>
         <w:t xml:space="preserve">  (בסגנון בגרות)</w:t>
       </w:r>
     </w:p>
     <w:tbl>
       <w:tblPr>
+        <w:bidiVisual/>
         <w:tblW w:type="auto" w:w="0"/>
+        <w:tblBorders>
+          <w:top w:val="nil"/>
+          <w:left w:val="nil"/>
+          <w:bottom w:val="single" w:sz="4" w:color="999999"/>
+          <w:right w:val="nil"/>
+          <w:insideH w:val="single" w:sz="4" w:color="999999"/>
+          <w:insideV w:val="nil"/>
+        </w:tblBorders>
+        <w:tblLayout w:type="fixed"/>
         <w:tblLayout w:type="fixed"/>
         <w:tblLook w:firstColumn="1" w:firstRow="1" w:lastColumn="0" w:lastRow="0" w:noHBand="0" w:noVBand="1" w:val="04A0"/>
-        <w:bidiVisual/>
-        <w:tblBorders>
-          <w:top w:val="nil"/>
-          <w:left w:val="nil"/>
-          <w:bottom w:val="single" w:sz="4" w:color="999999"/>
-          <w:right w:val="nil"/>
-          <w:insideH w:val="single" w:sz="4" w:color="999999"/>
-          <w:insideV w:val="nil"/>
-        </w:tblBorders>
-        <w:tblLayout w:type="fixed"/>
       </w:tblPr>
       <w:tblGrid>
         <w:gridCol w:w="9865"/>
@@ -7621,7 +7401,6 @@
             <w:pPr>
               <w:keepNext/>
               <w:bidi/>
-              <w:jc w:val="right"/>
             </w:pPr>
           </w:p>
         </w:tc>
@@ -7638,7 +7417,6 @@
             <w:pPr>
               <w:keepNext/>
               <w:bidi/>
-              <w:jc w:val="right"/>
             </w:pPr>
           </w:p>
         </w:tc>
@@ -7655,7 +7433,6 @@
             <w:pPr>
               <w:keepNext/>
               <w:bidi/>
-              <w:jc w:val="right"/>
             </w:pPr>
           </w:p>
         </w:tc>
@@ -7672,7 +7449,6 @@
             <w:pPr>
               <w:keepNext/>
               <w:bidi/>
-              <w:jc w:val="right"/>
             </w:pPr>
           </w:p>
         </w:tc>
@@ -7689,7 +7465,6 @@
             <w:pPr>
               <w:keepNext/>
               <w:bidi/>
-              <w:jc w:val="right"/>
             </w:pPr>
           </w:p>
         </w:tc>
@@ -7705,7 +7480,6 @@
           <w:p>
             <w:pPr>
               <w:bidi/>
-              <w:jc w:val="right"/>
             </w:pPr>
           </w:p>
         </w:tc>
@@ -7715,7 +7489,6 @@
       <w:pPr>
         <w:bidi/>
         <w:spacing w:before="0" w:after="40"/>
-        <w:jc w:val="right"/>
       </w:pPr>
     </w:p>
     <w:p>
@@ -7723,17 +7496,16 @@
         <w:keepNext/>
         <w:bidi/>
         <w:spacing w:before="160" w:after="80"/>
-        <w:jc w:val="right"/>
       </w:pPr>
       <w:r>
         <w:rPr>
           <w:rFonts w:ascii="Arial" w:hAnsi="Arial" w:cs="Arial" w:eastAsia="Arial"/>
           <w:b/>
+          <w:bCs/>
           <w:i w:val="0"/>
           <w:sz w:val="25"/>
+          <w:szCs w:val="25"/>
           <w:rtl/>
-          <w:bCs/>
-          <w:szCs w:val="25"/>
         </w:rPr>
         <w:t>תרגול: שאלות 4–6</w:t>
       </w:r>
@@ -7743,15 +7515,14 @@
         <w:keepNext/>
         <w:bidi/>
         <w:spacing w:before="0" w:after="40"/>
-        <w:jc w:val="right"/>
       </w:pPr>
       <w:r>
         <w:rPr>
           <w:rFonts w:ascii="Arial" w:hAnsi="Arial" w:cs="Arial" w:eastAsia="Arial"/>
           <w:b/>
+          <w:bCs/>
           <w:i w:val="0"/>
           <w:rtl/>
-          <w:bCs/>
         </w:rPr>
         <w:t xml:space="preserve">4.  </w:t>
       </w:r>
@@ -7759,9 +7530,9 @@
         <w:rPr>
           <w:rFonts w:ascii="Arial" w:hAnsi="Arial" w:cs="Arial" w:eastAsia="Arial"/>
           <w:b/>
+          <w:bCs/>
           <w:i w:val="0"/>
           <w:rtl/>
-          <w:bCs/>
         </w:rPr>
         <w:t>ציינו לגבי כל אחת מהדתות, יהדות, נצרות ואסלאם, אתר מרכזי אחד בירושלים המקודש לה, והסבירו מדוע הוא מקודש לדת זו.</w:t>
       </w:r>
@@ -7772,27 +7543,27 @@
           <w:i w:val="0"/>
           <w:color w:val="555555"/>
           <w:sz w:val="18"/>
+          <w:szCs w:val="18"/>
           <w:rtl/>
-          <w:szCs w:val="18"/>
         </w:rPr>
         <w:t xml:space="preserve">  (ממאגר הבגרות)</w:t>
       </w:r>
     </w:p>
     <w:tbl>
       <w:tblPr>
+        <w:bidiVisual/>
         <w:tblW w:type="auto" w:w="0"/>
+        <w:tblBorders>
+          <w:top w:val="nil"/>
+          <w:left w:val="nil"/>
+          <w:bottom w:val="single" w:sz="4" w:color="999999"/>
+          <w:right w:val="nil"/>
+          <w:insideH w:val="single" w:sz="4" w:color="999999"/>
+          <w:insideV w:val="nil"/>
+        </w:tblBorders>
+        <w:tblLayout w:type="fixed"/>
         <w:tblLayout w:type="fixed"/>
         <w:tblLook w:firstColumn="1" w:firstRow="1" w:lastColumn="0" w:lastRow="0" w:noHBand="0" w:noVBand="1" w:val="04A0"/>
-        <w:bidiVisual/>
-        <w:tblBorders>
-          <w:top w:val="nil"/>
-          <w:left w:val="nil"/>
-          <w:bottom w:val="single" w:sz="4" w:color="999999"/>
-          <w:right w:val="nil"/>
-          <w:insideH w:val="single" w:sz="4" w:color="999999"/>
-          <w:insideV w:val="nil"/>
-        </w:tblBorders>
-        <w:tblLayout w:type="fixed"/>
       </w:tblPr>
       <w:tblGrid>
         <w:gridCol w:w="9865"/>
@@ -7809,7 +7580,6 @@
             <w:pPr>
               <w:keepNext/>
               <w:bidi/>
-              <w:jc w:val="right"/>
             </w:pPr>
           </w:p>
         </w:tc>
@@ -7826,7 +7596,6 @@
             <w:pPr>
               <w:keepNext/>
               <w:bidi/>
-              <w:jc w:val="right"/>
             </w:pPr>
           </w:p>
         </w:tc>
@@ -7843,7 +7612,6 @@
             <w:pPr>
               <w:keepNext/>
               <w:bidi/>
-              <w:jc w:val="right"/>
             </w:pPr>
           </w:p>
         </w:tc>
@@ -7860,7 +7628,6 @@
             <w:pPr>
               <w:keepNext/>
               <w:bidi/>
-              <w:jc w:val="right"/>
             </w:pPr>
           </w:p>
         </w:tc>
@@ -7877,7 +7644,6 @@
             <w:pPr>
               <w:keepNext/>
               <w:bidi/>
-              <w:jc w:val="right"/>
             </w:pPr>
           </w:p>
         </w:tc>
@@ -7893,7 +7659,6 @@
           <w:p>
             <w:pPr>
               <w:bidi/>
-              <w:jc w:val="right"/>
             </w:pPr>
           </w:p>
         </w:tc>
@@ -7903,7 +7668,6 @@
       <w:pPr>
         <w:bidi/>
         <w:spacing w:before="0" w:after="40"/>
-        <w:jc w:val="right"/>
       </w:pPr>
     </w:p>
     <w:p>
@@ -7911,15 +7675,14 @@
         <w:keepNext/>
         <w:bidi/>
         <w:spacing w:before="0" w:after="40"/>
-        <w:jc w:val="right"/>
       </w:pPr>
       <w:r>
         <w:rPr>
           <w:rFonts w:ascii="Arial" w:hAnsi="Arial" w:cs="Arial" w:eastAsia="Arial"/>
           <w:b/>
+          <w:bCs/>
           <w:i w:val="0"/>
           <w:rtl/>
-          <w:bCs/>
         </w:rPr>
         <w:t xml:space="preserve">5.  </w:t>
       </w:r>
@@ -7927,9 +7690,9 @@
         <w:rPr>
           <w:rFonts w:ascii="Arial" w:hAnsi="Arial" w:cs="Arial" w:eastAsia="Arial"/>
           <w:b/>
+          <w:bCs/>
           <w:i w:val="0"/>
           <w:rtl/>
-          <w:bCs/>
         </w:rPr>
         <w:t>ציינו את שמות האתרים הנחשבים כמקום קבורתו של ישו, ואיזה זרם בנצרות מאמין בכל אחד מהם.</w:t>
       </w:r>
@@ -7940,27 +7703,27 @@
           <w:i w:val="0"/>
           <w:color w:val="555555"/>
           <w:sz w:val="18"/>
+          <w:szCs w:val="18"/>
           <w:rtl/>
-          <w:szCs w:val="18"/>
         </w:rPr>
         <w:t xml:space="preserve">  (בגרות 2023)</w:t>
       </w:r>
     </w:p>
     <w:tbl>
       <w:tblPr>
+        <w:bidiVisual/>
         <w:tblW w:type="auto" w:w="0"/>
+        <w:tblBorders>
+          <w:top w:val="nil"/>
+          <w:left w:val="nil"/>
+          <w:bottom w:val="single" w:sz="4" w:color="999999"/>
+          <w:right w:val="nil"/>
+          <w:insideH w:val="single" w:sz="4" w:color="999999"/>
+          <w:insideV w:val="nil"/>
+        </w:tblBorders>
+        <w:tblLayout w:type="fixed"/>
         <w:tblLayout w:type="fixed"/>
         <w:tblLook w:firstColumn="1" w:firstRow="1" w:lastColumn="0" w:lastRow="0" w:noHBand="0" w:noVBand="1" w:val="04A0"/>
-        <w:bidiVisual/>
-        <w:tblBorders>
-          <w:top w:val="nil"/>
-          <w:left w:val="nil"/>
-          <w:bottom w:val="single" w:sz="4" w:color="999999"/>
-          <w:right w:val="nil"/>
-          <w:insideH w:val="single" w:sz="4" w:color="999999"/>
-          <w:insideV w:val="nil"/>
-        </w:tblBorders>
-        <w:tblLayout w:type="fixed"/>
       </w:tblPr>
       <w:tblGrid>
         <w:gridCol w:w="9865"/>
@@ -7977,7 +7740,6 @@
             <w:pPr>
               <w:keepNext/>
               <w:bidi/>
-              <w:jc w:val="right"/>
             </w:pPr>
           </w:p>
         </w:tc>
@@ -7994,7 +7756,6 @@
             <w:pPr>
               <w:keepNext/>
               <w:bidi/>
-              <w:jc w:val="right"/>
             </w:pPr>
           </w:p>
         </w:tc>
@@ -8011,7 +7772,6 @@
             <w:pPr>
               <w:keepNext/>
               <w:bidi/>
-              <w:jc w:val="right"/>
             </w:pPr>
           </w:p>
         </w:tc>
@@ -8027,7 +7787,6 @@
           <w:p>
             <w:pPr>
               <w:bidi/>
-              <w:jc w:val="right"/>
             </w:pPr>
           </w:p>
         </w:tc>
@@ -8037,7 +7796,6 @@
       <w:pPr>
         <w:bidi/>
         <w:spacing w:before="0" w:after="40"/>
-        <w:jc w:val="right"/>
       </w:pPr>
     </w:p>
     <w:p>
@@ -8045,15 +7803,14 @@
         <w:keepNext/>
         <w:bidi/>
         <w:spacing w:before="0" w:after="40"/>
-        <w:jc w:val="right"/>
       </w:pPr>
       <w:r>
         <w:rPr>
           <w:rFonts w:ascii="Arial" w:hAnsi="Arial" w:cs="Arial" w:eastAsia="Arial"/>
           <w:b/>
+          <w:bCs/>
           <w:i w:val="0"/>
           <w:rtl/>
-          <w:bCs/>
         </w:rPr>
         <w:t xml:space="preserve">6.  </w:t>
       </w:r>
@@ -8061,9 +7818,9 @@
         <w:rPr>
           <w:rFonts w:ascii="Arial" w:hAnsi="Arial" w:cs="Arial" w:eastAsia="Arial"/>
           <w:b/>
+          <w:bCs/>
           <w:i w:val="0"/>
           <w:rtl/>
-          <w:bCs/>
         </w:rPr>
         <w:t>בסביבות ירושלים יש שתי ערים שהן מוקד לעלייה לרגל: בית לחם וחברון. כתבו בקצרה מה מושך את התייר הנוצרי לבית לחם, ומה מושך את התייר היהודי ואת התייר המוסלמי לחברון.</w:t>
       </w:r>
@@ -8074,27 +7831,27 @@
           <w:i w:val="0"/>
           <w:color w:val="555555"/>
           <w:sz w:val="18"/>
+          <w:szCs w:val="18"/>
           <w:rtl/>
-          <w:szCs w:val="18"/>
         </w:rPr>
         <w:t xml:space="preserve">  (ממאגר הבגרות)</w:t>
       </w:r>
     </w:p>
     <w:tbl>
       <w:tblPr>
+        <w:bidiVisual/>
         <w:tblW w:type="auto" w:w="0"/>
+        <w:tblBorders>
+          <w:top w:val="nil"/>
+          <w:left w:val="nil"/>
+          <w:bottom w:val="single" w:sz="4" w:color="999999"/>
+          <w:right w:val="nil"/>
+          <w:insideH w:val="single" w:sz="4" w:color="999999"/>
+          <w:insideV w:val="nil"/>
+        </w:tblBorders>
+        <w:tblLayout w:type="fixed"/>
         <w:tblLayout w:type="fixed"/>
         <w:tblLook w:firstColumn="1" w:firstRow="1" w:lastColumn="0" w:lastRow="0" w:noHBand="0" w:noVBand="1" w:val="04A0"/>
-        <w:bidiVisual/>
-        <w:tblBorders>
-          <w:top w:val="nil"/>
-          <w:left w:val="nil"/>
-          <w:bottom w:val="single" w:sz="4" w:color="999999"/>
-          <w:right w:val="nil"/>
-          <w:insideH w:val="single" w:sz="4" w:color="999999"/>
-          <w:insideV w:val="nil"/>
-        </w:tblBorders>
-        <w:tblLayout w:type="fixed"/>
       </w:tblPr>
       <w:tblGrid>
         <w:gridCol w:w="9865"/>
@@ -8111,7 +7868,6 @@
             <w:pPr>
               <w:keepNext/>
               <w:bidi/>
-              <w:jc w:val="right"/>
             </w:pPr>
           </w:p>
         </w:tc>
@@ -8128,7 +7884,6 @@
             <w:pPr>
               <w:keepNext/>
               <w:bidi/>
-              <w:jc w:val="right"/>
             </w:pPr>
           </w:p>
         </w:tc>
@@ -8145,7 +7900,6 @@
             <w:pPr>
               <w:keepNext/>
               <w:bidi/>
-              <w:jc w:val="right"/>
             </w:pPr>
           </w:p>
         </w:tc>
@@ -8161,7 +7915,6 @@
           <w:p>
             <w:pPr>
               <w:bidi/>
-              <w:jc w:val="right"/>
             </w:pPr>
           </w:p>
         </w:tc>
@@ -8171,7 +7924,6 @@
       <w:pPr>
         <w:bidi/>
         <w:spacing w:before="0" w:after="40"/>
-        <w:jc w:val="right"/>
       </w:pPr>
     </w:p>
     <w:p>
@@ -8179,17 +7931,16 @@
         <w:keepNext/>
         <w:bidi/>
         <w:spacing w:before="160" w:after="80"/>
-        <w:jc w:val="right"/>
       </w:pPr>
       <w:r>
         <w:rPr>
           <w:rFonts w:ascii="Arial" w:hAnsi="Arial" w:cs="Arial" w:eastAsia="Arial"/>
           <w:b/>
+          <w:bCs/>
           <w:i w:val="0"/>
           <w:sz w:val="25"/>
+          <w:szCs w:val="25"/>
           <w:rtl/>
-          <w:bCs/>
-          <w:szCs w:val="25"/>
         </w:rPr>
         <w:t>תרגול: שאלות 7–9</w:t>
       </w:r>
@@ -8199,15 +7950,14 @@
         <w:keepNext/>
         <w:bidi/>
         <w:spacing w:before="0" w:after="40"/>
-        <w:jc w:val="right"/>
       </w:pPr>
       <w:r>
         <w:rPr>
           <w:rFonts w:ascii="Arial" w:hAnsi="Arial" w:cs="Arial" w:eastAsia="Arial"/>
           <w:b/>
+          <w:bCs/>
           <w:i w:val="0"/>
           <w:rtl/>
-          <w:bCs/>
         </w:rPr>
         <w:t xml:space="preserve">7.  </w:t>
       </w:r>
@@ -8215,9 +7965,9 @@
         <w:rPr>
           <w:rFonts w:ascii="Arial" w:hAnsi="Arial" w:cs="Arial" w:eastAsia="Arial"/>
           <w:b/>
+          <w:bCs/>
           <w:i w:val="0"/>
           <w:rtl/>
-          <w:bCs/>
         </w:rPr>
         <w:t>ציינו את שמותיהם של שני אתרים חשובים בירושלים שאפשר לכלול בתוכנית לצליינים נוצרים, והסבירו את מקור חשיבותו של כל אתר.</w:t>
       </w:r>
@@ -8228,27 +7978,27 @@
           <w:i w:val="0"/>
           <w:color w:val="555555"/>
           <w:sz w:val="18"/>
+          <w:szCs w:val="18"/>
           <w:rtl/>
-          <w:szCs w:val="18"/>
         </w:rPr>
         <w:t xml:space="preserve">  (בגרות 2019)</w:t>
       </w:r>
     </w:p>
     <w:tbl>
       <w:tblPr>
+        <w:bidiVisual/>
         <w:tblW w:type="auto" w:w="0"/>
+        <w:tblBorders>
+          <w:top w:val="nil"/>
+          <w:left w:val="nil"/>
+          <w:bottom w:val="single" w:sz="4" w:color="999999"/>
+          <w:right w:val="nil"/>
+          <w:insideH w:val="single" w:sz="4" w:color="999999"/>
+          <w:insideV w:val="nil"/>
+        </w:tblBorders>
+        <w:tblLayout w:type="fixed"/>
         <w:tblLayout w:type="fixed"/>
         <w:tblLook w:firstColumn="1" w:firstRow="1" w:lastColumn="0" w:lastRow="0" w:noHBand="0" w:noVBand="1" w:val="04A0"/>
-        <w:bidiVisual/>
-        <w:tblBorders>
-          <w:top w:val="nil"/>
-          <w:left w:val="nil"/>
-          <w:bottom w:val="single" w:sz="4" w:color="999999"/>
-          <w:right w:val="nil"/>
-          <w:insideH w:val="single" w:sz="4" w:color="999999"/>
-          <w:insideV w:val="nil"/>
-        </w:tblBorders>
-        <w:tblLayout w:type="fixed"/>
       </w:tblPr>
       <w:tblGrid>
         <w:gridCol w:w="9865"/>
@@ -8265,7 +8015,6 @@
             <w:pPr>
               <w:keepNext/>
               <w:bidi/>
-              <w:jc w:val="right"/>
             </w:pPr>
           </w:p>
         </w:tc>
@@ -8282,7 +8031,6 @@
             <w:pPr>
               <w:keepNext/>
               <w:bidi/>
-              <w:jc w:val="right"/>
             </w:pPr>
           </w:p>
         </w:tc>
@@ -8299,7 +8047,6 @@
             <w:pPr>
               <w:keepNext/>
               <w:bidi/>
-              <w:jc w:val="right"/>
             </w:pPr>
           </w:p>
         </w:tc>
@@ -8316,7 +8063,6 @@
             <w:pPr>
               <w:keepNext/>
               <w:bidi/>
-              <w:jc w:val="right"/>
             </w:pPr>
           </w:p>
         </w:tc>
@@ -8333,7 +8079,6 @@
             <w:pPr>
               <w:keepNext/>
               <w:bidi/>
-              <w:jc w:val="right"/>
             </w:pPr>
           </w:p>
         </w:tc>
@@ -8349,7 +8094,6 @@
           <w:p>
             <w:pPr>
               <w:bidi/>
-              <w:jc w:val="right"/>
             </w:pPr>
           </w:p>
         </w:tc>
@@ -8359,7 +8103,6 @@
       <w:pPr>
         <w:bidi/>
         <w:spacing w:before="0" w:after="40"/>
-        <w:jc w:val="right"/>
       </w:pPr>
     </w:p>
     <w:p>
@@ -8367,15 +8110,14 @@
         <w:keepNext/>
         <w:bidi/>
         <w:spacing w:before="0" w:after="40"/>
-        <w:jc w:val="right"/>
       </w:pPr>
       <w:r>
         <w:rPr>
           <w:rFonts w:ascii="Arial" w:hAnsi="Arial" w:cs="Arial" w:eastAsia="Arial"/>
           <w:b/>
+          <w:bCs/>
           <w:i w:val="0"/>
           <w:rtl/>
-          <w:bCs/>
         </w:rPr>
         <w:t xml:space="preserve">8.  </w:t>
       </w:r>
@@ -8383,9 +8125,9 @@
         <w:rPr>
           <w:rFonts w:ascii="Arial" w:hAnsi="Arial" w:cs="Arial" w:eastAsia="Arial"/>
           <w:b/>
+          <w:bCs/>
           <w:i w:val="0"/>
           <w:rtl/>
-          <w:bCs/>
         </w:rPr>
         <w:t>ציינו את שמותיהם של שני אתרים חשובים בירושלים שאפשר לכלול בתוכנית לעולי רגל מוסלמים, והסבירו את מקור חשיבותו של כל אתר.</w:t>
       </w:r>
@@ -8396,27 +8138,27 @@
           <w:i w:val="0"/>
           <w:color w:val="555555"/>
           <w:sz w:val="18"/>
+          <w:szCs w:val="18"/>
           <w:rtl/>
-          <w:szCs w:val="18"/>
         </w:rPr>
         <w:t xml:space="preserve">  (בגרות 2019)</w:t>
       </w:r>
     </w:p>
     <w:tbl>
       <w:tblPr>
+        <w:bidiVisual/>
         <w:tblW w:type="auto" w:w="0"/>
+        <w:tblBorders>
+          <w:top w:val="nil"/>
+          <w:left w:val="nil"/>
+          <w:bottom w:val="single" w:sz="4" w:color="999999"/>
+          <w:right w:val="nil"/>
+          <w:insideH w:val="single" w:sz="4" w:color="999999"/>
+          <w:insideV w:val="nil"/>
+        </w:tblBorders>
+        <w:tblLayout w:type="fixed"/>
         <w:tblLayout w:type="fixed"/>
         <w:tblLook w:firstColumn="1" w:firstRow="1" w:lastColumn="0" w:lastRow="0" w:noHBand="0" w:noVBand="1" w:val="04A0"/>
-        <w:bidiVisual/>
-        <w:tblBorders>
-          <w:top w:val="nil"/>
-          <w:left w:val="nil"/>
-          <w:bottom w:val="single" w:sz="4" w:color="999999"/>
-          <w:right w:val="nil"/>
-          <w:insideH w:val="single" w:sz="4" w:color="999999"/>
-          <w:insideV w:val="nil"/>
-        </w:tblBorders>
-        <w:tblLayout w:type="fixed"/>
       </w:tblPr>
       <w:tblGrid>
         <w:gridCol w:w="9865"/>
@@ -8433,7 +8175,6 @@
             <w:pPr>
               <w:keepNext/>
               <w:bidi/>
-              <w:jc w:val="right"/>
             </w:pPr>
           </w:p>
         </w:tc>
@@ -8450,7 +8191,6 @@
             <w:pPr>
               <w:keepNext/>
               <w:bidi/>
-              <w:jc w:val="right"/>
             </w:pPr>
           </w:p>
         </w:tc>
@@ -8467,7 +8207,6 @@
             <w:pPr>
               <w:keepNext/>
               <w:bidi/>
-              <w:jc w:val="right"/>
             </w:pPr>
           </w:p>
         </w:tc>
@@ -8484,7 +8223,6 @@
             <w:pPr>
               <w:keepNext/>
               <w:bidi/>
-              <w:jc w:val="right"/>
             </w:pPr>
           </w:p>
         </w:tc>
@@ -8501,7 +8239,6 @@
             <w:pPr>
               <w:keepNext/>
               <w:bidi/>
-              <w:jc w:val="right"/>
             </w:pPr>
           </w:p>
         </w:tc>
@@ -8517,7 +8254,6 @@
           <w:p>
             <w:pPr>
               <w:bidi/>
-              <w:jc w:val="right"/>
             </w:pPr>
           </w:p>
         </w:tc>
@@ -8527,7 +8263,6 @@
       <w:pPr>
         <w:bidi/>
         <w:spacing w:before="0" w:after="40"/>
-        <w:jc w:val="right"/>
       </w:pPr>
     </w:p>
     <w:p>
@@ -8535,15 +8270,14 @@
         <w:keepNext/>
         <w:bidi/>
         <w:spacing w:before="0" w:after="40"/>
-        <w:jc w:val="right"/>
       </w:pPr>
       <w:r>
         <w:rPr>
           <w:rFonts w:ascii="Arial" w:hAnsi="Arial" w:cs="Arial" w:eastAsia="Arial"/>
           <w:b/>
+          <w:bCs/>
           <w:i w:val="0"/>
           <w:rtl/>
-          <w:bCs/>
         </w:rPr>
         <w:t xml:space="preserve">9.  </w:t>
       </w:r>
@@ -8551,9 +8285,9 @@
         <w:rPr>
           <w:rFonts w:ascii="Arial" w:hAnsi="Arial" w:cs="Arial" w:eastAsia="Arial"/>
           <w:b/>
+          <w:bCs/>
           <w:i w:val="0"/>
           <w:rtl/>
-          <w:bCs/>
         </w:rPr>
         <w:t>ציינו ארבעה אתרי תיירות בירושלים החדשה: מוזיאון, אתר לבילוי לילי, אתר לבילוי עם ילדים קטנים, ואתר שהוא מסמלי השלטון ופתוח למבקרים.</w:t>
       </w:r>
@@ -8564,27 +8298,27 @@
           <w:i w:val="0"/>
           <w:color w:val="555555"/>
           <w:sz w:val="18"/>
+          <w:szCs w:val="18"/>
           <w:rtl/>
-          <w:szCs w:val="18"/>
         </w:rPr>
         <w:t xml:space="preserve">  (בגרות 2024)</w:t>
       </w:r>
     </w:p>
     <w:tbl>
       <w:tblPr>
+        <w:bidiVisual/>
         <w:tblW w:type="auto" w:w="0"/>
+        <w:tblBorders>
+          <w:top w:val="nil"/>
+          <w:left w:val="nil"/>
+          <w:bottom w:val="single" w:sz="4" w:color="999999"/>
+          <w:right w:val="nil"/>
+          <w:insideH w:val="single" w:sz="4" w:color="999999"/>
+          <w:insideV w:val="nil"/>
+        </w:tblBorders>
+        <w:tblLayout w:type="fixed"/>
         <w:tblLayout w:type="fixed"/>
         <w:tblLook w:firstColumn="1" w:firstRow="1" w:lastColumn="0" w:lastRow="0" w:noHBand="0" w:noVBand="1" w:val="04A0"/>
-        <w:bidiVisual/>
-        <w:tblBorders>
-          <w:top w:val="nil"/>
-          <w:left w:val="nil"/>
-          <w:bottom w:val="single" w:sz="4" w:color="999999"/>
-          <w:right w:val="nil"/>
-          <w:insideH w:val="single" w:sz="4" w:color="999999"/>
-          <w:insideV w:val="nil"/>
-        </w:tblBorders>
-        <w:tblLayout w:type="fixed"/>
       </w:tblPr>
       <w:tblGrid>
         <w:gridCol w:w="9865"/>
@@ -8601,7 +8335,6 @@
             <w:pPr>
               <w:keepNext/>
               <w:bidi/>
-              <w:jc w:val="right"/>
             </w:pPr>
           </w:p>
         </w:tc>
@@ -8618,7 +8351,6 @@
             <w:pPr>
               <w:keepNext/>
               <w:bidi/>
-              <w:jc w:val="right"/>
             </w:pPr>
           </w:p>
         </w:tc>
@@ -8635,7 +8367,6 @@
             <w:pPr>
               <w:keepNext/>
               <w:bidi/>
-              <w:jc w:val="right"/>
             </w:pPr>
           </w:p>
         </w:tc>
@@ -8651,7 +8382,6 @@
           <w:p>
             <w:pPr>
               <w:bidi/>
-              <w:jc w:val="right"/>
             </w:pPr>
           </w:p>
         </w:tc>
@@ -8661,7 +8391,6 @@
       <w:pPr>
         <w:bidi/>
         <w:spacing w:before="0" w:after="40"/>
-        <w:jc w:val="right"/>
       </w:pPr>
     </w:p>
     <w:p>
@@ -8669,17 +8398,16 @@
         <w:keepNext/>
         <w:bidi/>
         <w:spacing w:before="160" w:after="80"/>
-        <w:jc w:val="right"/>
       </w:pPr>
       <w:r>
         <w:rPr>
           <w:rFonts w:ascii="Arial" w:hAnsi="Arial" w:cs="Arial" w:eastAsia="Arial"/>
           <w:b/>
+          <w:bCs/>
           <w:i w:val="0"/>
           <w:sz w:val="25"/>
+          <w:szCs w:val="25"/>
           <w:rtl/>
-          <w:bCs/>
-          <w:szCs w:val="25"/>
         </w:rPr>
         <w:t>תרגול: שאלות 10–11</w:t>
       </w:r>
@@ -8689,15 +8417,14 @@
         <w:keepNext/>
         <w:bidi/>
         <w:spacing w:before="0" w:after="40"/>
-        <w:jc w:val="right"/>
       </w:pPr>
       <w:r>
         <w:rPr>
           <w:rFonts w:ascii="Arial" w:hAnsi="Arial" w:cs="Arial" w:eastAsia="Arial"/>
           <w:b/>
+          <w:bCs/>
           <w:i w:val="0"/>
           <w:rtl/>
-          <w:bCs/>
         </w:rPr>
         <w:t xml:space="preserve">10.  </w:t>
       </w:r>
@@ -8705,9 +8432,9 @@
         <w:rPr>
           <w:rFonts w:ascii="Arial" w:hAnsi="Arial" w:cs="Arial" w:eastAsia="Arial"/>
           <w:b/>
+          <w:bCs/>
           <w:i w:val="0"/>
           <w:rtl/>
-          <w:bCs/>
         </w:rPr>
         <w:t>הסבירו את המושג "אירוע־על", ותנו דוגמה לאירוע כזה שהתקיים בירושלים.</w:t>
       </w:r>
@@ -8718,27 +8445,27 @@
           <w:i w:val="0"/>
           <w:color w:val="555555"/>
           <w:sz w:val="18"/>
+          <w:szCs w:val="18"/>
           <w:rtl/>
-          <w:szCs w:val="18"/>
         </w:rPr>
         <w:t xml:space="preserve">  (מושגים, כמו בבגרות)</w:t>
       </w:r>
     </w:p>
     <w:tbl>
       <w:tblPr>
+        <w:bidiVisual/>
         <w:tblW w:type="auto" w:w="0"/>
+        <w:tblBorders>
+          <w:top w:val="nil"/>
+          <w:left w:val="nil"/>
+          <w:bottom w:val="single" w:sz="4" w:color="999999"/>
+          <w:right w:val="nil"/>
+          <w:insideH w:val="single" w:sz="4" w:color="999999"/>
+          <w:insideV w:val="nil"/>
+        </w:tblBorders>
+        <w:tblLayout w:type="fixed"/>
         <w:tblLayout w:type="fixed"/>
         <w:tblLook w:firstColumn="1" w:firstRow="1" w:lastColumn="0" w:lastRow="0" w:noHBand="0" w:noVBand="1" w:val="04A0"/>
-        <w:bidiVisual/>
-        <w:tblBorders>
-          <w:top w:val="nil"/>
-          <w:left w:val="nil"/>
-          <w:bottom w:val="single" w:sz="4" w:color="999999"/>
-          <w:right w:val="nil"/>
-          <w:insideH w:val="single" w:sz="4" w:color="999999"/>
-          <w:insideV w:val="nil"/>
-        </w:tblBorders>
-        <w:tblLayout w:type="fixed"/>
       </w:tblPr>
       <w:tblGrid>
         <w:gridCol w:w="9865"/>
@@ -8755,7 +8482,6 @@
             <w:pPr>
               <w:keepNext/>
               <w:bidi/>
-              <w:jc w:val="right"/>
             </w:pPr>
           </w:p>
         </w:tc>
@@ -8772,7 +8498,6 @@
             <w:pPr>
               <w:keepNext/>
               <w:bidi/>
-              <w:jc w:val="right"/>
             </w:pPr>
           </w:p>
         </w:tc>
@@ -8789,7 +8514,6 @@
             <w:pPr>
               <w:keepNext/>
               <w:bidi/>
-              <w:jc w:val="right"/>
             </w:pPr>
           </w:p>
         </w:tc>
@@ -8806,7 +8530,6 @@
             <w:pPr>
               <w:keepNext/>
               <w:bidi/>
-              <w:jc w:val="right"/>
             </w:pPr>
           </w:p>
         </w:tc>
@@ -8823,7 +8546,6 @@
             <w:pPr>
               <w:keepNext/>
               <w:bidi/>
-              <w:jc w:val="right"/>
             </w:pPr>
           </w:p>
         </w:tc>
@@ -8839,7 +8561,6 @@
           <w:p>
             <w:pPr>
               <w:bidi/>
-              <w:jc w:val="right"/>
             </w:pPr>
           </w:p>
         </w:tc>
@@ -8849,7 +8570,6 @@
       <w:pPr>
         <w:bidi/>
         <w:spacing w:before="0" w:after="40"/>
-        <w:jc w:val="right"/>
       </w:pPr>
     </w:p>
     <w:p>
@@ -8857,15 +8577,14 @@
         <w:keepNext/>
         <w:bidi/>
         <w:spacing w:before="0" w:after="40"/>
-        <w:jc w:val="right"/>
       </w:pPr>
       <w:r>
         <w:rPr>
           <w:rFonts w:ascii="Arial" w:hAnsi="Arial" w:cs="Arial" w:eastAsia="Arial"/>
           <w:b/>
+          <w:bCs/>
           <w:i w:val="0"/>
           <w:rtl/>
-          <w:bCs/>
         </w:rPr>
         <w:t xml:space="preserve">11.  </w:t>
       </w:r>
@@ -8873,9 +8592,9 @@
         <w:rPr>
           <w:rFonts w:ascii="Arial" w:hAnsi="Arial" w:cs="Arial" w:eastAsia="Arial"/>
           <w:b/>
+          <w:bCs/>
           <w:i w:val="0"/>
           <w:rtl/>
-          <w:bCs/>
         </w:rPr>
         <w:t>הסבירו את המושג "כושר נשיאה", ותנו דוגמה לאתר בירושלים שבו הוא בא לידי ביטוי.</w:t>
       </w:r>
@@ -8886,27 +8605,27 @@
           <w:i w:val="0"/>
           <w:color w:val="555555"/>
           <w:sz w:val="18"/>
+          <w:szCs w:val="18"/>
           <w:rtl/>
-          <w:szCs w:val="18"/>
         </w:rPr>
         <w:t xml:space="preserve">  (מושגים, כמו בבגרות)</w:t>
       </w:r>
     </w:p>
     <w:tbl>
       <w:tblPr>
+        <w:bidiVisual/>
         <w:tblW w:type="auto" w:w="0"/>
+        <w:tblBorders>
+          <w:top w:val="nil"/>
+          <w:left w:val="nil"/>
+          <w:bottom w:val="single" w:sz="4" w:color="999999"/>
+          <w:right w:val="nil"/>
+          <w:insideH w:val="single" w:sz="4" w:color="999999"/>
+          <w:insideV w:val="nil"/>
+        </w:tblBorders>
+        <w:tblLayout w:type="fixed"/>
         <w:tblLayout w:type="fixed"/>
         <w:tblLook w:firstColumn="1" w:firstRow="1" w:lastColumn="0" w:lastRow="0" w:noHBand="0" w:noVBand="1" w:val="04A0"/>
-        <w:bidiVisual/>
-        <w:tblBorders>
-          <w:top w:val="nil"/>
-          <w:left w:val="nil"/>
-          <w:bottom w:val="single" w:sz="4" w:color="999999"/>
-          <w:right w:val="nil"/>
-          <w:insideH w:val="single" w:sz="4" w:color="999999"/>
-          <w:insideV w:val="nil"/>
-        </w:tblBorders>
-        <w:tblLayout w:type="fixed"/>
       </w:tblPr>
       <w:tblGrid>
         <w:gridCol w:w="9865"/>
@@ -8923,7 +8642,6 @@
             <w:pPr>
               <w:keepNext/>
               <w:bidi/>
-              <w:jc w:val="right"/>
             </w:pPr>
           </w:p>
         </w:tc>
@@ -8940,7 +8658,6 @@
             <w:pPr>
               <w:keepNext/>
               <w:bidi/>
-              <w:jc w:val="right"/>
             </w:pPr>
           </w:p>
         </w:tc>
@@ -8957,7 +8674,6 @@
             <w:pPr>
               <w:keepNext/>
               <w:bidi/>
-              <w:jc w:val="right"/>
             </w:pPr>
           </w:p>
         </w:tc>
@@ -8974,7 +8690,6 @@
             <w:pPr>
               <w:keepNext/>
               <w:bidi/>
-              <w:jc w:val="right"/>
             </w:pPr>
           </w:p>
         </w:tc>
@@ -8991,7 +8706,6 @@
             <w:pPr>
               <w:keepNext/>
               <w:bidi/>
-              <w:jc w:val="right"/>
             </w:pPr>
           </w:p>
         </w:tc>
@@ -9007,7 +8721,6 @@
           <w:p>
             <w:pPr>
               <w:bidi/>
-              <w:jc w:val="right"/>
             </w:pPr>
           </w:p>
         </w:tc>
@@ -9017,7 +8730,6 @@
       <w:pPr>
         <w:bidi/>
         <w:spacing w:before="0" w:after="40"/>
-        <w:jc w:val="right"/>
       </w:pPr>
     </w:p>
     <w:p>
@@ -9025,17 +8737,16 @@
         <w:keepNext/>
         <w:bidi/>
         <w:spacing w:before="160" w:after="80"/>
-        <w:jc w:val="right"/>
       </w:pPr>
       <w:r>
         <w:rPr>
           <w:rFonts w:ascii="Arial" w:hAnsi="Arial" w:cs="Arial" w:eastAsia="Arial"/>
           <w:b/>
+          <w:bCs/>
           <w:i w:val="0"/>
           <w:sz w:val="25"/>
+          <w:szCs w:val="25"/>
           <w:rtl/>
-          <w:bCs/>
-          <w:szCs w:val="25"/>
         </w:rPr>
         <w:t>שאלה 12: ענו על 2 מתוך 3 הסעיפים</w:t>
       </w:r>
@@ -9045,15 +8756,14 @@
         <w:keepNext/>
         <w:bidi/>
         <w:spacing w:before="0" w:after="40"/>
-        <w:jc w:val="right"/>
       </w:pPr>
       <w:r>
         <w:rPr>
           <w:rFonts w:ascii="Arial" w:hAnsi="Arial" w:cs="Arial" w:eastAsia="Arial"/>
           <w:b/>
+          <w:bCs/>
           <w:i w:val="0"/>
           <w:rtl/>
-          <w:bCs/>
         </w:rPr>
         <w:t xml:space="preserve">א.  </w:t>
       </w:r>
@@ -9061,9 +8771,9 @@
         <w:rPr>
           <w:rFonts w:ascii="Arial" w:hAnsi="Arial" w:cs="Arial" w:eastAsia="Arial"/>
           <w:b/>
+          <w:bCs/>
           <w:i w:val="0"/>
           <w:rtl/>
-          <w:bCs/>
         </w:rPr>
         <w:t>ציינו שלושה גורמים שהפכו את ירושלים לעיר התיירות החשובה בישראל.</w:t>
       </w:r>
@@ -9074,27 +8784,27 @@
           <w:i w:val="0"/>
           <w:color w:val="555555"/>
           <w:sz w:val="18"/>
+          <w:szCs w:val="18"/>
           <w:rtl/>
-          <w:szCs w:val="18"/>
         </w:rPr>
         <w:t xml:space="preserve">  (ממאגר הבגרות)</w:t>
       </w:r>
     </w:p>
     <w:tbl>
       <w:tblPr>
+        <w:bidiVisual/>
         <w:tblW w:type="auto" w:w="0"/>
+        <w:tblBorders>
+          <w:top w:val="nil"/>
+          <w:left w:val="nil"/>
+          <w:bottom w:val="single" w:sz="4" w:color="999999"/>
+          <w:right w:val="nil"/>
+          <w:insideH w:val="single" w:sz="4" w:color="999999"/>
+          <w:insideV w:val="nil"/>
+        </w:tblBorders>
+        <w:tblLayout w:type="fixed"/>
         <w:tblLayout w:type="fixed"/>
         <w:tblLook w:firstColumn="1" w:firstRow="1" w:lastColumn="0" w:lastRow="0" w:noHBand="0" w:noVBand="1" w:val="04A0"/>
-        <w:bidiVisual/>
-        <w:tblBorders>
-          <w:top w:val="nil"/>
-          <w:left w:val="nil"/>
-          <w:bottom w:val="single" w:sz="4" w:color="999999"/>
-          <w:right w:val="nil"/>
-          <w:insideH w:val="single" w:sz="4" w:color="999999"/>
-          <w:insideV w:val="nil"/>
-        </w:tblBorders>
-        <w:tblLayout w:type="fixed"/>
       </w:tblPr>
       <w:tblGrid>
         <w:gridCol w:w="9865"/>
@@ -9111,7 +8821,6 @@
             <w:pPr>
               <w:keepNext/>
               <w:bidi/>
-              <w:jc w:val="right"/>
             </w:pPr>
           </w:p>
         </w:tc>
@@ -9128,7 +8837,6 @@
             <w:pPr>
               <w:keepNext/>
               <w:bidi/>
-              <w:jc w:val="right"/>
             </w:pPr>
           </w:p>
         </w:tc>
@@ -9145,7 +8853,6 @@
             <w:pPr>
               <w:keepNext/>
               <w:bidi/>
-              <w:jc w:val="right"/>
             </w:pPr>
           </w:p>
         </w:tc>
@@ -9161,7 +8868,6 @@
           <w:p>
             <w:pPr>
               <w:bidi/>
-              <w:jc w:val="right"/>
             </w:pPr>
           </w:p>
         </w:tc>
@@ -9171,7 +8877,6 @@
       <w:pPr>
         <w:bidi/>
         <w:spacing w:before="0" w:after="40"/>
-        <w:jc w:val="right"/>
       </w:pPr>
     </w:p>
     <w:p>
@@ -9179,15 +8884,14 @@
         <w:keepNext/>
         <w:bidi/>
         <w:spacing w:before="0" w:after="40"/>
-        <w:jc w:val="right"/>
       </w:pPr>
       <w:r>
         <w:rPr>
           <w:rFonts w:ascii="Arial" w:hAnsi="Arial" w:cs="Arial" w:eastAsia="Arial"/>
           <w:b/>
+          <w:bCs/>
           <w:i w:val="0"/>
           <w:rtl/>
-          <w:bCs/>
         </w:rPr>
         <w:t xml:space="preserve">ב.  </w:t>
       </w:r>
@@ -9195,9 +8899,9 @@
         <w:rPr>
           <w:rFonts w:ascii="Arial" w:hAnsi="Arial" w:cs="Arial" w:eastAsia="Arial"/>
           <w:b/>
+          <w:bCs/>
           <w:i w:val="0"/>
           <w:rtl/>
-          <w:bCs/>
         </w:rPr>
         <w:t>ציינו יישוב בסביבת ירושלים שיש בו אתר הקדוש לכמה דתות. מהו האתר, ולאילו דתות הוא קדוש ומדוע?</w:t>
       </w:r>
@@ -9208,27 +8912,27 @@
           <w:i w:val="0"/>
           <w:color w:val="555555"/>
           <w:sz w:val="18"/>
+          <w:szCs w:val="18"/>
           <w:rtl/>
-          <w:szCs w:val="18"/>
         </w:rPr>
         <w:t xml:space="preserve">  (בגרות 2024)</w:t>
       </w:r>
     </w:p>
     <w:tbl>
       <w:tblPr>
+        <w:bidiVisual/>
         <w:tblW w:type="auto" w:w="0"/>
+        <w:tblBorders>
+          <w:top w:val="nil"/>
+          <w:left w:val="nil"/>
+          <w:bottom w:val="single" w:sz="4" w:color="999999"/>
+          <w:right w:val="nil"/>
+          <w:insideH w:val="single" w:sz="4" w:color="999999"/>
+          <w:insideV w:val="nil"/>
+        </w:tblBorders>
+        <w:tblLayout w:type="fixed"/>
         <w:tblLayout w:type="fixed"/>
         <w:tblLook w:firstColumn="1" w:firstRow="1" w:lastColumn="0" w:lastRow="0" w:noHBand="0" w:noVBand="1" w:val="04A0"/>
-        <w:bidiVisual/>
-        <w:tblBorders>
-          <w:top w:val="nil"/>
-          <w:left w:val="nil"/>
-          <w:bottom w:val="single" w:sz="4" w:color="999999"/>
-          <w:right w:val="nil"/>
-          <w:insideH w:val="single" w:sz="4" w:color="999999"/>
-          <w:insideV w:val="nil"/>
-        </w:tblBorders>
-        <w:tblLayout w:type="fixed"/>
       </w:tblPr>
       <w:tblGrid>
         <w:gridCol w:w="9865"/>
@@ -9245,7 +8949,6 @@
             <w:pPr>
               <w:keepNext/>
               <w:bidi/>
-              <w:jc w:val="right"/>
             </w:pPr>
           </w:p>
         </w:tc>
@@ -9262,7 +8965,6 @@
             <w:pPr>
               <w:keepNext/>
               <w:bidi/>
-              <w:jc w:val="right"/>
             </w:pPr>
           </w:p>
         </w:tc>
@@ -9279,7 +8981,6 @@
             <w:pPr>
               <w:keepNext/>
               <w:bidi/>
-              <w:jc w:val="right"/>
             </w:pPr>
           </w:p>
         </w:tc>
@@ -9295,7 +8996,6 @@
           <w:p>
             <w:pPr>
               <w:bidi/>
-              <w:jc w:val="right"/>
             </w:pPr>
           </w:p>
         </w:tc>
@@ -9305,7 +9005,6 @@
       <w:pPr>
         <w:bidi/>
         <w:spacing w:before="0" w:after="40"/>
-        <w:jc w:val="right"/>
       </w:pPr>
     </w:p>
     <w:p>
@@ -9313,15 +9012,14 @@
         <w:keepNext/>
         <w:bidi/>
         <w:spacing w:before="0" w:after="40"/>
-        <w:jc w:val="right"/>
       </w:pPr>
       <w:r>
         <w:rPr>
           <w:rFonts w:ascii="Arial" w:hAnsi="Arial" w:cs="Arial" w:eastAsia="Arial"/>
           <w:b/>
+          <w:bCs/>
           <w:i w:val="0"/>
           <w:rtl/>
-          <w:bCs/>
         </w:rPr>
         <w:t xml:space="preserve">ג.  </w:t>
       </w:r>
@@ -9329,9 +9027,9 @@
         <w:rPr>
           <w:rFonts w:ascii="Arial" w:hAnsi="Arial" w:cs="Arial" w:eastAsia="Arial"/>
           <w:b/>
+          <w:bCs/>
           <w:i w:val="0"/>
           <w:rtl/>
-          <w:bCs/>
         </w:rPr>
         <w:t>בזמן המלחמה ירדה התיירות בכל הארץ, אבל ירושלים נפגעה במיוחד. הסבירו מדוע.</w:t>
       </w:r>
@@ -9342,27 +9040,27 @@
           <w:i w:val="0"/>
           <w:color w:val="555555"/>
           <w:sz w:val="18"/>
+          <w:szCs w:val="18"/>
           <w:rtl/>
-          <w:szCs w:val="18"/>
         </w:rPr>
         <w:t xml:space="preserve">  (בגרות 2025)</w:t>
       </w:r>
     </w:p>
     <w:tbl>
       <w:tblPr>
+        <w:bidiVisual/>
         <w:tblW w:type="auto" w:w="0"/>
+        <w:tblBorders>
+          <w:top w:val="nil"/>
+          <w:left w:val="nil"/>
+          <w:bottom w:val="single" w:sz="4" w:color="999999"/>
+          <w:right w:val="nil"/>
+          <w:insideH w:val="single" w:sz="4" w:color="999999"/>
+          <w:insideV w:val="nil"/>
+        </w:tblBorders>
+        <w:tblLayout w:type="fixed"/>
         <w:tblLayout w:type="fixed"/>
         <w:tblLook w:firstColumn="1" w:firstRow="1" w:lastColumn="0" w:lastRow="0" w:noHBand="0" w:noVBand="1" w:val="04A0"/>
-        <w:bidiVisual/>
-        <w:tblBorders>
-          <w:top w:val="nil"/>
-          <w:left w:val="nil"/>
-          <w:bottom w:val="single" w:sz="4" w:color="999999"/>
-          <w:right w:val="nil"/>
-          <w:insideH w:val="single" w:sz="4" w:color="999999"/>
-          <w:insideV w:val="nil"/>
-        </w:tblBorders>
-        <w:tblLayout w:type="fixed"/>
       </w:tblPr>
       <w:tblGrid>
         <w:gridCol w:w="9865"/>
@@ -9379,7 +9077,6 @@
             <w:pPr>
               <w:keepNext/>
               <w:bidi/>
-              <w:jc w:val="right"/>
             </w:pPr>
           </w:p>
         </w:tc>
@@ -9396,7 +9093,6 @@
             <w:pPr>
               <w:keepNext/>
               <w:bidi/>
-              <w:jc w:val="right"/>
             </w:pPr>
           </w:p>
         </w:tc>
@@ -9413,7 +9109,6 @@
             <w:pPr>
               <w:keepNext/>
               <w:bidi/>
-              <w:jc w:val="right"/>
             </w:pPr>
           </w:p>
         </w:tc>
@@ -9430,7 +9125,6 @@
             <w:pPr>
               <w:keepNext/>
               <w:bidi/>
-              <w:jc w:val="right"/>
             </w:pPr>
           </w:p>
         </w:tc>
@@ -9447,7 +9141,6 @@
             <w:pPr>
               <w:keepNext/>
               <w:bidi/>
-              <w:jc w:val="right"/>
             </w:pPr>
           </w:p>
         </w:tc>
@@ -9463,7 +9156,6 @@
           <w:p>
             <w:pPr>
               <w:bidi/>
-              <w:jc w:val="right"/>
             </w:pPr>
           </w:p>
         </w:tc>
@@ -9473,14 +9165,12 @@
       <w:pPr>
         <w:bidi/>
         <w:spacing w:before="0" w:after="40"/>
-        <w:jc w:val="right"/>
       </w:pPr>
     </w:p>
     <w:p>
       <w:pPr>
         <w:bidi/>
         <w:spacing w:before="0" w:after="80"/>
-        <w:jc w:val="right"/>
       </w:pPr>
       <w:r>
         <w:rPr>
@@ -9489,14 +9179,14 @@
           <w:i w:val="0"/>
           <w:color w:val="555555"/>
           <w:sz w:val="19"/>
+          <w:szCs w:val="19"/>
           <w:rtl/>
-          <w:szCs w:val="19"/>
         </w:rPr>
         <w:t>כמו בבחינה: כל סעיף שווה 8.5 נקודות, וכל השאלה 17.</w:t>
       </w:r>
     </w:p>
     <w:sectPr>
-      <w:footerReference w:type="default" r:id="rId9"/>
+      <w:footerReference w:type="default" r:id="rId13"/>
       <w:pgSz w:w="11906" w:h="16838"/>
       <w:pgMar w:top="907" w:right="1020" w:bottom="907" w:left="1020" w:header="720" w:footer="720" w:gutter="0"/>
       <w:cols w:space="720"/>

--- a/tayarut/jerusalem/01/worksheet.docx
+++ b/tayarut/jerusalem/01/worksheet.docx
@@ -95,35 +95,166 @@
         <w:t>המורה מציג את המצגת, ואתם ממלאים כאן את מה שחשוב בכל שקף. בסוף הדף יש שאלות תרגול ובגרות.</w:t>
       </w:r>
     </w:p>
+    <w:tbl>
+      <w:tblPr>
+        <w:bidiVisual/>
+        <w:tblW w:type="auto" w:w="0"/>
+        <w:tblBorders>
+          <w:top w:val="single" w:sz="4" w:color="999999"/>
+          <w:left w:val="nil"/>
+          <w:bottom w:val="single" w:sz="4" w:color="999999"/>
+          <w:right w:val="nil"/>
+          <w:insideH w:val="nil"/>
+          <w:insideV w:val="nil"/>
+        </w:tblBorders>
+        <w:tblLayout w:type="fixed"/>
+        <w:tblLayout w:type="fixed"/>
+        <w:tblLook w:firstColumn="1" w:firstRow="1" w:lastColumn="0" w:lastRow="0" w:noHBand="0" w:noVBand="1" w:val="04A0"/>
+      </w:tblPr>
+      <w:tblGrid>
+        <w:gridCol w:w="7710"/>
+        <w:gridCol w:w="2154"/>
+      </w:tblGrid>
+      <w:tr>
+        <w:tc>
+          <w:tcPr>
+            <w:tcW w:type="dxa" w:w="7710"/>
+          </w:tcPr>
+          <w:p>
+            <w:pPr>
+              <w:bidi/>
+            </w:pPr>
+            <w:r>
+              <w:rPr>
+                <w:rFonts w:ascii="Arial" w:hAnsi="Arial" w:cs="Arial" w:eastAsia="Arial"/>
+                <w:b/>
+                <w:bCs/>
+                <w:i w:val="0"/>
+                <w:sz w:val="22"/>
+                <w:szCs w:val="22"/>
+                <w:rtl/>
+              </w:rPr>
+              <w:t>החומר של הנושא באתר המגמה</w:t>
+            </w:r>
+          </w:p>
+          <w:p>
+            <w:pPr>
+              <w:bidi/>
+            </w:pPr>
+            <w:r>
+              <w:rPr>
+                <w:rFonts w:ascii="Arial" w:hAnsi="Arial" w:cs="Arial" w:eastAsia="Arial"/>
+                <w:b w:val="0"/>
+                <w:i w:val="0"/>
+                <w:sz w:val="20"/>
+                <w:szCs w:val="20"/>
+                <w:rtl/>
+              </w:rPr>
+              <w:t>באתר המגמה, בחבל חבל ירושלים, נושא 1: ירושלים: פתיחה.</w:t>
+            </w:r>
+          </w:p>
+          <w:p>
+            <w:pPr>
+              <w:bidi/>
+            </w:pPr>
+            <w:r>
+              <w:rPr>
+                <w:rFonts w:ascii="Arial" w:hAnsi="Arial" w:cs="Arial" w:eastAsia="Arial"/>
+                <w:b w:val="0"/>
+                <w:i w:val="0"/>
+                <w:sz w:val="20"/>
+                <w:szCs w:val="20"/>
+                <w:rtl/>
+              </w:rPr>
+              <w:t>בשורה של הנושא יש קישורים למצגת, לסרטון הפתיחה, לפודקאסט החזרה ולדף העבודה הזה.</w:t>
+            </w:r>
+          </w:p>
+          <w:p>
+            <w:pPr>
+              <w:bidi/>
+            </w:pPr>
+            <w:r>
+              <w:rPr>
+                <w:rFonts w:ascii="Arial" w:hAnsi="Arial" w:cs="Arial" w:eastAsia="Arial"/>
+                <w:b w:val="0"/>
+                <w:i w:val="0"/>
+                <w:sz w:val="20"/>
+                <w:szCs w:val="20"/>
+                <w:rtl/>
+              </w:rPr>
+              <w:t>סרקו את הברקוד בטלפון, או הקלידו את הכתובת:</w:t>
+            </w:r>
+          </w:p>
+          <w:p>
+            <w:pPr>
+              <w:bidi/>
+            </w:pPr>
+            <w:r>
+              <w:rPr>
+                <w:rFonts w:ascii="Arial" w:hAnsi="Arial" w:cs="Arial" w:eastAsia="Arial"/>
+                <w:b w:val="0"/>
+                <w:i w:val="0"/>
+                <w:color w:val="555555"/>
+                <w:sz w:val="20"/>
+                <w:szCs w:val="20"/>
+                <w:rtl/>
+              </w:rPr>
+              <w:t>‪nisan1234-afk.github.io/tayarut/#jerusalem-01‬</w:t>
+            </w:r>
+          </w:p>
+        </w:tc>
+        <w:tc>
+          <w:tcPr>
+            <w:tcW w:type="dxa" w:w="2154"/>
+          </w:tcPr>
+          <w:p>
+            <w:pPr>
+              <w:bidi/>
+              <w:jc w:val="center"/>
+            </w:pPr>
+            <w:r>
+              <w:drawing>
+                <wp:inline xmlns:a="http://schemas.openxmlformats.org/drawingml/2006/main" xmlns:pic="http://schemas.openxmlformats.org/drawingml/2006/picture">
+                  <wp:extent cx="1080000" cy="1080000"/>
+                  <wp:docPr id="1" name="Picture 1"/>
+                  <wp:cNvGraphicFramePr>
+                    <a:graphicFrameLocks noChangeAspect="1"/>
+                  </wp:cNvGraphicFramePr>
+                  <a:graphic>
+                    <a:graphicData uri="http://schemas.openxmlformats.org/drawingml/2006/picture">
+                      <pic:pic>
+                        <pic:nvPicPr>
+                          <pic:cNvPr id="0" name="qr.png"/>
+                          <pic:cNvPicPr/>
+                        </pic:nvPicPr>
+                        <pic:blipFill>
+                          <a:blip r:embed="rId9"/>
+                          <a:stretch>
+                            <a:fillRect/>
+                          </a:stretch>
+                        </pic:blipFill>
+                        <pic:spPr>
+                          <a:xfrm>
+                            <a:off x="0" y="0"/>
+                            <a:ext cx="1080000" cy="1080000"/>
+                          </a:xfrm>
+                          <a:prstGeom prst="rect"/>
+                        </pic:spPr>
+                      </pic:pic>
+                    </a:graphicData>
+                  </a:graphic>
+                </wp:inline>
+              </w:drawing>
+            </w:r>
+          </w:p>
+        </w:tc>
+      </w:tr>
+    </w:tbl>
     <w:p>
       <w:pPr>
         <w:bidi/>
-        <w:spacing w:before="0" w:after="240"/>
+        <w:spacing w:before="0" w:after="160"/>
       </w:pPr>
-      <w:r>
-        <w:rPr>
-          <w:rFonts w:ascii="Arial" w:hAnsi="Arial" w:cs="Arial" w:eastAsia="Arial"/>
-          <w:b w:val="0"/>
-          <w:i w:val="0"/>
-          <w:color w:val="555555"/>
-          <w:sz w:val="18"/>
-          <w:szCs w:val="18"/>
-          <w:rtl/>
-        </w:rPr>
-        <w:t xml:space="preserve">המצגת, הסרטון והפודקאסט באתר: </w:t>
-      </w:r>
-      <w:r>
-        <w:rPr>
-          <w:rFonts w:ascii="Arial" w:hAnsi="Arial" w:cs="Arial" w:eastAsia="Arial"/>
-          <w:b w:val="0"/>
-          <w:i w:val="0"/>
-          <w:color w:val="555555"/>
-          <w:sz w:val="18"/>
-          <w:szCs w:val="18"/>
-          <w:rtl/>
-        </w:rPr>
-        <w:t>‪nisan1234-afk.github.io/tayarut/jerusalem/01/‬</w:t>
-      </w:r>
     </w:p>
     <w:p>
       <w:pPr>
@@ -630,7 +761,7 @@
         <w:drawing>
           <wp:inline xmlns:a="http://schemas.openxmlformats.org/drawingml/2006/main" xmlns:pic="http://schemas.openxmlformats.org/drawingml/2006/picture">
             <wp:extent cx="3719653" cy="3960000"/>
-            <wp:docPr id="1" name="Picture 1"/>
+            <wp:docPr id="2" name="Picture 2"/>
             <wp:cNvGraphicFramePr>
               <a:graphicFrameLocks noChangeAspect="1"/>
             </wp:cNvGraphicFramePr>
@@ -642,7 +773,7 @@
                     <pic:cNvPicPr/>
                   </pic:nvPicPr>
                   <pic:blipFill>
-                    <a:blip r:embed="rId9"/>
+                    <a:blip r:embed="rId10"/>
                     <a:stretch>
                       <a:fillRect/>
                     </a:stretch>
@@ -934,7 +1065,7 @@
         <w:drawing>
           <wp:inline xmlns:a="http://schemas.openxmlformats.org/drawingml/2006/main" xmlns:pic="http://schemas.openxmlformats.org/drawingml/2006/picture">
             <wp:extent cx="4320000" cy="1442672"/>
-            <wp:docPr id="2" name="Picture 2"/>
+            <wp:docPr id="3" name="Picture 3"/>
             <wp:cNvGraphicFramePr>
               <a:graphicFrameLocks noChangeAspect="1"/>
             </wp:cNvGraphicFramePr>
@@ -946,7 +1077,7 @@
                     <pic:cNvPicPr/>
                   </pic:nvPicPr>
                   <pic:blipFill>
-                    <a:blip r:embed="rId10"/>
+                    <a:blip r:embed="rId11"/>
                     <a:stretch>
                       <a:fillRect/>
                     </a:stretch>
@@ -3474,7 +3605,7 @@
         <w:drawing>
           <wp:inline xmlns:a="http://schemas.openxmlformats.org/drawingml/2006/main" xmlns:pic="http://schemas.openxmlformats.org/drawingml/2006/picture">
             <wp:extent cx="4320000" cy="767473"/>
-            <wp:docPr id="3" name="Picture 3"/>
+            <wp:docPr id="4" name="Picture 4"/>
             <wp:cNvGraphicFramePr>
               <a:graphicFrameLocks noChangeAspect="1"/>
             </wp:cNvGraphicFramePr>
@@ -3486,7 +3617,7 @@
                     <pic:cNvPicPr/>
                   </pic:nvPicPr>
                   <pic:blipFill>
-                    <a:blip r:embed="rId11"/>
+                    <a:blip r:embed="rId12"/>
                     <a:stretch>
                       <a:fillRect/>
                     </a:stretch>
@@ -3516,7 +3647,7 @@
         <w:drawing>
           <wp:inline xmlns:a="http://schemas.openxmlformats.org/drawingml/2006/main" xmlns:pic="http://schemas.openxmlformats.org/drawingml/2006/picture">
             <wp:extent cx="4320000" cy="1477895"/>
-            <wp:docPr id="4" name="Picture 4"/>
+            <wp:docPr id="5" name="Picture 5"/>
             <wp:cNvGraphicFramePr>
               <a:graphicFrameLocks noChangeAspect="1"/>
             </wp:cNvGraphicFramePr>
@@ -3528,7 +3659,7 @@
                     <pic:cNvPicPr/>
                   </pic:nvPicPr>
                   <pic:blipFill>
-                    <a:blip r:embed="rId12"/>
+                    <a:blip r:embed="rId13"/>
                     <a:stretch>
                       <a:fillRect/>
                     </a:stretch>
@@ -9186,7 +9317,7 @@
       </w:r>
     </w:p>
     <w:sectPr>
-      <w:footerReference w:type="default" r:id="rId13"/>
+      <w:footerReference w:type="default" r:id="rId14"/>
       <w:pgSz w:w="11906" w:h="16838"/>
       <w:pgMar w:top="907" w:right="1020" w:bottom="907" w:left="1020" w:header="720" w:footer="720" w:gutter="0"/>
       <w:cols w:space="720"/>

--- a/tayarut/jerusalem/01/worksheet.docx
+++ b/tayarut/jerusalem/01/worksheet.docx
@@ -7825,7 +7825,7 @@
           <w:i w:val="0"/>
           <w:rtl/>
         </w:rPr>
-        <w:t>ציינו את שמות האתרים הנחשבים כמקום קבורתו של ישו, ואיזה זרם בנצרות מאמין בכל אחד מהם.</w:t>
+        <w:t>לכל זרם בנצרות יש אתרים שחשובים לו במיוחד בירושלים. ציינו שני זרמים, ולכל זרם אתר אחד שחשוב לו והסבר מדוע.</w:t>
       </w:r>
       <w:r>
         <w:rPr>
@@ -7837,7 +7837,7 @@
           <w:szCs w:val="18"/>
           <w:rtl/>
         </w:rPr>
-        <w:t xml:space="preserve">  (בגרות 2023)</w:t>
+        <w:t xml:space="preserve">  (תרגול)</w:t>
       </w:r>
     </w:p>
     <w:tbl>
@@ -7859,22 +7859,6 @@
       <w:tblGrid>
         <w:gridCol w:w="9865"/>
       </w:tblGrid>
-      <w:tr>
-        <w:trPr>
-          <w:trHeight w:val="510"/>
-        </w:trPr>
-        <w:tc>
-          <w:tcPr>
-            <w:tcW w:type="dxa" w:w="9865"/>
-          </w:tcPr>
-          <w:p>
-            <w:pPr>
-              <w:keepNext/>
-              <w:bidi/>
-            </w:pPr>
-          </w:p>
-        </w:tc>
-      </w:tr>
       <w:tr>
         <w:trPr>
           <w:trHeight w:val="510"/>
@@ -7953,7 +7937,7 @@
           <w:i w:val="0"/>
           <w:rtl/>
         </w:rPr>
-        <w:t>בסביבות ירושלים יש שתי ערים שהן מוקד לעלייה לרגל: בית לחם וחברון. כתבו בקצרה מה מושך את התייר הנוצרי לבית לחם, ומה מושך את התייר היהודי ואת התייר המוסלמי לחברון.</w:t>
+        <w:t>בסביבות ירושלים נמצאים כנסיית המולד בבית לחם והרודיון. ציינו לגבי כל אתר מה מושך אליו תיירים, ואיזה סוג תיירות הוא מייצג.</w:t>
       </w:r>
       <w:r>
         <w:rPr>
@@ -7965,7 +7949,7 @@
           <w:szCs w:val="18"/>
           <w:rtl/>
         </w:rPr>
-        <w:t xml:space="preserve">  (ממאגר הבגרות)</w:t>
+        <w:t xml:space="preserve">  (בסגנון בגרות)</w:t>
       </w:r>
     </w:p>
     <w:tbl>
@@ -8260,7 +8244,7 @@
           <w:i w:val="0"/>
           <w:rtl/>
         </w:rPr>
-        <w:t>ציינו את שמותיהם של שני אתרים חשובים בירושלים שאפשר לכלול בתוכנית לעולי רגל מוסלמים, והסבירו את מקור חשיבותו של כל אתר.</w:t>
+        <w:t>אורחים רשמיים של מדינת ישראל מבקרים כמעט תמיד במוזיאון השואה בירושלים. ציינו את שם האתר, והסבירו שתי סיבות לכך שהוא נכלל בתוכניות הביקור הממלכתיות.</w:t>
       </w:r>
       <w:r>
         <w:rPr>
@@ -8272,7 +8256,7 @@
           <w:szCs w:val="18"/>
           <w:rtl/>
         </w:rPr>
-        <w:t xml:space="preserve">  (בגרות 2019)</w:t>
+        <w:t xml:space="preserve">  (בעקבות בגרות 2026)</w:t>
       </w:r>
     </w:p>
     <w:tbl>
@@ -8420,7 +8404,7 @@
           <w:i w:val="0"/>
           <w:rtl/>
         </w:rPr>
-        <w:t>ציינו ארבעה אתרי תיירות בירושלים החדשה: מוזיאון, אתר לבילוי לילי, אתר לבילוי עם ילדים קטנים, ואתר שהוא מסמלי השלטון ופתוח למבקרים.</w:t>
+        <w:t>בירושלים נמצאים מוסדות השלטון והתרבות של מדינת ישראל. ציינו שלושה מהם שאפשר לבקר בהם, ותארו אחד מהם.</w:t>
       </w:r>
       <w:r>
         <w:rPr>
@@ -8432,7 +8416,7 @@
           <w:szCs w:val="18"/>
           <w:rtl/>
         </w:rPr>
-        <w:t xml:space="preserve">  (בגרות 2024)</w:t>
+        <w:t xml:space="preserve">  (בעקבות בגרות 2026)</w:t>
       </w:r>
     </w:p>
     <w:tbl>
@@ -8454,6 +8438,38 @@
       <w:tblGrid>
         <w:gridCol w:w="9865"/>
       </w:tblGrid>
+      <w:tr>
+        <w:trPr>
+          <w:trHeight w:val="510"/>
+        </w:trPr>
+        <w:tc>
+          <w:tcPr>
+            <w:tcW w:type="dxa" w:w="9865"/>
+          </w:tcPr>
+          <w:p>
+            <w:pPr>
+              <w:keepNext/>
+              <w:bidi/>
+            </w:pPr>
+          </w:p>
+        </w:tc>
+      </w:tr>
+      <w:tr>
+        <w:trPr>
+          <w:trHeight w:val="510"/>
+        </w:trPr>
+        <w:tc>
+          <w:tcPr>
+            <w:tcW w:type="dxa" w:w="9865"/>
+          </w:tcPr>
+          <w:p>
+            <w:pPr>
+              <w:keepNext/>
+              <w:bidi/>
+            </w:pPr>
+          </w:p>
+        </w:tc>
+      </w:tr>
       <w:tr>
         <w:trPr>
           <w:trHeight w:val="510"/>

--- a/tayarut/jerusalem/01/worksheet.docx
+++ b/tayarut/jerusalem/01/worksheet.docx
@@ -8895,7 +8895,7 @@
           <w:szCs w:val="25"/>
           <w:rtl/>
         </w:rPr>
-        <w:t>שאלה 12: ענו על 2 מתוך 3 הסעיפים</w:t>
+        <w:t>שאלות 12–14</w:t>
       </w:r>
     </w:p>
     <w:p>
@@ -8912,7 +8912,7 @@
           <w:i w:val="0"/>
           <w:rtl/>
         </w:rPr>
-        <w:t xml:space="preserve">א.  </w:t>
+        <w:t xml:space="preserve">12.  </w:t>
       </w:r>
       <w:r>
         <w:rPr>
@@ -9040,7 +9040,7 @@
           <w:i w:val="0"/>
           <w:rtl/>
         </w:rPr>
-        <w:t xml:space="preserve">ב.  </w:t>
+        <w:t xml:space="preserve">13.  </w:t>
       </w:r>
       <w:r>
         <w:rPr>
@@ -9168,7 +9168,7 @@
           <w:i w:val="0"/>
           <w:rtl/>
         </w:rPr>
-        <w:t xml:space="preserve">ג.  </w:t>
+        <w:t xml:space="preserve">14.  </w:t>
       </w:r>
       <w:r>
         <w:rPr>
@@ -9329,7 +9329,7 @@
           <w:szCs w:val="19"/>
           <w:rtl/>
         </w:rPr>
-        <w:t>כמו בבחינה: כל סעיף שווה 8.5 נקודות, וכל השאלה 17.</w:t>
+        <w:t>עונים על שלוש השאלות. בבחינה עצמה בוחרים לפעמים חלק מהסעיפים, אז קראו היטב את ההוראות.</w:t>
       </w:r>
     </w:p>
     <w:sectPr>

--- a/tayarut/jerusalem/01/worksheet.docx
+++ b/tayarut/jerusalem/01/worksheet.docx
@@ -112,13 +112,12 @@
         <w:tblLook w:firstColumn="1" w:firstRow="1" w:lastColumn="0" w:lastRow="0" w:noHBand="0" w:noVBand="1" w:val="04A0"/>
       </w:tblPr>
       <w:tblGrid>
-        <w:gridCol w:w="7710"/>
-        <w:gridCol w:w="2154"/>
+        <w:gridCol w:w="9865"/>
       </w:tblGrid>
       <w:tr>
         <w:tc>
           <w:tcPr>
-            <w:tcW w:type="dxa" w:w="7710"/>
+            <w:tcW w:type="dxa" w:w="9865"/>
           </w:tcPr>
           <w:p>
             <w:pPr>
@@ -202,11 +201,6 @@
               <w:t>‪nisan1234-afk.github.io/tayarut/#jerusalem-01‬</w:t>
             </w:r>
           </w:p>
-        </w:tc>
-        <w:tc>
-          <w:tcPr>
-            <w:tcW w:type="dxa" w:w="2154"/>
-          </w:tcPr>
           <w:p>
             <w:pPr>
               <w:bidi/>

--- a/tayarut/jerusalem/01/worksheet.docx
+++ b/tayarut/jerusalem/01/worksheet.docx
@@ -4862,6 +4862,272 @@
           <w:szCs w:val="18"/>
           <w:rtl/>
         </w:rPr>
+        <w:t xml:space="preserve">תצפיות  </w:t>
+      </w:r>
+    </w:p>
+    <w:p>
+      <w:pPr>
+        <w:keepNext/>
+        <w:bidi/>
+        <w:spacing w:before="0" w:after="80"/>
+      </w:pPr>
+      <w:r>
+        <w:rPr>
+          <w:rFonts w:ascii="Arial" w:hAnsi="Arial" w:cs="Arial" w:eastAsia="Arial"/>
+          <w:b/>
+          <w:bCs/>
+          <w:i w:val="0"/>
+          <w:sz w:val="28"/>
+          <w:szCs w:val="28"/>
+          <w:rtl/>
+        </w:rPr>
+        <w:t>מאיפה משקיפים על העיר העתיקה</w:t>
+      </w:r>
+    </w:p>
+    <w:p>
+      <w:pPr>
+        <w:keepNext/>
+        <w:bidi/>
+        <w:spacing w:before="0" w:after="40"/>
+        <w:jc w:val="center"/>
+      </w:pPr>
+      <w:r>
+        <w:drawing>
+          <wp:inline xmlns:a="http://schemas.openxmlformats.org/drawingml/2006/main" xmlns:pic="http://schemas.openxmlformats.org/drawingml/2006/picture">
+            <wp:extent cx="4320000" cy="3244372"/>
+            <wp:docPr id="6" name="Picture 6"/>
+            <wp:cNvGraphicFramePr>
+              <a:graphicFrameLocks noChangeAspect="1"/>
+            </wp:cNvGraphicFramePr>
+            <a:graphic>
+              <a:graphicData uri="http://schemas.openxmlformats.org/drawingml/2006/picture">
+                <pic:pic>
+                  <pic:nvPicPr>
+                    <pic:cNvPr id="0" name="s19b-0.png"/>
+                    <pic:cNvPicPr/>
+                  </pic:nvPicPr>
+                  <pic:blipFill>
+                    <a:blip r:embed="rId14"/>
+                    <a:stretch>
+                      <a:fillRect/>
+                    </a:stretch>
+                  </pic:blipFill>
+                  <pic:spPr>
+                    <a:xfrm>
+                      <a:off x="0" y="0"/>
+                      <a:ext cx="4320000" cy="3244372"/>
+                    </a:xfrm>
+                    <a:prstGeom prst="rect"/>
+                  </pic:spPr>
+                </pic:pic>
+              </a:graphicData>
+            </a:graphic>
+          </wp:inline>
+        </w:drawing>
+      </w:r>
+    </w:p>
+    <w:tbl>
+      <w:tblPr>
+        <w:tblStyle w:val="TableGrid"/>
+        <w:bidiVisual/>
+        <w:tblW w:type="auto" w:w="0"/>
+        <w:tblLayout w:type="fixed"/>
+        <w:tblLayout w:type="fixed"/>
+        <w:tblLook w:firstColumn="1" w:firstRow="1" w:lastColumn="0" w:lastRow="0" w:noHBand="0" w:noVBand="1" w:val="04A0"/>
+      </w:tblPr>
+      <w:tblGrid>
+        <w:gridCol w:w="2721"/>
+        <w:gridCol w:w="7143"/>
+      </w:tblGrid>
+      <w:tr>
+        <w:trPr>
+          <w:cantSplit/>
+          <w:tblHeader/>
+        </w:trPr>
+        <w:tc>
+          <w:tcPr>
+            <w:tcW w:type="dxa" w:w="2721"/>
+            <w:shd w:val="clear" w:fill="E6E6E6"/>
+          </w:tcPr>
+          <w:p>
+            <w:pPr>
+              <w:bidi/>
+            </w:pPr>
+          </w:p>
+        </w:tc>
+        <w:tc>
+          <w:tcPr>
+            <w:tcW w:type="dxa" w:w="7143"/>
+            <w:shd w:val="clear" w:fill="E6E6E6"/>
+          </w:tcPr>
+          <w:p>
+            <w:pPr>
+              <w:bidi/>
+            </w:pPr>
+            <w:r>
+              <w:rPr>
+                <w:rFonts w:ascii="Arial" w:hAnsi="Arial" w:cs="Arial" w:eastAsia="Arial"/>
+                <w:b/>
+                <w:bCs/>
+                <w:i w:val="0"/>
+                <w:sz w:val="21"/>
+                <w:szCs w:val="21"/>
+                <w:rtl/>
+              </w:rPr>
+              <w:t>מה חשוב לזכור</w:t>
+            </w:r>
+          </w:p>
+        </w:tc>
+      </w:tr>
+      <w:tr>
+        <w:trPr>
+          <w:cantSplit/>
+          <w:trHeight w:val="624"/>
+        </w:trPr>
+        <w:tc>
+          <w:tcPr>
+            <w:tcW w:type="dxa" w:w="2721"/>
+          </w:tcPr>
+          <w:p>
+            <w:pPr>
+              <w:bidi/>
+            </w:pPr>
+            <w:r>
+              <w:rPr>
+                <w:rFonts w:ascii="Arial" w:hAnsi="Arial" w:cs="Arial" w:eastAsia="Arial"/>
+                <w:b/>
+                <w:bCs/>
+                <w:i w:val="0"/>
+                <w:sz w:val="21"/>
+                <w:szCs w:val="21"/>
+                <w:rtl/>
+              </w:rPr>
+              <w:t>הר הזיתים</w:t>
+            </w:r>
+          </w:p>
+        </w:tc>
+        <w:tc>
+          <w:tcPr>
+            <w:tcW w:type="dxa" w:w="7143"/>
+          </w:tcPr>
+          <w:p>
+            <w:pPr>
+              <w:bidi/>
+            </w:pPr>
+          </w:p>
+        </w:tc>
+      </w:tr>
+      <w:tr>
+        <w:trPr>
+          <w:cantSplit/>
+          <w:trHeight w:val="624"/>
+        </w:trPr>
+        <w:tc>
+          <w:tcPr>
+            <w:tcW w:type="dxa" w:w="2721"/>
+          </w:tcPr>
+          <w:p>
+            <w:pPr>
+              <w:bidi/>
+            </w:pPr>
+            <w:r>
+              <w:rPr>
+                <w:rFonts w:ascii="Arial" w:hAnsi="Arial" w:cs="Arial" w:eastAsia="Arial"/>
+                <w:b/>
+                <w:bCs/>
+                <w:i w:val="0"/>
+                <w:sz w:val="21"/>
+                <w:szCs w:val="21"/>
+                <w:rtl/>
+              </w:rPr>
+              <w:t>הר הצופים</w:t>
+            </w:r>
+          </w:p>
+        </w:tc>
+        <w:tc>
+          <w:tcPr>
+            <w:tcW w:type="dxa" w:w="7143"/>
+          </w:tcPr>
+          <w:p>
+            <w:pPr>
+              <w:bidi/>
+            </w:pPr>
+          </w:p>
+        </w:tc>
+      </w:tr>
+      <w:tr>
+        <w:trPr>
+          <w:cantSplit/>
+          <w:trHeight w:val="624"/>
+        </w:trPr>
+        <w:tc>
+          <w:tcPr>
+            <w:tcW w:type="dxa" w:w="2721"/>
+          </w:tcPr>
+          <w:p>
+            <w:pPr>
+              <w:bidi/>
+            </w:pPr>
+            <w:r>
+              <w:rPr>
+                <w:rFonts w:ascii="Arial" w:hAnsi="Arial" w:cs="Arial" w:eastAsia="Arial"/>
+                <w:b/>
+                <w:bCs/>
+                <w:i w:val="0"/>
+                <w:sz w:val="21"/>
+                <w:szCs w:val="21"/>
+                <w:rtl/>
+              </w:rPr>
+              <w:t>טיילת ארמון הנציב</w:t>
+            </w:r>
+          </w:p>
+        </w:tc>
+        <w:tc>
+          <w:tcPr>
+            <w:tcW w:type="dxa" w:w="7143"/>
+          </w:tcPr>
+          <w:p>
+            <w:pPr>
+              <w:bidi/>
+            </w:pPr>
+          </w:p>
+        </w:tc>
+      </w:tr>
+    </w:tbl>
+    <w:p>
+      <w:pPr>
+        <w:bidi/>
+        <w:spacing w:before="0" w:after="80"/>
+      </w:pPr>
+    </w:p>
+    <w:p>
+      <w:pPr>
+        <w:keepNext/>
+        <w:bidi/>
+        <w:spacing w:before="200" w:after="40"/>
+      </w:pPr>
+      <w:r>
+        <w:rPr>
+          <w:rFonts w:ascii="Arial" w:hAnsi="Arial" w:cs="Arial" w:eastAsia="Arial"/>
+          <w:b w:val="0"/>
+          <w:i w:val="0"/>
+          <w:color w:val="555555"/>
+          <w:sz w:val="18"/>
+          <w:szCs w:val="18"/>
+          <w:rtl/>
+        </w:rPr>
+        <w:t xml:space="preserve">שקף 21  </w:t>
+      </w:r>
+      <w:r>
+        <w:rPr>
+          <w:rFonts w:ascii="Arial" w:hAnsi="Arial" w:cs="Arial" w:eastAsia="Arial"/>
+          <w:b w:val="0"/>
+          <w:i w:val="0"/>
+          <w:color w:val="555555"/>
+          <w:sz w:val="18"/>
+          <w:szCs w:val="18"/>
+          <w:rtl/>
+        </w:rPr>
         <w:t xml:space="preserve">גורמים המשפיעים על התיירות  </w:t>
       </w:r>
     </w:p>
@@ -5112,7 +5378,7 @@
           <w:szCs w:val="18"/>
           <w:rtl/>
         </w:rPr>
-        <w:t xml:space="preserve">שקף 21  </w:t>
+        <w:t xml:space="preserve">שקף 22  </w:t>
       </w:r>
       <w:r>
         <w:rPr>
@@ -5336,7 +5602,7 @@
           <w:szCs w:val="18"/>
           <w:rtl/>
         </w:rPr>
-        <w:t xml:space="preserve">שקף 22  </w:t>
+        <w:t xml:space="preserve">שקף 23  </w:t>
       </w:r>
       <w:r>
         <w:rPr>
@@ -5714,7 +5980,7 @@
           <w:szCs w:val="18"/>
           <w:rtl/>
         </w:rPr>
-        <w:t xml:space="preserve">שקף 23  </w:t>
+        <w:t xml:space="preserve">שקף 24  </w:t>
       </w:r>
       <w:r>
         <w:rPr>
@@ -6128,7 +6394,7 @@
           <w:szCs w:val="18"/>
           <w:rtl/>
         </w:rPr>
-        <w:t xml:space="preserve">שקף 24  </w:t>
+        <w:t xml:space="preserve">שקף 25  </w:t>
       </w:r>
       <w:r>
         <w:rPr>
@@ -6552,7 +6818,7 @@
           <w:szCs w:val="18"/>
           <w:rtl/>
         </w:rPr>
-        <w:t xml:space="preserve">שקף 26  </w:t>
+        <w:t xml:space="preserve">שקף 27  </w:t>
       </w:r>
       <w:r>
         <w:rPr>
@@ -6992,7 +7258,7 @@
           <w:szCs w:val="18"/>
           <w:rtl/>
         </w:rPr>
-        <w:t xml:space="preserve">שקף 29  </w:t>
+        <w:t xml:space="preserve">שקף 30  </w:t>
       </w:r>
     </w:p>
     <w:p>
@@ -9327,7 +9593,7 @@
       </w:r>
     </w:p>
     <w:sectPr>
-      <w:footerReference w:type="default" r:id="rId14"/>
+      <w:footerReference w:type="default" r:id="rId15"/>
       <w:pgSz w:w="11906" w:h="16838"/>
       <w:pgMar w:top="907" w:right="1020" w:bottom="907" w:left="1020" w:header="720" w:footer="720" w:gutter="0"/>
       <w:cols w:space="720"/>
